--- a/25410329_Tuyen/25410329_rubik.docx
+++ b/25410329_Tuyen/25410329_rubik.docx
@@ -793,24 +793,5796 @@
     </w:p>
     <w:p>
       <w:pPr>
-        <w:pStyle w:val="ListParagraph"/>
-        <w:numPr>
-          <w:ilvl w:val="1"/>
-          <w:numId w:val="2"/>
-        </w:numPr>
-        <w:rPr>
-          <w:rFonts w:ascii="Times New Roman" w:hAnsi="Times New Roman" w:cs="Times New Roman"/>
-          <w:sz w:val="26"/>
-          <w:szCs w:val="26"/>
-        </w:rPr>
-      </w:pPr>
-      <w:r>
-        <w:rPr>
-          <w:rFonts w:ascii="Times New Roman" w:hAnsi="Times New Roman" w:cs="Times New Roman"/>
-          <w:sz w:val="26"/>
-          <w:szCs w:val="26"/>
-        </w:rPr>
-        <w:t>Quy trình được mô tả và phân tích theo phương pháp dựa trên bằng chứng (evidence-based)</w:t>
+        <w:pStyle w:val="Heading5"/>
+        <w:numPr>
+          <w:ilvl w:val="3"/>
+          <w:numId w:val="17"/>
+        </w:numPr>
+        <w:ind w:left="2340" w:hanging="900"/>
+        <w:rPr>
+          <w:rFonts w:cs="Times New Roman"/>
+          <w:szCs w:val="26"/>
+        </w:rPr>
+      </w:pPr>
+      <w:r>
+        <w:rPr>
+          <w:rFonts w:cs="Times New Roman"/>
+          <w:szCs w:val="26"/>
+        </w:rPr>
+        <w:t>Dựa trên bằng chứng</w:t>
+      </w:r>
+    </w:p>
+    <w:p>
+      <w:pPr>
+        <w:pStyle w:val="FirstParagraph"/>
+        <w:ind w:left="1440"/>
+      </w:pPr>
+      <w:r>
+        <w:t>Phương pháp thực hiện dựa trên tài liệu quy trình vận hành của Hệ thống nhà thuốc FPT Long Châu:</w:t>
+      </w:r>
+    </w:p>
+    <w:p>
+      <w:pPr>
+        <w:pStyle w:val="Compact"/>
+        <w:numPr>
+          <w:ilvl w:val="0"/>
+          <w:numId w:val="21"/>
+        </w:numPr>
+      </w:pPr>
+      <w:r>
+        <w:t>Quy trình vận hành đơn hàng online và giao hàng nhanh (O2O – Quick Commerce)</w:t>
+      </w:r>
+    </w:p>
+    <w:p>
+      <w:pPr>
+        <w:pStyle w:val="Compact"/>
+        <w:numPr>
+          <w:ilvl w:val="0"/>
+          <w:numId w:val="21"/>
+        </w:numPr>
+      </w:pPr>
+      <w:r>
+        <w:t>Mã số: LC.QT-O2O-01</w:t>
+      </w:r>
+    </w:p>
+    <w:p>
+      <w:pPr>
+        <w:pStyle w:val="Compact"/>
+        <w:numPr>
+          <w:ilvl w:val="0"/>
+          <w:numId w:val="21"/>
+        </w:numPr>
+      </w:pPr>
+      <w:r>
+        <w:t>Lần ban hành: 01</w:t>
+      </w:r>
+    </w:p>
+    <w:p>
+      <w:pPr>
+        <w:pStyle w:val="Compact"/>
+        <w:numPr>
+          <w:ilvl w:val="0"/>
+          <w:numId w:val="21"/>
+        </w:numPr>
+      </w:pPr>
+      <w:r>
+        <w:t>Ngày ban hành: 01/07/2025</w:t>
+      </w:r>
+    </w:p>
+    <w:p>
+      <w:pPr>
+        <w:pStyle w:val="Compact"/>
+        <w:numPr>
+          <w:ilvl w:val="0"/>
+          <w:numId w:val="21"/>
+        </w:numPr>
+      </w:pPr>
+      <w:r>
+        <w:t>Đơn vị: Khối Vận hành Thương mại điện tử – Hệ thống nhà thuốc FPT Long Châu</w:t>
+      </w:r>
+    </w:p>
+    <w:p>
+      <w:pPr>
+        <w:pStyle w:val="Compact"/>
+        <w:numPr>
+          <w:ilvl w:val="0"/>
+          <w:numId w:val="21"/>
+        </w:numPr>
+      </w:pPr>
+      <w:r>
+        <w:t>Căn cứ pháp lý: Luật sửa đổi, bổ sung một số điều của Luật Dược (2024) – quy định kinh doanh thuốc theo phương thức thương mại điện tử; Thông tư 02/2018/TT-BYT về Thực hành tốt cơ sở bán lẻ thuốc (GPP)</w:t>
+      </w:r>
+    </w:p>
+    <w:p>
+      <w:pPr>
+        <w:ind w:left="1440"/>
+        <w:rPr>
+          <w:rFonts w:ascii="Times New Roman" w:hAnsi="Times New Roman" w:cs="Times New Roman"/>
+          <w:sz w:val="26"/>
+          <w:szCs w:val="26"/>
+          <w:lang w:val="en-US" w:eastAsia="en-US"/>
+        </w:rPr>
+      </w:pPr>
+      <w:r>
+        <w:rPr>
+          <w:rFonts w:ascii="Times New Roman" w:hAnsi="Times New Roman" w:cs="Times New Roman"/>
+          <w:sz w:val="26"/>
+          <w:szCs w:val="26"/>
+        </w:rPr>
+        <w:t>Toàn bộ nội dung mô tả, lưu đồ, trách nhiệm, thuật ngữ và biểu mẫu đều được trích dẫn trực tiếp hoặc bổ sung từ tài liệu vận hành nói trên, kết hợp với thông tin công bố chính thức của FPT Long Châu về mô hình giao hàng nhanh và chính sách đổi trả.</w:t>
+      </w:r>
+    </w:p>
+    <w:p>
+      <w:pPr>
+        <w:pStyle w:val="Heading6"/>
+        <w:numPr>
+          <w:ilvl w:val="4"/>
+          <w:numId w:val="17"/>
+        </w:numPr>
+        <w:ind w:left="2520"/>
+        <w:rPr>
+          <w:rFonts w:ascii="Times New Roman" w:hAnsi="Times New Roman" w:cs="Times New Roman"/>
+          <w:b/>
+          <w:bCs/>
+          <w:i w:val="0"/>
+          <w:iCs w:val="0"/>
+          <w:color w:val="auto"/>
+          <w:sz w:val="26"/>
+          <w:szCs w:val="26"/>
+        </w:rPr>
+      </w:pPr>
+      <w:r>
+        <w:rPr>
+          <w:rFonts w:ascii="Times New Roman" w:hAnsi="Times New Roman" w:cs="Times New Roman"/>
+          <w:b/>
+          <w:bCs/>
+          <w:i w:val="0"/>
+          <w:iCs w:val="0"/>
+          <w:color w:val="auto"/>
+          <w:sz w:val="26"/>
+          <w:szCs w:val="26"/>
+        </w:rPr>
+        <w:t>Sơ đồ tổ chức và trách nhiệm</w:t>
+      </w:r>
+    </w:p>
+    <w:p>
+      <w:pPr>
+        <w:pStyle w:val="FirstParagraph"/>
+        <w:numPr>
+          <w:ilvl w:val="0"/>
+          <w:numId w:val="22"/>
+        </w:numPr>
+      </w:pPr>
+      <w:r>
+        <w:t>Khách hàng</w:t>
+      </w:r>
+    </w:p>
+    <w:p>
+      <w:pPr>
+        <w:pStyle w:val="Compact"/>
+        <w:numPr>
+          <w:ilvl w:val="0"/>
+          <w:numId w:val="21"/>
+        </w:numPr>
+        <w:ind w:left="2160"/>
+      </w:pPr>
+      <w:r>
+        <w:t>Truy cập ứng dụng/website, tra cứu thông tin sản phẩm và thực hiện các thao tác đặt hàng trực tuyến.</w:t>
+      </w:r>
+    </w:p>
+    <w:p>
+      <w:pPr>
+        <w:pStyle w:val="Compact"/>
+        <w:numPr>
+          <w:ilvl w:val="0"/>
+          <w:numId w:val="21"/>
+        </w:numPr>
+        <w:ind w:left="2160"/>
+      </w:pPr>
+      <w:r>
+        <w:t>Cung cấp thông tin người nhận, địa chỉ giao hàng và thực hiện nghĩa vụ thanh toán (trực tuyến hoặc COD).</w:t>
+      </w:r>
+    </w:p>
+    <w:p>
+      <w:pPr>
+        <w:pStyle w:val="Compact"/>
+        <w:numPr>
+          <w:ilvl w:val="0"/>
+          <w:numId w:val="21"/>
+        </w:numPr>
+        <w:ind w:left="2160"/>
+      </w:pPr>
+      <w:r>
+        <w:t>Tiếp nhận tư vấn từ dược sĩ và kiểm tra hàng hóa tại thời điểm nhận.</w:t>
+      </w:r>
+    </w:p>
+    <w:p>
+      <w:pPr>
+        <w:pStyle w:val="FirstParagraph"/>
+        <w:numPr>
+          <w:ilvl w:val="0"/>
+          <w:numId w:val="22"/>
+        </w:numPr>
+      </w:pPr>
+      <w:r>
+        <w:lastRenderedPageBreak/>
+        <w:t>Dược sĩ tư vấn trực tuyến</w:t>
+      </w:r>
+    </w:p>
+    <w:p>
+      <w:pPr>
+        <w:pStyle w:val="Compact"/>
+        <w:numPr>
+          <w:ilvl w:val="0"/>
+          <w:numId w:val="21"/>
+        </w:numPr>
+        <w:ind w:left="2160"/>
+      </w:pPr>
+      <w:r>
+        <w:t>Tiếp nhận yêu cầu tư vấn từ khách hàng qua kênh chat, tổng đài hoặc ứng dụng.</w:t>
+      </w:r>
+    </w:p>
+    <w:p>
+      <w:pPr>
+        <w:pStyle w:val="Compact"/>
+        <w:numPr>
+          <w:ilvl w:val="0"/>
+          <w:numId w:val="21"/>
+        </w:numPr>
+        <w:ind w:left="2160"/>
+      </w:pPr>
+      <w:r>
+        <w:t>Hướng dẫn công dụng, liều dùng, cảnh báo tương tác thuốc và các lưu ý khi sử dụng.</w:t>
+      </w:r>
+    </w:p>
+    <w:p>
+      <w:pPr>
+        <w:pStyle w:val="Compact"/>
+        <w:numPr>
+          <w:ilvl w:val="0"/>
+          <w:numId w:val="21"/>
+        </w:numPr>
+        <w:ind w:left="2160"/>
+      </w:pPr>
+      <w:r>
+        <w:t>Thẩm định hình ảnh đơn thuốc do khách hàng tải lên và xác định tính hợp lệ của đơn hàng.</w:t>
+      </w:r>
+    </w:p>
+    <w:p>
+      <w:pPr>
+        <w:pStyle w:val="FirstParagraph"/>
+        <w:numPr>
+          <w:ilvl w:val="0"/>
+          <w:numId w:val="22"/>
+        </w:numPr>
+      </w:pPr>
+      <w:r>
+        <w:t>Trung tâm điều phối đơn hàng (OMS)</w:t>
+      </w:r>
+    </w:p>
+    <w:p>
+      <w:pPr>
+        <w:pStyle w:val="Compact"/>
+        <w:numPr>
+          <w:ilvl w:val="0"/>
+          <w:numId w:val="21"/>
+        </w:numPr>
+        <w:ind w:left="2160"/>
+      </w:pPr>
+      <w:r>
+        <w:t>Kiểm tra tính hợp lệ của đơn hàng về thông tin khách hàng, khu vực phục vụ và điều kiện pháp lý.</w:t>
+      </w:r>
+    </w:p>
+    <w:p>
+      <w:pPr>
+        <w:pStyle w:val="Compact"/>
+        <w:numPr>
+          <w:ilvl w:val="0"/>
+          <w:numId w:val="21"/>
+        </w:numPr>
+        <w:ind w:left="2160"/>
+      </w:pPr>
+      <w:r>
+        <w:t>Quét tồn kho toàn mạng lưới và chỉ định nhà thuốc xử lý đơn theo mô hình ship-from-store.</w:t>
+      </w:r>
+    </w:p>
+    <w:p>
+      <w:pPr>
+        <w:pStyle w:val="Compact"/>
+        <w:numPr>
+          <w:ilvl w:val="0"/>
+          <w:numId w:val="21"/>
+        </w:numPr>
+        <w:ind w:left="2160"/>
+      </w:pPr>
+      <w:r>
+        <w:t>Giám sát tiến độ xử lý đơn, điều phối lại khi nhà thuốc báo thiếu hàng và theo dõi các đơn có nguy cơ trễ hạn.</w:t>
+      </w:r>
+    </w:p>
+    <w:p>
+      <w:pPr>
+        <w:pStyle w:val="FirstParagraph"/>
+        <w:numPr>
+          <w:ilvl w:val="0"/>
+          <w:numId w:val="22"/>
+        </w:numPr>
+      </w:pPr>
+      <w:r>
+        <w:t>Nhà thuốc được chỉ định (Dược sĩ tại quầy)</w:t>
+      </w:r>
+    </w:p>
+    <w:p>
+      <w:pPr>
+        <w:pStyle w:val="Compact"/>
+        <w:numPr>
+          <w:ilvl w:val="0"/>
+          <w:numId w:val="21"/>
+        </w:numPr>
+        <w:ind w:left="2160"/>
+      </w:pPr>
+      <w:r>
+        <w:t>Tiếp nhận đơn hàng trên hệ thống POS, kiểm tra tồn kho thực tế, hạn dùng và điều kiện bảo quản.</w:t>
+      </w:r>
+    </w:p>
+    <w:p>
+      <w:pPr>
+        <w:pStyle w:val="Compact"/>
+        <w:numPr>
+          <w:ilvl w:val="0"/>
+          <w:numId w:val="21"/>
+        </w:numPr>
+        <w:ind w:left="2160"/>
+      </w:pPr>
+      <w:r>
+        <w:t>Soạn hàng, quét mã đối chiếu, kiểm tra chất lượng và đóng gói niêm phong theo tiêu chuẩn.</w:t>
+      </w:r>
+    </w:p>
+    <w:p>
+      <w:pPr>
+        <w:pStyle w:val="Compact"/>
+        <w:numPr>
+          <w:ilvl w:val="0"/>
+          <w:numId w:val="21"/>
+        </w:numPr>
+        <w:ind w:left="2160"/>
+      </w:pPr>
+      <w:r>
+        <w:t>Bàn giao hàng cho tài xế và cập nhật trạng thái đơn hàng trên hệ thống.</w:t>
+      </w:r>
+    </w:p>
+    <w:p>
+      <w:pPr>
+        <w:pStyle w:val="FirstParagraph"/>
+        <w:numPr>
+          <w:ilvl w:val="0"/>
+          <w:numId w:val="22"/>
+        </w:numPr>
+      </w:pPr>
+      <w:r>
+        <w:t>Đối tác giao hàng (AhaMove 2H</w:t>
+      </w:r>
+      <w:r>
+        <w:t>/</w:t>
+      </w:r>
+      <w:r>
+        <w:t xml:space="preserve"> Đội giao nội bộ)</w:t>
+      </w:r>
+    </w:p>
+    <w:p>
+      <w:pPr>
+        <w:pStyle w:val="Compact"/>
+        <w:numPr>
+          <w:ilvl w:val="0"/>
+          <w:numId w:val="21"/>
+        </w:numPr>
+        <w:ind w:left="2160"/>
+      </w:pPr>
+      <w:r>
+        <w:t>Tiếp nhận lệnh giao hàng tự động từ hệ thống, đến nhà thuốc nhận hàng và xác nhận tình trạng gói hàng.</w:t>
+      </w:r>
+    </w:p>
+    <w:p>
+      <w:pPr>
+        <w:pStyle w:val="Compact"/>
+        <w:numPr>
+          <w:ilvl w:val="0"/>
+          <w:numId w:val="21"/>
+        </w:numPr>
+        <w:ind w:left="2160"/>
+      </w:pPr>
+      <w:r>
+        <w:t>Vận chuyển và bàn giao hàng hóa đến địa chỉ khách hàng trong cam kết thời gian.</w:t>
+      </w:r>
+    </w:p>
+    <w:p>
+      <w:pPr>
+        <w:pStyle w:val="Compact"/>
+        <w:numPr>
+          <w:ilvl w:val="0"/>
+          <w:numId w:val="21"/>
+        </w:numPr>
+        <w:ind w:left="2160"/>
+      </w:pPr>
+      <w:r>
+        <w:t>Thu tiền đối với đơn hàng COD và xác nhận kết quả giao trên ứng dụng.</w:t>
+      </w:r>
+    </w:p>
+    <w:p>
+      <w:pPr>
+        <w:pStyle w:val="FirstParagraph"/>
+        <w:numPr>
+          <w:ilvl w:val="0"/>
+          <w:numId w:val="22"/>
+        </w:numPr>
+      </w:pPr>
+      <w:r>
+        <w:t>Hệ thống (Ứng dụng/Website, OMS, POS/ERP)</w:t>
+      </w:r>
+    </w:p>
+    <w:p>
+      <w:pPr>
+        <w:pStyle w:val="Compact"/>
+        <w:numPr>
+          <w:ilvl w:val="0"/>
+          <w:numId w:val="21"/>
+        </w:numPr>
+        <w:ind w:left="2160"/>
+      </w:pPr>
+      <w:r>
+        <w:t>Tiếp nhận đơn hàng, kiểm soát danh mục sản phẩm được phép bán trực tuyến và tính phí giao hàng theo khu vực.</w:t>
+      </w:r>
+    </w:p>
+    <w:p>
+      <w:pPr>
+        <w:pStyle w:val="Compact"/>
+        <w:numPr>
+          <w:ilvl w:val="0"/>
+          <w:numId w:val="21"/>
+        </w:numPr>
+        <w:ind w:left="2160"/>
+      </w:pPr>
+      <w:r>
+        <w:t>Đồng bộ dữ liệu tồn kho giữa các nhà thuốc, phát lệnh gọi tài xế tự động và cập nhật trạng thái đơn hàng theo thời gian thực.</w:t>
+      </w:r>
+    </w:p>
+    <w:p>
+      <w:pPr>
+        <w:pStyle w:val="Compact"/>
+        <w:numPr>
+          <w:ilvl w:val="0"/>
+          <w:numId w:val="21"/>
+        </w:numPr>
+        <w:ind w:left="2160"/>
+      </w:pPr>
+      <w:r>
+        <w:lastRenderedPageBreak/>
+        <w:t>Ghi nhận doanh thu, trừ tồn kho, tích điểm thành viên và lưu trữ dữ liệu phục vụ báo cáo.</w:t>
+      </w:r>
+    </w:p>
+    <w:p>
+      <w:pPr>
+        <w:pStyle w:val="FirstParagraph"/>
+        <w:numPr>
+          <w:ilvl w:val="0"/>
+          <w:numId w:val="22"/>
+        </w:numPr>
+      </w:pPr>
+      <w:r>
+        <w:t>Bộ phận Chăm sóc khách hàng</w:t>
+      </w:r>
+    </w:p>
+    <w:p>
+      <w:pPr>
+        <w:pStyle w:val="Compact"/>
+        <w:numPr>
+          <w:ilvl w:val="0"/>
+          <w:numId w:val="21"/>
+        </w:numPr>
+        <w:ind w:left="2160"/>
+      </w:pPr>
+      <w:r>
+        <w:t>Liên hệ khách hàng khi đơn hàng thiếu thông tin hoặc cần điều chỉnh.</w:t>
+      </w:r>
+    </w:p>
+    <w:p>
+      <w:pPr>
+        <w:pStyle w:val="Compact"/>
+        <w:numPr>
+          <w:ilvl w:val="0"/>
+          <w:numId w:val="21"/>
+        </w:numPr>
+        <w:ind w:left="2160"/>
+      </w:pPr>
+      <w:r>
+        <w:t>Tiếp nhận, xử lý yêu cầu đổi/trả và khiếu nại sau bán hàng.</w:t>
+      </w:r>
+    </w:p>
+    <w:p>
+      <w:pPr>
+        <w:pStyle w:val="Compact"/>
+        <w:numPr>
+          <w:ilvl w:val="0"/>
+          <w:numId w:val="21"/>
+        </w:numPr>
+        <w:ind w:left="2160"/>
+      </w:pPr>
+      <w:r>
+        <w:t>Thu thập đánh giá, phản hồi của khách hàng làm đầu vào cho cải tiến quy trình.</w:t>
+      </w:r>
+    </w:p>
+    <w:p>
+      <w:pPr>
+        <w:pStyle w:val="Heading6"/>
+        <w:numPr>
+          <w:ilvl w:val="4"/>
+          <w:numId w:val="17"/>
+        </w:numPr>
+        <w:ind w:left="2520"/>
+        <w:rPr>
+          <w:rFonts w:ascii="Times New Roman" w:hAnsi="Times New Roman" w:cs="Times New Roman"/>
+          <w:b/>
+          <w:bCs/>
+          <w:i w:val="0"/>
+          <w:iCs w:val="0"/>
+          <w:color w:val="auto"/>
+          <w:sz w:val="26"/>
+          <w:szCs w:val="26"/>
+        </w:rPr>
+      </w:pPr>
+      <w:r>
+        <w:rPr>
+          <w:rFonts w:ascii="Times New Roman" w:hAnsi="Times New Roman" w:cs="Times New Roman"/>
+          <w:b/>
+          <w:bCs/>
+          <w:i w:val="0"/>
+          <w:iCs w:val="0"/>
+          <w:color w:val="auto"/>
+          <w:sz w:val="26"/>
+          <w:szCs w:val="26"/>
+        </w:rPr>
+        <w:t>Công nghệ hỗ trợ</w:t>
+      </w:r>
+    </w:p>
+    <w:p>
+      <w:pPr>
+        <w:pStyle w:val="FirstParagraph"/>
+        <w:ind w:left="1440"/>
+      </w:pPr>
+      <w:r>
+        <w:t>Ứng dụng công nghệ để tối ưu hóa kế hoạch làm việc</w:t>
+      </w:r>
+    </w:p>
+    <w:p>
+      <w:pPr>
+        <w:pStyle w:val="Compact"/>
+        <w:numPr>
+          <w:ilvl w:val="0"/>
+          <w:numId w:val="21"/>
+        </w:numPr>
+        <w:ind w:left="2160"/>
+      </w:pPr>
+      <w:r>
+        <w:rPr>
+          <w:b/>
+          <w:bCs/>
+        </w:rPr>
+        <w:t>Ứng dụng và website bán hàng (nhathuoclongchau.com.vn)</w:t>
+      </w:r>
+      <w:r>
+        <w:t>: Cung cấp giao diện tra cứu thuốc theo hoạt chất và triệu chứng, kiểm soát tự động danh mục sản phẩm được phép bán trực tuyến, giúp khách hàng chủ động đặt hàng mọi lúc mọi nơi.</w:t>
+      </w:r>
+    </w:p>
+    <w:p>
+      <w:pPr>
+        <w:pStyle w:val="Compact"/>
+        <w:numPr>
+          <w:ilvl w:val="0"/>
+          <w:numId w:val="21"/>
+        </w:numPr>
+        <w:ind w:left="2160"/>
+      </w:pPr>
+      <w:r>
+        <w:rPr>
+          <w:b/>
+          <w:bCs/>
+        </w:rPr>
+        <w:t>Hệ thống quản lý đơn hàng tập trung (OMS)</w:t>
+      </w:r>
+      <w:r>
+        <w:t>: Tự động kiểm tra tính hợp lệ của đơn, quét tồn kho toàn mạng lưới theo thời gian thực và chỉ định nhà thuốc xử lý tối ưu theo khoảng cách và khả năng đáp ứng.</w:t>
+      </w:r>
+    </w:p>
+    <w:p>
+      <w:pPr>
+        <w:pStyle w:val="Compact"/>
+        <w:numPr>
+          <w:ilvl w:val="0"/>
+          <w:numId w:val="21"/>
+        </w:numPr>
+        <w:ind w:left="2160"/>
+      </w:pPr>
+      <w:r>
+        <w:rPr>
+          <w:b/>
+          <w:bCs/>
+        </w:rPr>
+        <w:t>Hệ thống POS/ERP tại nhà thuốc</w:t>
+      </w:r>
+      <w:r>
+        <w:t>: Hỗ trợ tiếp nhận đơn tại quầy, quản lý tồn kho theo số lô và hạn dùng, trừ tồn tự động khi hoàn tất đơn và đồng bộ trạng thái với ứng dụng khách hàng.</w:t>
+      </w:r>
+    </w:p>
+    <w:p>
+      <w:pPr>
+        <w:pStyle w:val="Compact"/>
+        <w:numPr>
+          <w:ilvl w:val="0"/>
+          <w:numId w:val="21"/>
+        </w:numPr>
+        <w:ind w:left="2160"/>
+      </w:pPr>
+      <w:r>
+        <w:rPr>
+          <w:b/>
+          <w:bCs/>
+        </w:rPr>
+        <w:t>Công nghệ nhận dạng ký tự quang học (OCR)</w:t>
+      </w:r>
+      <w:r>
+        <w:t>: Số hóa hình ảnh đơn thuốc do khách hàng tải lên, rút ngắn thời gian thẩm định của dược sĩ và giảm sai sót khi nhập liệu thủ công.</w:t>
+      </w:r>
+    </w:p>
+    <w:p>
+      <w:pPr>
+        <w:pStyle w:val="Compact"/>
+        <w:numPr>
+          <w:ilvl w:val="0"/>
+          <w:numId w:val="21"/>
+        </w:numPr>
+        <w:ind w:left="2160"/>
+      </w:pPr>
+      <w:r>
+        <w:rPr>
+          <w:b/>
+          <w:bCs/>
+        </w:rPr>
+        <w:t>Hệ thống điều phối tài xế tự động (Auto-dispatch)</w:t>
+      </w:r>
+      <w:r>
+        <w:t>: Tự động phát lệnh gọi tài xế đến đối tác AhaMove 2H hoặc đội giao nội bộ ngay khi đơn hàng sẵn sàng, lựa chọn đơn vị giao theo khoảng cách và mức độ sẵn sàng.</w:t>
+      </w:r>
+    </w:p>
+    <w:p>
+      <w:pPr>
+        <w:pStyle w:val="Compact"/>
+        <w:numPr>
+          <w:ilvl w:val="0"/>
+          <w:numId w:val="21"/>
+        </w:numPr>
+        <w:ind w:left="2160"/>
+      </w:pPr>
+      <w:r>
+        <w:rPr>
+          <w:b/>
+          <w:bCs/>
+        </w:rPr>
+        <w:t>Mã vạch chuẩn GS1 và thiết bị quét mã</w:t>
+      </w:r>
+      <w:r>
+        <w:t>: Cho phép một thao tác quét đồng thời xác nhận tên hoạt chất, hàm lượng, số lô và hạn dùng, giảm thiểu sai sót trong khâu soạn hàng.</w:t>
+      </w:r>
+    </w:p>
+    <w:p>
+      <w:pPr>
+        <w:pStyle w:val="Compact"/>
+        <w:numPr>
+          <w:ilvl w:val="0"/>
+          <w:numId w:val="21"/>
+        </w:numPr>
+        <w:ind w:left="2160"/>
+      </w:pPr>
+      <w:r>
+        <w:rPr>
+          <w:b/>
+          <w:bCs/>
+        </w:rPr>
+        <w:t>Hệ thống theo dõi đơn hàng theo thời gian thực</w:t>
+      </w:r>
+      <w:r>
+        <w:t>: Hiển thị trạng thái và vị trí tài xế trên ứng dụng khách hàng, đồng thời cảnh báo cho trung tâm điều phối khi đơn có nguy cơ vượt cam kết 2 giờ.</w:t>
+      </w:r>
+    </w:p>
+    <w:p>
+      <w:pPr>
+        <w:pStyle w:val="Compact"/>
+        <w:numPr>
+          <w:ilvl w:val="0"/>
+          <w:numId w:val="21"/>
+        </w:numPr>
+        <w:ind w:left="2160"/>
+      </w:pPr>
+      <w:r>
+        <w:rPr>
+          <w:b/>
+          <w:bCs/>
+        </w:rPr>
+        <w:lastRenderedPageBreak/>
+        <w:t>Nền tảng chăm sóc khách hàng đa kênh (Tổng đài, Chat, Zalo)</w:t>
+      </w:r>
+      <w:r>
+        <w:t>: Hỗ trợ dược sĩ tư vấn và bộ phận CSKH liên hệ nhanh với khách hàng để xác minh thông tin đơn hàng hoặc xử lý khiếu nại.</w:t>
+      </w:r>
+    </w:p>
+    <w:p>
+      <w:pPr>
+        <w:pStyle w:val="Heading6"/>
+        <w:numPr>
+          <w:ilvl w:val="4"/>
+          <w:numId w:val="17"/>
+        </w:numPr>
+        <w:ind w:left="2520"/>
+        <w:rPr>
+          <w:rFonts w:ascii="Times New Roman" w:hAnsi="Times New Roman" w:cs="Times New Roman"/>
+          <w:b/>
+          <w:bCs/>
+          <w:i w:val="0"/>
+          <w:iCs w:val="0"/>
+          <w:color w:val="auto"/>
+          <w:sz w:val="26"/>
+          <w:szCs w:val="26"/>
+        </w:rPr>
+      </w:pPr>
+      <w:r>
+        <w:rPr>
+          <w:rFonts w:ascii="Times New Roman" w:hAnsi="Times New Roman" w:cs="Times New Roman"/>
+          <w:b/>
+          <w:bCs/>
+          <w:i w:val="0"/>
+          <w:iCs w:val="0"/>
+          <w:color w:val="auto"/>
+          <w:sz w:val="26"/>
+          <w:szCs w:val="26"/>
+        </w:rPr>
+        <w:t>Rủi ro &amp; giải pháp</w:t>
+      </w:r>
+    </w:p>
+    <w:tbl>
+      <w:tblPr>
+        <w:tblStyle w:val="Table"/>
+        <w:tblW w:w="8010" w:type="dxa"/>
+        <w:tblInd w:w="1432" w:type="dxa"/>
+        <w:tblLayout w:type="fixed"/>
+        <w:tblLook w:val="0020" w:firstRow="1" w:lastRow="0" w:firstColumn="0" w:lastColumn="0" w:noHBand="0" w:noVBand="0"/>
+      </w:tblPr>
+      <w:tblGrid>
+        <w:gridCol w:w="1710"/>
+        <w:gridCol w:w="1890"/>
+        <w:gridCol w:w="4410"/>
+      </w:tblGrid>
+      <w:tr>
+        <w:trPr>
+          <w:cnfStyle w:val="100000000000" w:firstRow="1" w:lastRow="0" w:firstColumn="0" w:lastColumn="0" w:oddVBand="0" w:evenVBand="0" w:oddHBand="0" w:evenHBand="0" w:firstRowFirstColumn="0" w:firstRowLastColumn="0" w:lastRowFirstColumn="0" w:lastRowLastColumn="0"/>
+          <w:tblHeader/>
+        </w:trPr>
+        <w:tc>
+          <w:tcPr>
+            <w:tcW w:w="1710" w:type="dxa"/>
+          </w:tcPr>
+          <w:p>
+            <w:pPr>
+              <w:pStyle w:val="Compact"/>
+              <w:spacing w:before="20" w:after="20" w:line="240" w:lineRule="auto"/>
+              <w:jc w:val="left"/>
+            </w:pPr>
+            <w:r>
+              <w:t>Tên rủi ro</w:t>
+            </w:r>
+          </w:p>
+        </w:tc>
+        <w:tc>
+          <w:tcPr>
+            <w:tcW w:w="1890" w:type="dxa"/>
+          </w:tcPr>
+          <w:p>
+            <w:pPr>
+              <w:pStyle w:val="Compact"/>
+              <w:spacing w:before="20" w:after="20" w:line="240" w:lineRule="auto"/>
+              <w:jc w:val="left"/>
+            </w:pPr>
+            <w:r>
+              <w:t>Mô tả rủi ro</w:t>
+            </w:r>
+          </w:p>
+        </w:tc>
+        <w:tc>
+          <w:tcPr>
+            <w:tcW w:w="4410" w:type="dxa"/>
+          </w:tcPr>
+          <w:p>
+            <w:pPr>
+              <w:pStyle w:val="Compact"/>
+              <w:spacing w:before="20" w:after="20" w:line="240" w:lineRule="auto"/>
+              <w:jc w:val="left"/>
+            </w:pPr>
+            <w:r>
+              <w:t>Giải pháp khắc phục</w:t>
+            </w:r>
+          </w:p>
+        </w:tc>
+      </w:tr>
+      <w:tr>
+        <w:tc>
+          <w:tcPr>
+            <w:tcW w:w="1710" w:type="dxa"/>
+          </w:tcPr>
+          <w:p>
+            <w:pPr>
+              <w:pStyle w:val="Compact"/>
+              <w:spacing w:before="20" w:after="20" w:line="240" w:lineRule="auto"/>
+              <w:jc w:val="left"/>
+            </w:pPr>
+            <w:r>
+              <w:t>Rủi ro pháp lý về danh mục thuốc bán trực tuyến</w:t>
+            </w:r>
+          </w:p>
+        </w:tc>
+        <w:tc>
+          <w:tcPr>
+            <w:tcW w:w="1890" w:type="dxa"/>
+          </w:tcPr>
+          <w:p>
+            <w:pPr>
+              <w:pStyle w:val="Compact"/>
+              <w:spacing w:before="20" w:after="20" w:line="240" w:lineRule="auto"/>
+              <w:jc w:val="left"/>
+            </w:pPr>
+            <w:r>
+              <w:t>Khách hàng đặt mua thuốc kê đơn qua kênh trực tuyến, vi phạm quy định pháp luật</w:t>
+            </w:r>
+          </w:p>
+        </w:tc>
+        <w:tc>
+          <w:tcPr>
+            <w:tcW w:w="4410" w:type="dxa"/>
+          </w:tcPr>
+          <w:p>
+            <w:pPr>
+              <w:pStyle w:val="Compact"/>
+              <w:spacing w:before="20" w:after="20" w:line="240" w:lineRule="auto"/>
+              <w:jc w:val="left"/>
+            </w:pPr>
+            <w:r>
+              <w:t>- Hệ thống phân loại danh mục sản phẩm và tự động chặn thuốc kê đơn ngay tại thời điểm khách thêm sản phẩm vào giỏ hàng.</w:t>
+            </w:r>
+            <w:r>
+              <w:br/>
+              <w:t>- Dược sĩ trực tuyến thẩm định lại hình ảnh đơn thuốc trước khi đơn hàng được đưa vào vận hành.</w:t>
+            </w:r>
+          </w:p>
+        </w:tc>
+      </w:tr>
+      <w:tr>
+        <w:tc>
+          <w:tcPr>
+            <w:tcW w:w="1710" w:type="dxa"/>
+          </w:tcPr>
+          <w:p>
+            <w:pPr>
+              <w:pStyle w:val="Compact"/>
+              <w:spacing w:before="20" w:after="20" w:line="240" w:lineRule="auto"/>
+              <w:jc w:val="left"/>
+            </w:pPr>
+            <w:r>
+              <w:t>Sai lệch dữ liệu tồn kho</w:t>
+            </w:r>
+          </w:p>
+        </w:tc>
+        <w:tc>
+          <w:tcPr>
+            <w:tcW w:w="1890" w:type="dxa"/>
+          </w:tcPr>
+          <w:p>
+            <w:pPr>
+              <w:pStyle w:val="Compact"/>
+              <w:spacing w:before="20" w:after="20" w:line="240" w:lineRule="auto"/>
+              <w:jc w:val="left"/>
+            </w:pPr>
+            <w:r>
+              <w:t>Sai lệch giữa tồn kho trên hệ thống và tồn kho thực tế tại nhà thuốc</w:t>
+            </w:r>
+          </w:p>
+        </w:tc>
+        <w:tc>
+          <w:tcPr>
+            <w:tcW w:w="4410" w:type="dxa"/>
+          </w:tcPr>
+          <w:p>
+            <w:pPr>
+              <w:pStyle w:val="Compact"/>
+              <w:spacing w:before="20" w:after="20" w:line="240" w:lineRule="auto"/>
+              <w:jc w:val="left"/>
+            </w:pPr>
+            <w:r>
+              <w:t>- Áp dụng cơ chế khóa tồn mềm (soft allocation) ngay khi đơn hàng được phân bổ cho nhà thuốc.</w:t>
+            </w:r>
+            <w:r>
+              <w:br/>
+              <w:t>- Thực hiện kiểm kê chu kỳ hằng tuần đối với nhóm sản phẩm bán chạy và cảnh báo tự động khi sai lệch vượt ngưỡng cho phép.</w:t>
+            </w:r>
+          </w:p>
+        </w:tc>
+      </w:tr>
+      <w:tr>
+        <w:tc>
+          <w:tcPr>
+            <w:tcW w:w="1710" w:type="dxa"/>
+          </w:tcPr>
+          <w:p>
+            <w:pPr>
+              <w:pStyle w:val="Compact"/>
+              <w:spacing w:before="20" w:after="20" w:line="240" w:lineRule="auto"/>
+              <w:jc w:val="left"/>
+            </w:pPr>
+            <w:r>
+              <w:t>Sai lệch thông tin giao hàng</w:t>
+            </w:r>
+          </w:p>
+        </w:tc>
+        <w:tc>
+          <w:tcPr>
+            <w:tcW w:w="1890" w:type="dxa"/>
+          </w:tcPr>
+          <w:p>
+            <w:pPr>
+              <w:pStyle w:val="Compact"/>
+              <w:spacing w:before="20" w:after="20" w:line="240" w:lineRule="auto"/>
+              <w:jc w:val="left"/>
+            </w:pPr>
+            <w:r>
+              <w:t>Thông tin người nhận hoặc địa chỉ giao hàng không chính xác</w:t>
+            </w:r>
+          </w:p>
+        </w:tc>
+        <w:tc>
+          <w:tcPr>
+            <w:tcW w:w="4410" w:type="dxa"/>
+          </w:tcPr>
+          <w:p>
+            <w:pPr>
+              <w:pStyle w:val="Compact"/>
+              <w:spacing w:before="20" w:after="20" w:line="240" w:lineRule="auto"/>
+              <w:jc w:val="left"/>
+            </w:pPr>
+            <w:r>
+              <w:t>- Tích hợp gợi ý địa chỉ theo phân cấp hành chính và xác thực số điện thoại tại thời điểm đặt hàng.</w:t>
+            </w:r>
+            <w:r>
+              <w:br/>
+              <w:t>- Bộ phận CSKH chủ động liên hệ xác minh đối với các đơn có địa chỉ thuộc khu vực khó tiếp cận.</w:t>
+            </w:r>
+          </w:p>
+        </w:tc>
+      </w:tr>
+      <w:tr>
+        <w:tc>
+          <w:tcPr>
+            <w:tcW w:w="1710" w:type="dxa"/>
+          </w:tcPr>
+          <w:p>
+            <w:pPr>
+              <w:pStyle w:val="Compact"/>
+              <w:spacing w:before="20" w:after="20" w:line="240" w:lineRule="auto"/>
+              <w:jc w:val="left"/>
+            </w:pPr>
+            <w:r>
+              <w:t>Thiếu năng lực giao hàng giờ cao điểm</w:t>
+            </w:r>
+          </w:p>
+        </w:tc>
+        <w:tc>
+          <w:tcPr>
+            <w:tcW w:w="1890" w:type="dxa"/>
+          </w:tcPr>
+          <w:p>
+            <w:pPr>
+              <w:pStyle w:val="Compact"/>
+              <w:spacing w:before="20" w:after="20" w:line="240" w:lineRule="auto"/>
+              <w:jc w:val="left"/>
+            </w:pPr>
+            <w:r>
+              <w:t>Không ghép được tài xế trong khung giờ cao điểm dẫn đến giao trễ</w:t>
+            </w:r>
+          </w:p>
+        </w:tc>
+        <w:tc>
+          <w:tcPr>
+            <w:tcW w:w="4410" w:type="dxa"/>
+          </w:tcPr>
+          <w:p>
+            <w:pPr>
+              <w:pStyle w:val="Compact"/>
+              <w:spacing w:before="20" w:after="20" w:line="240" w:lineRule="auto"/>
+              <w:jc w:val="left"/>
+            </w:pPr>
+            <w:r>
+              <w:t>- Phát lệnh gọi tài xế song song với thời điểm nhà thuốc bắt đầu soạn hàng thay vì sau khi đóng gói xong.</w:t>
+            </w:r>
+            <w:r>
+              <w:br/>
+              <w:t>- Duy trì đội giao hàng nội bộ dự phòng và ký cam kết mức độ dịch vụ (SLA) với đối tác giao hàng.</w:t>
+            </w:r>
+          </w:p>
+        </w:tc>
+      </w:tr>
+      <w:tr>
+        <w:tc>
+          <w:tcPr>
+            <w:tcW w:w="1710" w:type="dxa"/>
+          </w:tcPr>
+          <w:p>
+            <w:pPr>
+              <w:pStyle w:val="Compact"/>
+              <w:spacing w:before="20" w:after="20" w:line="240" w:lineRule="auto"/>
+              <w:jc w:val="left"/>
+            </w:pPr>
+            <w:r>
+              <w:t>Đứt gãy chuỗi lạnh trong vận chuyển</w:t>
+            </w:r>
+          </w:p>
+        </w:tc>
+        <w:tc>
+          <w:tcPr>
+            <w:tcW w:w="1890" w:type="dxa"/>
+          </w:tcPr>
+          <w:p>
+            <w:pPr>
+              <w:pStyle w:val="Compact"/>
+              <w:spacing w:before="20" w:after="20" w:line="240" w:lineRule="auto"/>
+              <w:jc w:val="left"/>
+            </w:pPr>
+            <w:r>
+              <w:t>Thuốc bị biến chất do không bảo đảm điều kiện bảo quản trong quá trình vận chuyển</w:t>
+            </w:r>
+          </w:p>
+        </w:tc>
+        <w:tc>
+          <w:tcPr>
+            <w:tcW w:w="4410" w:type="dxa"/>
+          </w:tcPr>
+          <w:p>
+            <w:pPr>
+              <w:pStyle w:val="Compact"/>
+              <w:spacing w:before="20" w:after="20" w:line="240" w:lineRule="auto"/>
+              <w:jc w:val="left"/>
+            </w:pPr>
+            <w:r>
+              <w:t>- Bắt buộc sử dụng túi giữ nhiệt chuyên dụng đối với các sản phẩm yêu cầu bảo quản 2–8 °C.</w:t>
+            </w:r>
+            <w:r>
+              <w:br/>
+              <w:t>- Gắn nhãn cảnh báo trên gói hàng và giới hạn thời gian giao tối đa đối với nhóm sản phẩm này.</w:t>
+            </w:r>
+          </w:p>
+        </w:tc>
+      </w:tr>
+      <w:tr>
+        <w:tc>
+          <w:tcPr>
+            <w:tcW w:w="1710" w:type="dxa"/>
+          </w:tcPr>
+          <w:p>
+            <w:pPr>
+              <w:pStyle w:val="Compact"/>
+              <w:spacing w:before="20" w:after="20" w:line="240" w:lineRule="auto"/>
+              <w:jc w:val="left"/>
+            </w:pPr>
+            <w:r>
+              <w:lastRenderedPageBreak/>
+              <w:t>Sai sót trong khâu soạn hàng</w:t>
+            </w:r>
+          </w:p>
+        </w:tc>
+        <w:tc>
+          <w:tcPr>
+            <w:tcW w:w="1890" w:type="dxa"/>
+          </w:tcPr>
+          <w:p>
+            <w:pPr>
+              <w:pStyle w:val="Compact"/>
+              <w:spacing w:before="20" w:after="20" w:line="240" w:lineRule="auto"/>
+              <w:jc w:val="left"/>
+            </w:pPr>
+            <w:r>
+              <w:t>Giao sai hoặc thiếu sản phẩm so với đơn hàng</w:t>
+            </w:r>
+          </w:p>
+        </w:tc>
+        <w:tc>
+          <w:tcPr>
+            <w:tcW w:w="4410" w:type="dxa"/>
+          </w:tcPr>
+          <w:p>
+            <w:pPr>
+              <w:pStyle w:val="Compact"/>
+              <w:spacing w:before="20" w:after="20" w:line="240" w:lineRule="auto"/>
+              <w:jc w:val="left"/>
+            </w:pPr>
+            <w:r>
+              <w:t>- Bắt buộc quét mã vạch từng sản phẩm khi soạn hàng, hệ thống không cho phép đóng đơn nếu chưa quét đủ.</w:t>
+            </w:r>
+            <w:r>
+              <w:br/>
+              <w:t>- Đính kèm phiếu kiểm đơn để khách hàng đối chiếu ngay tại thời điểm nhận.</w:t>
+            </w:r>
+          </w:p>
+        </w:tc>
+      </w:tr>
+      <w:tr>
+        <w:tc>
+          <w:tcPr>
+            <w:tcW w:w="1710" w:type="dxa"/>
+          </w:tcPr>
+          <w:p>
+            <w:pPr>
+              <w:pStyle w:val="Compact"/>
+              <w:spacing w:before="20" w:after="20" w:line="240" w:lineRule="auto"/>
+              <w:jc w:val="left"/>
+            </w:pPr>
+            <w:r>
+              <w:t>Rủi ro đối soát khoản thu hộ COD</w:t>
+            </w:r>
+          </w:p>
+        </w:tc>
+        <w:tc>
+          <w:tcPr>
+            <w:tcW w:w="1890" w:type="dxa"/>
+          </w:tcPr>
+          <w:p>
+            <w:pPr>
+              <w:pStyle w:val="Compact"/>
+              <w:spacing w:before="20" w:after="20" w:line="240" w:lineRule="auto"/>
+              <w:jc w:val="left"/>
+            </w:pPr>
+            <w:r>
+              <w:t>Thất thoát hoặc chậm trễ trong đối soát khoản thu hộ COD</w:t>
+            </w:r>
+          </w:p>
+        </w:tc>
+        <w:tc>
+          <w:tcPr>
+            <w:tcW w:w="4410" w:type="dxa"/>
+          </w:tcPr>
+          <w:p>
+            <w:pPr>
+              <w:pStyle w:val="Compact"/>
+              <w:spacing w:before="20" w:after="20" w:line="240" w:lineRule="auto"/>
+              <w:jc w:val="left"/>
+            </w:pPr>
+            <w:r>
+              <w:t>- Đối soát tự động theo ngày qua kết nối dữ liệu với đối tác giao hàng thay vì đối soát thủ công theo lô.</w:t>
+            </w:r>
+            <w:r>
+              <w:br/>
+              <w:t>- Khuyến khích thanh toán trước bằng chính sách ưu đãi nhằm giảm tỷ trọng đơn COD.</w:t>
+            </w:r>
+          </w:p>
+        </w:tc>
+      </w:tr>
+      <w:tr>
+        <w:tc>
+          <w:tcPr>
+            <w:tcW w:w="1710" w:type="dxa"/>
+          </w:tcPr>
+          <w:p>
+            <w:pPr>
+              <w:pStyle w:val="Compact"/>
+              <w:spacing w:before="20" w:after="20" w:line="240" w:lineRule="auto"/>
+              <w:jc w:val="left"/>
+            </w:pPr>
+            <w:r>
+              <w:t>Hủy đơn sau khi đã tiêu tốn nguồn lực</w:t>
+            </w:r>
+          </w:p>
+        </w:tc>
+        <w:tc>
+          <w:tcPr>
+            <w:tcW w:w="1890" w:type="dxa"/>
+          </w:tcPr>
+          <w:p>
+            <w:pPr>
+              <w:pStyle w:val="Compact"/>
+              <w:spacing w:before="20" w:after="20" w:line="240" w:lineRule="auto"/>
+              <w:jc w:val="left"/>
+            </w:pPr>
+            <w:r>
+              <w:t>Đơn hàng bị hủy sau khi đã tốn công xác thực và soạn hàng</w:t>
+            </w:r>
+          </w:p>
+        </w:tc>
+        <w:tc>
+          <w:tcPr>
+            <w:tcW w:w="4410" w:type="dxa"/>
+          </w:tcPr>
+          <w:p>
+            <w:pPr>
+              <w:pStyle w:val="Compact"/>
+              <w:spacing w:before="20" w:after="20" w:line="240" w:lineRule="auto"/>
+              <w:jc w:val="left"/>
+            </w:pPr>
+            <w:r>
+              <w:t>- Chuyển toàn bộ kiểm tra về tính hợp lệ và khả năng cung ứng lên thời điểm khách thêm sản phẩm vào giỏ hàng.</w:t>
+            </w:r>
+            <w:r>
+              <w:br/>
+              <w:t>- Hiển thị rõ khu vực phục vụ, phí giao hàng và thời gian dự kiến trước khi khách xác nhận đặt hàng.</w:t>
+            </w:r>
+          </w:p>
+        </w:tc>
+      </w:tr>
+    </w:tbl>
+    <w:p>
+      <w:pPr>
+        <w:pStyle w:val="Bng"/>
+      </w:pPr>
+      <w:r>
+        <w:t xml:space="preserve">Bảng </w:t>
+      </w:r>
+      <w:r>
+        <w:fldChar w:fldCharType="begin"/>
+      </w:r>
+      <w:r>
+        <w:instrText xml:space="preserve"> STYLEREF 1 \s </w:instrText>
+      </w:r>
+      <w:r>
+        <w:fldChar w:fldCharType="separate"/>
+      </w:r>
+      <w:r>
+        <w:t>2</w:t>
+      </w:r>
+      <w:r>
+        <w:fldChar w:fldCharType="end"/>
+      </w:r>
+      <w:r>
+        <w:t>.</w:t>
+      </w:r>
+      <w:r>
+        <w:t>1</w:t>
+      </w:r>
+      <w:r>
+        <w:t>. Rủi ro và giải pháp của quy trình xử lý đơn thuốc và bàn hàng tại</w:t>
+      </w:r>
+      <w:r>
+        <w:t xml:space="preserve"> </w:t>
+      </w:r>
+      <w:r>
+        <w:t>quầy</w:t>
+      </w:r>
+    </w:p>
+    <w:p>
+      <w:pPr>
+        <w:pStyle w:val="Heading6"/>
+        <w:numPr>
+          <w:ilvl w:val="4"/>
+          <w:numId w:val="17"/>
+        </w:numPr>
+        <w:ind w:left="2520"/>
+        <w:rPr>
+          <w:rFonts w:ascii="Times New Roman" w:hAnsi="Times New Roman" w:cs="Times New Roman"/>
+          <w:b/>
+          <w:bCs/>
+          <w:i w:val="0"/>
+          <w:iCs w:val="0"/>
+          <w:color w:val="auto"/>
+          <w:sz w:val="26"/>
+          <w:szCs w:val="26"/>
+        </w:rPr>
+      </w:pPr>
+      <w:r>
+        <w:rPr>
+          <w:rFonts w:ascii="Times New Roman" w:hAnsi="Times New Roman" w:cs="Times New Roman"/>
+          <w:b/>
+          <w:bCs/>
+          <w:i w:val="0"/>
+          <w:iCs w:val="0"/>
+          <w:color w:val="auto"/>
+          <w:sz w:val="26"/>
+          <w:szCs w:val="26"/>
+        </w:rPr>
+        <w:t>Thuật ngữ</w:t>
+      </w:r>
+      <w:r>
+        <w:rPr>
+          <w:rFonts w:ascii="Times New Roman" w:hAnsi="Times New Roman" w:cs="Times New Roman"/>
+          <w:b/>
+          <w:bCs/>
+          <w:i w:val="0"/>
+          <w:iCs w:val="0"/>
+          <w:color w:val="auto"/>
+          <w:sz w:val="26"/>
+          <w:szCs w:val="26"/>
+        </w:rPr>
+        <w:t xml:space="preserve"> và</w:t>
+      </w:r>
+      <w:r>
+        <w:rPr>
+          <w:rFonts w:ascii="Times New Roman" w:hAnsi="Times New Roman" w:cs="Times New Roman"/>
+          <w:b/>
+          <w:bCs/>
+          <w:i w:val="0"/>
+          <w:iCs w:val="0"/>
+          <w:color w:val="auto"/>
+          <w:sz w:val="26"/>
+          <w:szCs w:val="26"/>
+        </w:rPr>
+        <w:t xml:space="preserve"> sổ tay</w:t>
+      </w:r>
+    </w:p>
+    <w:tbl>
+      <w:tblPr>
+        <w:tblStyle w:val="Table"/>
+        <w:tblW w:w="8010" w:type="dxa"/>
+        <w:tblInd w:w="1432" w:type="dxa"/>
+        <w:tblLayout w:type="fixed"/>
+        <w:tblLook w:val="0020" w:firstRow="1" w:lastRow="0" w:firstColumn="0" w:lastColumn="0" w:noHBand="0" w:noVBand="0"/>
+      </w:tblPr>
+      <w:tblGrid>
+        <w:gridCol w:w="2345"/>
+        <w:gridCol w:w="5665"/>
+      </w:tblGrid>
+      <w:tr>
+        <w:trPr>
+          <w:cnfStyle w:val="100000000000" w:firstRow="1" w:lastRow="0" w:firstColumn="0" w:lastColumn="0" w:oddVBand="0" w:evenVBand="0" w:oddHBand="0" w:evenHBand="0" w:firstRowFirstColumn="0" w:firstRowLastColumn="0" w:lastRowFirstColumn="0" w:lastRowLastColumn="0"/>
+          <w:tblHeader/>
+        </w:trPr>
+        <w:tc>
+          <w:tcPr>
+            <w:tcW w:w="2345" w:type="dxa"/>
+          </w:tcPr>
+          <w:p>
+            <w:pPr>
+              <w:pStyle w:val="Compact"/>
+              <w:spacing w:before="20" w:after="20" w:line="240" w:lineRule="auto"/>
+              <w:jc w:val="left"/>
+            </w:pPr>
+            <w:r>
+              <w:t>Thuật ngữ</w:t>
+            </w:r>
+          </w:p>
+        </w:tc>
+        <w:tc>
+          <w:tcPr>
+            <w:tcW w:w="5665" w:type="dxa"/>
+          </w:tcPr>
+          <w:p>
+            <w:pPr>
+              <w:pStyle w:val="Compact"/>
+              <w:spacing w:before="20" w:after="20" w:line="240" w:lineRule="auto"/>
+              <w:jc w:val="left"/>
+            </w:pPr>
+            <w:r>
+              <w:t>Định nghĩa</w:t>
+            </w:r>
+          </w:p>
+        </w:tc>
+      </w:tr>
+      <w:tr>
+        <w:tc>
+          <w:tcPr>
+            <w:tcW w:w="2345" w:type="dxa"/>
+          </w:tcPr>
+          <w:p>
+            <w:pPr>
+              <w:pStyle w:val="Compact"/>
+              <w:spacing w:before="20" w:after="20" w:line="240" w:lineRule="auto"/>
+              <w:jc w:val="left"/>
+            </w:pPr>
+            <w:r>
+              <w:t>O2O (Online to Offline)</w:t>
+            </w:r>
+          </w:p>
+        </w:tc>
+        <w:tc>
+          <w:tcPr>
+            <w:tcW w:w="5665" w:type="dxa"/>
+          </w:tcPr>
+          <w:p>
+            <w:pPr>
+              <w:pStyle w:val="Compact"/>
+              <w:spacing w:before="20" w:after="20" w:line="240" w:lineRule="auto"/>
+              <w:jc w:val="left"/>
+            </w:pPr>
+            <w:r>
+              <w:t>Mô hình kinh doanh trong đó đơn hàng phát sinh trên kênh trực tuyến nhưng được thực hiện bởi hệ thống cửa hàng vật lý.</w:t>
+            </w:r>
+          </w:p>
+        </w:tc>
+      </w:tr>
+      <w:tr>
+        <w:tc>
+          <w:tcPr>
+            <w:tcW w:w="2345" w:type="dxa"/>
+          </w:tcPr>
+          <w:p>
+            <w:pPr>
+              <w:pStyle w:val="Compact"/>
+              <w:spacing w:before="20" w:after="20" w:line="240" w:lineRule="auto"/>
+              <w:jc w:val="left"/>
+            </w:pPr>
+            <w:r>
+              <w:t>Quick Commerce</w:t>
+            </w:r>
+          </w:p>
+        </w:tc>
+        <w:tc>
+          <w:tcPr>
+            <w:tcW w:w="5665" w:type="dxa"/>
+          </w:tcPr>
+          <w:p>
+            <w:pPr>
+              <w:pStyle w:val="Compact"/>
+              <w:spacing w:before="20" w:after="20" w:line="240" w:lineRule="auto"/>
+              <w:jc w:val="left"/>
+            </w:pPr>
+            <w:r>
+              <w:t>Mô hình thương mại điện tử cam kết giao hàng trong thời gian rất ngắn, thường dưới 2 giờ.</w:t>
+            </w:r>
+          </w:p>
+        </w:tc>
+      </w:tr>
+      <w:tr>
+        <w:tc>
+          <w:tcPr>
+            <w:tcW w:w="2345" w:type="dxa"/>
+          </w:tcPr>
+          <w:p>
+            <w:pPr>
+              <w:pStyle w:val="Compact"/>
+              <w:spacing w:before="20" w:after="20" w:line="240" w:lineRule="auto"/>
+              <w:jc w:val="left"/>
+            </w:pPr>
+            <w:r>
+              <w:t>Ship-from-store</w:t>
+            </w:r>
+          </w:p>
+        </w:tc>
+        <w:tc>
+          <w:tcPr>
+            <w:tcW w:w="5665" w:type="dxa"/>
+          </w:tcPr>
+          <w:p>
+            <w:pPr>
+              <w:pStyle w:val="Compact"/>
+              <w:spacing w:before="20" w:after="20" w:line="240" w:lineRule="auto"/>
+              <w:jc w:val="left"/>
+            </w:pPr>
+            <w:r>
+              <w:t>Phương thức lấy hàng và giao hàng trực tiếp từ nhà thuốc gần khách hàng nhất thay vì từ kho trung tâm.</w:t>
+            </w:r>
+          </w:p>
+        </w:tc>
+      </w:tr>
+      <w:tr>
+        <w:tc>
+          <w:tcPr>
+            <w:tcW w:w="2345" w:type="dxa"/>
+          </w:tcPr>
+          <w:p>
+            <w:pPr>
+              <w:pStyle w:val="Compact"/>
+              <w:spacing w:before="20" w:after="20" w:line="240" w:lineRule="auto"/>
+              <w:jc w:val="left"/>
+            </w:pPr>
+            <w:r>
+              <w:t>OTC (Over-the-counter)</w:t>
+            </w:r>
+          </w:p>
+        </w:tc>
+        <w:tc>
+          <w:tcPr>
+            <w:tcW w:w="5665" w:type="dxa"/>
+          </w:tcPr>
+          <w:p>
+            <w:pPr>
+              <w:pStyle w:val="Compact"/>
+              <w:spacing w:before="20" w:after="20" w:line="240" w:lineRule="auto"/>
+              <w:jc w:val="left"/>
+            </w:pPr>
+            <w:r>
+              <w:t>Thuốc không kê đơn, nhóm sản phẩm duy nhất được phép kinh doanh theo phương thức thương mại điện tử.</w:t>
+            </w:r>
+          </w:p>
+        </w:tc>
+      </w:tr>
+      <w:tr>
+        <w:tc>
+          <w:tcPr>
+            <w:tcW w:w="2345" w:type="dxa"/>
+          </w:tcPr>
+          <w:p>
+            <w:pPr>
+              <w:pStyle w:val="Compact"/>
+              <w:spacing w:before="20" w:after="20" w:line="240" w:lineRule="auto"/>
+              <w:jc w:val="left"/>
+            </w:pPr>
+            <w:r>
+              <w:t>OMS (Order Management System)</w:t>
+            </w:r>
+          </w:p>
+        </w:tc>
+        <w:tc>
+          <w:tcPr>
+            <w:tcW w:w="5665" w:type="dxa"/>
+          </w:tcPr>
+          <w:p>
+            <w:pPr>
+              <w:pStyle w:val="Compact"/>
+              <w:spacing w:before="20" w:after="20" w:line="240" w:lineRule="auto"/>
+              <w:jc w:val="left"/>
+            </w:pPr>
+            <w:r>
+              <w:t>Hệ thống quản lý đơn hàng tập trung, chịu trách nhiệm kiểm tra tính hợp lệ và điều phối đơn về nhà thuốc.</w:t>
+            </w:r>
+          </w:p>
+        </w:tc>
+      </w:tr>
+      <w:tr>
+        <w:tc>
+          <w:tcPr>
+            <w:tcW w:w="2345" w:type="dxa"/>
+          </w:tcPr>
+          <w:p>
+            <w:pPr>
+              <w:pStyle w:val="Compact"/>
+              <w:spacing w:before="20" w:after="20" w:line="240" w:lineRule="auto"/>
+              <w:jc w:val="left"/>
+            </w:pPr>
+            <w:r>
+              <w:lastRenderedPageBreak/>
+              <w:t>POS</w:t>
+            </w:r>
+          </w:p>
+        </w:tc>
+        <w:tc>
+          <w:tcPr>
+            <w:tcW w:w="5665" w:type="dxa"/>
+          </w:tcPr>
+          <w:p>
+            <w:pPr>
+              <w:pStyle w:val="Compact"/>
+              <w:spacing w:before="20" w:after="20" w:line="240" w:lineRule="auto"/>
+              <w:jc w:val="left"/>
+            </w:pPr>
+            <w:r>
+              <w:t>Hệ thống bán hàng tại quầy của nhà thuốc, đồng thời là điểm tiếp nhận và xử lý đơn hàng online.</w:t>
+            </w:r>
+          </w:p>
+        </w:tc>
+      </w:tr>
+      <w:tr>
+        <w:tc>
+          <w:tcPr>
+            <w:tcW w:w="2345" w:type="dxa"/>
+          </w:tcPr>
+          <w:p>
+            <w:pPr>
+              <w:pStyle w:val="Compact"/>
+              <w:spacing w:before="20" w:after="20" w:line="240" w:lineRule="auto"/>
+              <w:jc w:val="left"/>
+            </w:pPr>
+            <w:r>
+              <w:t>ERP</w:t>
+            </w:r>
+          </w:p>
+        </w:tc>
+        <w:tc>
+          <w:tcPr>
+            <w:tcW w:w="5665" w:type="dxa"/>
+          </w:tcPr>
+          <w:p>
+            <w:pPr>
+              <w:pStyle w:val="Compact"/>
+              <w:spacing w:before="20" w:after="20" w:line="240" w:lineRule="auto"/>
+              <w:jc w:val="left"/>
+            </w:pPr>
+            <w:r>
+              <w:t>Hệ thống quản trị tài nguyên doanh nghiệp dùng để quản lý tồn kho theo số lô, hạn dùng và ghi nhận doanh thu.</w:t>
+            </w:r>
+          </w:p>
+        </w:tc>
+      </w:tr>
+      <w:tr>
+        <w:tc>
+          <w:tcPr>
+            <w:tcW w:w="2345" w:type="dxa"/>
+          </w:tcPr>
+          <w:p>
+            <w:pPr>
+              <w:pStyle w:val="Compact"/>
+              <w:spacing w:before="20" w:after="20" w:line="240" w:lineRule="auto"/>
+              <w:jc w:val="left"/>
+            </w:pPr>
+            <w:r>
+              <w:t>OCR</w:t>
+            </w:r>
+          </w:p>
+        </w:tc>
+        <w:tc>
+          <w:tcPr>
+            <w:tcW w:w="5665" w:type="dxa"/>
+          </w:tcPr>
+          <w:p>
+            <w:pPr>
+              <w:pStyle w:val="Compact"/>
+              <w:spacing w:before="20" w:after="20" w:line="240" w:lineRule="auto"/>
+              <w:jc w:val="left"/>
+            </w:pPr>
+            <w:r>
+              <w:t>Công nghệ nhận dạng ký tự quang học, dùng để số hóa hình ảnh đơn thuốc do khách hàng tải lên.</w:t>
+            </w:r>
+          </w:p>
+        </w:tc>
+      </w:tr>
+      <w:tr>
+        <w:tc>
+          <w:tcPr>
+            <w:tcW w:w="2345" w:type="dxa"/>
+          </w:tcPr>
+          <w:p>
+            <w:pPr>
+              <w:pStyle w:val="Compact"/>
+              <w:spacing w:before="20" w:after="20" w:line="240" w:lineRule="auto"/>
+              <w:jc w:val="left"/>
+            </w:pPr>
+            <w:r>
+              <w:t>Auto-dispatch</w:t>
+            </w:r>
+          </w:p>
+        </w:tc>
+        <w:tc>
+          <w:tcPr>
+            <w:tcW w:w="5665" w:type="dxa"/>
+          </w:tcPr>
+          <w:p>
+            <w:pPr>
+              <w:pStyle w:val="Compact"/>
+              <w:spacing w:before="20" w:after="20" w:line="240" w:lineRule="auto"/>
+              <w:jc w:val="left"/>
+            </w:pPr>
+            <w:r>
+              <w:t>Cơ chế hệ thống tự động phát lệnh gọi tài xế khi đơn hàng đạt trạng thái sẵn sàng giao.</w:t>
+            </w:r>
+          </w:p>
+        </w:tc>
+      </w:tr>
+      <w:tr>
+        <w:tc>
+          <w:tcPr>
+            <w:tcW w:w="2345" w:type="dxa"/>
+          </w:tcPr>
+          <w:p>
+            <w:pPr>
+              <w:pStyle w:val="Compact"/>
+              <w:spacing w:before="20" w:after="20" w:line="240" w:lineRule="auto"/>
+              <w:jc w:val="left"/>
+            </w:pPr>
+            <w:r>
+              <w:t>AhaMove 2H</w:t>
+            </w:r>
+          </w:p>
+        </w:tc>
+        <w:tc>
+          <w:tcPr>
+            <w:tcW w:w="5665" w:type="dxa"/>
+          </w:tcPr>
+          <w:p>
+            <w:pPr>
+              <w:pStyle w:val="Compact"/>
+              <w:spacing w:before="20" w:after="20" w:line="240" w:lineRule="auto"/>
+              <w:jc w:val="left"/>
+            </w:pPr>
+            <w:r>
+              <w:t>Dịch vụ giao hàng nhanh trong 2 giờ của đối tác vận chuyển AhaMove.</w:t>
+            </w:r>
+          </w:p>
+        </w:tc>
+      </w:tr>
+      <w:tr>
+        <w:tc>
+          <w:tcPr>
+            <w:tcW w:w="2345" w:type="dxa"/>
+          </w:tcPr>
+          <w:p>
+            <w:pPr>
+              <w:pStyle w:val="Compact"/>
+              <w:spacing w:before="20" w:after="20" w:line="240" w:lineRule="auto"/>
+              <w:jc w:val="left"/>
+            </w:pPr>
+            <w:r>
+              <w:t>Last-mile</w:t>
+            </w:r>
+          </w:p>
+        </w:tc>
+        <w:tc>
+          <w:tcPr>
+            <w:tcW w:w="5665" w:type="dxa"/>
+          </w:tcPr>
+          <w:p>
+            <w:pPr>
+              <w:pStyle w:val="Compact"/>
+              <w:spacing w:before="20" w:after="20" w:line="240" w:lineRule="auto"/>
+              <w:jc w:val="left"/>
+            </w:pPr>
+            <w:r>
+              <w:t>Chặng giao hàng cuối cùng từ nhà thuốc đến địa chỉ của khách hàng.</w:t>
+            </w:r>
+          </w:p>
+        </w:tc>
+      </w:tr>
+      <w:tr>
+        <w:tc>
+          <w:tcPr>
+            <w:tcW w:w="2345" w:type="dxa"/>
+          </w:tcPr>
+          <w:p>
+            <w:pPr>
+              <w:pStyle w:val="Compact"/>
+              <w:spacing w:before="20" w:after="20" w:line="240" w:lineRule="auto"/>
+              <w:jc w:val="left"/>
+            </w:pPr>
+            <w:r>
+              <w:t>COD (Cash on Delivery)</w:t>
+            </w:r>
+          </w:p>
+        </w:tc>
+        <w:tc>
+          <w:tcPr>
+            <w:tcW w:w="5665" w:type="dxa"/>
+          </w:tcPr>
+          <w:p>
+            <w:pPr>
+              <w:pStyle w:val="Compact"/>
+              <w:spacing w:before="20" w:after="20" w:line="240" w:lineRule="auto"/>
+              <w:jc w:val="left"/>
+            </w:pPr>
+            <w:r>
+              <w:t>Hình thức thanh toán bằng tiền mặt hoặc chuyển khoản ngay khi khách hàng nhận được hàng.</w:t>
+            </w:r>
+          </w:p>
+        </w:tc>
+      </w:tr>
+      <w:tr>
+        <w:tc>
+          <w:tcPr>
+            <w:tcW w:w="2345" w:type="dxa"/>
+          </w:tcPr>
+          <w:p>
+            <w:pPr>
+              <w:pStyle w:val="Compact"/>
+              <w:spacing w:before="20" w:after="20" w:line="240" w:lineRule="auto"/>
+              <w:jc w:val="left"/>
+            </w:pPr>
+            <w:r>
+              <w:t>GPP</w:t>
+            </w:r>
+          </w:p>
+        </w:tc>
+        <w:tc>
+          <w:tcPr>
+            <w:tcW w:w="5665" w:type="dxa"/>
+          </w:tcPr>
+          <w:p>
+            <w:pPr>
+              <w:pStyle w:val="Compact"/>
+              <w:spacing w:before="20" w:after="20" w:line="240" w:lineRule="auto"/>
+              <w:jc w:val="left"/>
+            </w:pPr>
+            <w:r>
+              <w:t>Thực hành tốt cơ sở bán lẻ thuốc theo Thông tư 02/2018/TT-BYT.</w:t>
+            </w:r>
+          </w:p>
+        </w:tc>
+      </w:tr>
+      <w:tr>
+        <w:tc>
+          <w:tcPr>
+            <w:tcW w:w="2345" w:type="dxa"/>
+          </w:tcPr>
+          <w:p>
+            <w:pPr>
+              <w:pStyle w:val="Compact"/>
+              <w:spacing w:before="20" w:after="20" w:line="240" w:lineRule="auto"/>
+              <w:jc w:val="left"/>
+            </w:pPr>
+            <w:r>
+              <w:t>Khóa tồn mềm (Soft allocation)</w:t>
+            </w:r>
+          </w:p>
+        </w:tc>
+        <w:tc>
+          <w:tcPr>
+            <w:tcW w:w="5665" w:type="dxa"/>
+          </w:tcPr>
+          <w:p>
+            <w:pPr>
+              <w:pStyle w:val="Compact"/>
+              <w:spacing w:before="20" w:after="20" w:line="240" w:lineRule="auto"/>
+              <w:jc w:val="left"/>
+            </w:pPr>
+            <w:r>
+              <w:t>Cơ chế tạm giữ số lượng tồn kho cho một đơn hàng ngay khi đơn được phân bổ, tránh bán trùng.</w:t>
+            </w:r>
+          </w:p>
+        </w:tc>
+      </w:tr>
+      <w:tr>
+        <w:tc>
+          <w:tcPr>
+            <w:tcW w:w="2345" w:type="dxa"/>
+          </w:tcPr>
+          <w:p>
+            <w:pPr>
+              <w:pStyle w:val="Compact"/>
+              <w:spacing w:before="20" w:after="20" w:line="240" w:lineRule="auto"/>
+              <w:jc w:val="left"/>
+            </w:pPr>
+            <w:r>
+              <w:t>Chuỗi lạnh (Cold chain)</w:t>
+            </w:r>
+          </w:p>
+        </w:tc>
+        <w:tc>
+          <w:tcPr>
+            <w:tcW w:w="5665" w:type="dxa"/>
+          </w:tcPr>
+          <w:p>
+            <w:pPr>
+              <w:pStyle w:val="Compact"/>
+              <w:spacing w:before="20" w:after="20" w:line="240" w:lineRule="auto"/>
+              <w:jc w:val="left"/>
+            </w:pPr>
+            <w:r>
+              <w:t>Chuỗi bảo quản duy trì nhiệt độ 2–8 °C liên tục đối với các sản phẩm nhạy cảm với nhiệt độ.</w:t>
+            </w:r>
+          </w:p>
+        </w:tc>
+      </w:tr>
+      <w:tr>
+        <w:tc>
+          <w:tcPr>
+            <w:tcW w:w="2345" w:type="dxa"/>
+          </w:tcPr>
+          <w:p>
+            <w:pPr>
+              <w:pStyle w:val="Compact"/>
+              <w:spacing w:before="20" w:after="20" w:line="240" w:lineRule="auto"/>
+              <w:jc w:val="left"/>
+            </w:pPr>
+            <w:r>
+              <w:t>Điều phối lại (Re-routing)</w:t>
+            </w:r>
+          </w:p>
+        </w:tc>
+        <w:tc>
+          <w:tcPr>
+            <w:tcW w:w="5665" w:type="dxa"/>
+          </w:tcPr>
+          <w:p>
+            <w:pPr>
+              <w:pStyle w:val="Compact"/>
+              <w:spacing w:before="20" w:after="20" w:line="240" w:lineRule="auto"/>
+              <w:jc w:val="left"/>
+            </w:pPr>
+            <w:r>
+              <w:t>Việc chuyển đơn hàng sang nhà thuốc khác khi nhà thuốc được chỉ định ban đầu không đáp ứng được.</w:t>
+            </w:r>
+          </w:p>
+        </w:tc>
+      </w:tr>
+    </w:tbl>
+    <w:p>
+      <w:pPr>
+        <w:ind w:left="1440"/>
+        <w:jc w:val="center"/>
+        <w:rPr>
+          <w:rFonts w:ascii="Times New Roman" w:hAnsi="Times New Roman" w:cs="Times New Roman"/>
+          <w:i/>
+          <w:iCs/>
+          <w:sz w:val="26"/>
+          <w:szCs w:val="26"/>
+          <w:lang w:val="en-US" w:eastAsia="en-US"/>
+        </w:rPr>
+      </w:pPr>
+      <w:r>
+        <w:rPr>
+          <w:rFonts w:ascii="Times New Roman" w:hAnsi="Times New Roman" w:cs="Times New Roman"/>
+          <w:i/>
+          <w:iCs/>
+          <w:sz w:val="26"/>
+          <w:szCs w:val="26"/>
+        </w:rPr>
+        <w:t>Bảng 2.</w:t>
+      </w:r>
+      <w:r>
+        <w:rPr>
+          <w:rFonts w:ascii="Times New Roman" w:hAnsi="Times New Roman" w:cs="Times New Roman"/>
+          <w:i/>
+          <w:iCs/>
+          <w:sz w:val="26"/>
+          <w:szCs w:val="26"/>
+        </w:rPr>
+        <w:t>2</w:t>
+      </w:r>
+      <w:r>
+        <w:rPr>
+          <w:rFonts w:ascii="Times New Roman" w:hAnsi="Times New Roman" w:cs="Times New Roman"/>
+          <w:i/>
+          <w:iCs/>
+          <w:sz w:val="26"/>
+          <w:szCs w:val="26"/>
+        </w:rPr>
+        <w:t xml:space="preserve">. Thuật ngữ và sổ tay của quy trình vận hành đơn hàng online và </w:t>
+      </w:r>
+      <w:r>
+        <w:rPr>
+          <w:rFonts w:ascii="Times New Roman" w:hAnsi="Times New Roman" w:cs="Times New Roman"/>
+          <w:i/>
+          <w:iCs/>
+          <w:sz w:val="26"/>
+          <w:szCs w:val="26"/>
+        </w:rPr>
+        <w:t>giao hàng nhanh</w:t>
+      </w:r>
+    </w:p>
+    <w:p>
+      <w:pPr>
+        <w:pStyle w:val="Heading6"/>
+        <w:numPr>
+          <w:ilvl w:val="4"/>
+          <w:numId w:val="17"/>
+        </w:numPr>
+        <w:ind w:left="2520"/>
+        <w:rPr>
+          <w:rFonts w:ascii="Times New Roman" w:hAnsi="Times New Roman" w:cs="Times New Roman"/>
+          <w:b/>
+          <w:bCs/>
+          <w:i w:val="0"/>
+          <w:iCs w:val="0"/>
+          <w:color w:val="auto"/>
+          <w:sz w:val="26"/>
+          <w:szCs w:val="26"/>
+        </w:rPr>
+      </w:pPr>
+      <w:r>
+        <w:rPr>
+          <w:rFonts w:ascii="Times New Roman" w:hAnsi="Times New Roman" w:cs="Times New Roman"/>
+          <w:b/>
+          <w:bCs/>
+          <w:i w:val="0"/>
+          <w:iCs w:val="0"/>
+          <w:color w:val="auto"/>
+          <w:sz w:val="26"/>
+          <w:szCs w:val="26"/>
+        </w:rPr>
+        <w:t>Biểu mẫu</w:t>
+      </w:r>
+    </w:p>
+    <w:p>
+      <w:pPr>
+        <w:pStyle w:val="FirstParagraph"/>
+        <w:ind w:left="1440"/>
+      </w:pPr>
+      <w:r>
+        <w:rPr>
+          <w:b/>
+          <w:bCs/>
+        </w:rPr>
+        <w:t>Biểu mẫu 1</w:t>
+      </w:r>
+      <w:r>
+        <w:t>: Thông tin đơn hàng trực tuyến</w:t>
+      </w:r>
+    </w:p>
+    <w:tbl>
+      <w:tblPr>
+        <w:tblStyle w:val="Table"/>
+        <w:tblW w:w="9071" w:type="dxa"/>
+        <w:tblInd w:w="1440" w:type="dxa"/>
+        <w:tblLayout w:type="fixed"/>
+        <w:tblLook w:val="0020" w:firstRow="1" w:lastRow="0" w:firstColumn="0" w:lastColumn="0" w:noHBand="0" w:noVBand="0"/>
+      </w:tblPr>
+      <w:tblGrid>
+        <w:gridCol w:w="513"/>
+        <w:gridCol w:w="1147"/>
+        <w:gridCol w:w="1662"/>
+        <w:gridCol w:w="1503"/>
+        <w:gridCol w:w="1503"/>
+        <w:gridCol w:w="1662"/>
+        <w:gridCol w:w="1081"/>
+      </w:tblGrid>
+      <w:tr>
+        <w:trPr>
+          <w:cnfStyle w:val="100000000000" w:firstRow="1" w:lastRow="0" w:firstColumn="0" w:lastColumn="0" w:oddVBand="0" w:evenVBand="0" w:oddHBand="0" w:evenHBand="0" w:firstRowFirstColumn="0" w:firstRowLastColumn="0" w:lastRowFirstColumn="0" w:lastRowLastColumn="0"/>
+          <w:tblHeader/>
+        </w:trPr>
+        <w:tc>
+          <w:tcPr>
+            <w:tcW w:w="513" w:type="dxa"/>
+          </w:tcPr>
+          <w:p>
+            <w:pPr>
+              <w:pStyle w:val="Compact"/>
+              <w:spacing w:before="20" w:after="20" w:line="240" w:lineRule="auto"/>
+              <w:jc w:val="left"/>
+            </w:pPr>
+            <w:r>
+              <w:t>STT</w:t>
+            </w:r>
+          </w:p>
+        </w:tc>
+        <w:tc>
+          <w:tcPr>
+            <w:tcW w:w="1147" w:type="dxa"/>
+          </w:tcPr>
+          <w:p>
+            <w:pPr>
+              <w:pStyle w:val="Compact"/>
+              <w:spacing w:before="20" w:after="20" w:line="240" w:lineRule="auto"/>
+              <w:jc w:val="left"/>
+            </w:pPr>
+            <w:r>
+              <w:t>Mã đơn hàng</w:t>
+            </w:r>
+          </w:p>
+        </w:tc>
+        <w:tc>
+          <w:tcPr>
+            <w:tcW w:w="1662" w:type="dxa"/>
+          </w:tcPr>
+          <w:p>
+            <w:pPr>
+              <w:pStyle w:val="Compact"/>
+              <w:spacing w:before="20" w:after="20" w:line="240" w:lineRule="auto"/>
+              <w:jc w:val="left"/>
+            </w:pPr>
+            <w:r>
+              <w:t>Thông tin khách hàng</w:t>
+            </w:r>
+          </w:p>
+        </w:tc>
+        <w:tc>
+          <w:tcPr>
+            <w:tcW w:w="1503" w:type="dxa"/>
+          </w:tcPr>
+          <w:p>
+            <w:pPr>
+              <w:pStyle w:val="Compact"/>
+              <w:spacing w:before="20" w:after="20" w:line="240" w:lineRule="auto"/>
+              <w:jc w:val="left"/>
+            </w:pPr>
+            <w:r>
+              <w:t>Danh mục sản phẩm</w:t>
+            </w:r>
+          </w:p>
+        </w:tc>
+        <w:tc>
+          <w:tcPr>
+            <w:tcW w:w="1503" w:type="dxa"/>
+          </w:tcPr>
+          <w:p>
+            <w:pPr>
+              <w:pStyle w:val="Compact"/>
+              <w:spacing w:before="20" w:after="20" w:line="240" w:lineRule="auto"/>
+              <w:jc w:val="left"/>
+            </w:pPr>
+            <w:r>
+              <w:t>Địa chỉ giao hàng</w:t>
+            </w:r>
+          </w:p>
+        </w:tc>
+        <w:tc>
+          <w:tcPr>
+            <w:tcW w:w="1662" w:type="dxa"/>
+          </w:tcPr>
+          <w:p>
+            <w:pPr>
+              <w:pStyle w:val="Compact"/>
+              <w:spacing w:before="20" w:after="20" w:line="240" w:lineRule="auto"/>
+              <w:jc w:val="left"/>
+            </w:pPr>
+            <w:r>
+              <w:t>Hình thức thanh toán</w:t>
+            </w:r>
+          </w:p>
+        </w:tc>
+        <w:tc>
+          <w:tcPr>
+            <w:tcW w:w="1081" w:type="dxa"/>
+          </w:tcPr>
+          <w:p>
+            <w:pPr>
+              <w:pStyle w:val="Compact"/>
+              <w:spacing w:before="20" w:after="20" w:line="240" w:lineRule="auto"/>
+              <w:jc w:val="left"/>
+            </w:pPr>
+            <w:r>
+              <w:t>Trạng thái</w:t>
+            </w:r>
+          </w:p>
+        </w:tc>
+      </w:tr>
+      <w:tr>
+        <w:tc>
+          <w:tcPr>
+            <w:tcW w:w="513" w:type="dxa"/>
+          </w:tcPr>
+          <w:p>
+            <w:pPr>
+              <w:pStyle w:val="Compact"/>
+              <w:spacing w:before="20" w:after="20" w:line="240" w:lineRule="auto"/>
+              <w:jc w:val="left"/>
+            </w:pPr>
+            <w:r>
+              <w:t>1</w:t>
+            </w:r>
+          </w:p>
+        </w:tc>
+        <w:tc>
+          <w:tcPr>
+            <w:tcW w:w="1147" w:type="dxa"/>
+          </w:tcPr>
+          <w:p>
+            <w:pPr>
+              <w:pStyle w:val="Compact"/>
+              <w:spacing w:before="20" w:after="20" w:line="240" w:lineRule="auto"/>
+            </w:pPr>
+          </w:p>
+        </w:tc>
+        <w:tc>
+          <w:tcPr>
+            <w:tcW w:w="1662" w:type="dxa"/>
+          </w:tcPr>
+          <w:p>
+            <w:pPr>
+              <w:pStyle w:val="Compact"/>
+              <w:spacing w:before="20" w:after="20" w:line="240" w:lineRule="auto"/>
+            </w:pPr>
+          </w:p>
+        </w:tc>
+        <w:tc>
+          <w:tcPr>
+            <w:tcW w:w="1503" w:type="dxa"/>
+          </w:tcPr>
+          <w:p>
+            <w:pPr>
+              <w:pStyle w:val="Compact"/>
+              <w:spacing w:before="20" w:after="20" w:line="240" w:lineRule="auto"/>
+            </w:pPr>
+          </w:p>
+        </w:tc>
+        <w:tc>
+          <w:tcPr>
+            <w:tcW w:w="1503" w:type="dxa"/>
+          </w:tcPr>
+          <w:p>
+            <w:pPr>
+              <w:pStyle w:val="Compact"/>
+              <w:spacing w:before="20" w:after="20" w:line="240" w:lineRule="auto"/>
+            </w:pPr>
+          </w:p>
+        </w:tc>
+        <w:tc>
+          <w:tcPr>
+            <w:tcW w:w="1662" w:type="dxa"/>
+          </w:tcPr>
+          <w:p>
+            <w:pPr>
+              <w:pStyle w:val="Compact"/>
+              <w:spacing w:before="20" w:after="20" w:line="240" w:lineRule="auto"/>
+            </w:pPr>
+          </w:p>
+        </w:tc>
+        <w:tc>
+          <w:tcPr>
+            <w:tcW w:w="1081" w:type="dxa"/>
+          </w:tcPr>
+          <w:p>
+            <w:pPr>
+              <w:pStyle w:val="Compact"/>
+              <w:spacing w:before="20" w:after="20" w:line="240" w:lineRule="auto"/>
+            </w:pPr>
+          </w:p>
+        </w:tc>
+      </w:tr>
+    </w:tbl>
+    <w:p>
+      <w:pPr>
+        <w:pStyle w:val="BodyText"/>
+        <w:ind w:left="1440"/>
+        <w:rPr>
+          <w:rFonts w:ascii="Times New Roman" w:hAnsi="Times New Roman" w:cs="Times New Roman"/>
+          <w:sz w:val="26"/>
+          <w:szCs w:val="26"/>
+        </w:rPr>
+      </w:pPr>
+      <w:r>
+        <w:rPr>
+          <w:rFonts w:ascii="Times New Roman" w:hAnsi="Times New Roman" w:cs="Times New Roman"/>
+          <w:sz w:val="26"/>
+          <w:szCs w:val="26"/>
+        </w:rPr>
+        <w:t>Bảng 2.</w:t>
+      </w:r>
+      <w:r>
+        <w:rPr>
+          <w:rFonts w:ascii="Times New Roman" w:hAnsi="Times New Roman" w:cs="Times New Roman"/>
+          <w:sz w:val="26"/>
+          <w:szCs w:val="26"/>
+        </w:rPr>
+        <w:t>3</w:t>
+      </w:r>
+      <w:r>
+        <w:rPr>
+          <w:rFonts w:ascii="Times New Roman" w:hAnsi="Times New Roman" w:cs="Times New Roman"/>
+          <w:sz w:val="26"/>
+          <w:szCs w:val="26"/>
+        </w:rPr>
+        <w:t>. Biểu mẫu thông tin đơn hàng trực tuyến</w:t>
+      </w:r>
+    </w:p>
+    <w:p>
+      <w:pPr>
+        <w:pStyle w:val="Compact"/>
+        <w:numPr>
+          <w:ilvl w:val="0"/>
+          <w:numId w:val="21"/>
+        </w:numPr>
+        <w:ind w:left="2160"/>
+      </w:pPr>
+      <w:r>
+        <w:t>Mục đích: Lưu trữ dữ liệu đặt hàng ban đầu của khách hàng làm cơ sở kiểm tra tính hợp lệ và điều phối về nhà thuốc.</w:t>
+      </w:r>
+    </w:p>
+    <w:p>
+      <w:pPr>
+        <w:pStyle w:val="Compact"/>
+        <w:numPr>
+          <w:ilvl w:val="0"/>
+          <w:numId w:val="21"/>
+        </w:numPr>
+        <w:ind w:left="2160"/>
+      </w:pPr>
+      <w:r>
+        <w:lastRenderedPageBreak/>
+        <w:t>Người sử dụng: Khách hàng, Trung tâm điều phối đơn hàng.</w:t>
+      </w:r>
+    </w:p>
+    <w:p>
+      <w:pPr>
+        <w:pStyle w:val="FirstParagraph"/>
+        <w:ind w:left="1440"/>
+      </w:pPr>
+      <w:r>
+        <w:rPr>
+          <w:b/>
+          <w:bCs/>
+        </w:rPr>
+        <w:t>Biểu mẫu 2</w:t>
+      </w:r>
+      <w:r>
+        <w:t>: Phiếu tư vấn dược trực tuyến</w:t>
+      </w:r>
+    </w:p>
+    <w:tbl>
+      <w:tblPr>
+        <w:tblStyle w:val="Table"/>
+        <w:tblW w:w="9071" w:type="dxa"/>
+        <w:tblInd w:w="1440" w:type="dxa"/>
+        <w:tblLayout w:type="fixed"/>
+        <w:tblLook w:val="0020" w:firstRow="1" w:lastRow="0" w:firstColumn="0" w:lastColumn="0" w:noHBand="0" w:noVBand="0"/>
+      </w:tblPr>
+      <w:tblGrid>
+        <w:gridCol w:w="498"/>
+        <w:gridCol w:w="1099"/>
+        <w:gridCol w:w="1736"/>
+        <w:gridCol w:w="1331"/>
+        <w:gridCol w:w="1640"/>
+        <w:gridCol w:w="1491"/>
+        <w:gridCol w:w="1276"/>
+      </w:tblGrid>
+      <w:tr>
+        <w:trPr>
+          <w:cnfStyle w:val="100000000000" w:firstRow="1" w:lastRow="0" w:firstColumn="0" w:lastColumn="0" w:oddVBand="0" w:evenVBand="0" w:oddHBand="0" w:evenHBand="0" w:firstRowFirstColumn="0" w:firstRowLastColumn="0" w:lastRowFirstColumn="0" w:lastRowLastColumn="0"/>
+          <w:tblHeader/>
+        </w:trPr>
+        <w:tc>
+          <w:tcPr>
+            <w:tcW w:w="498" w:type="dxa"/>
+          </w:tcPr>
+          <w:p>
+            <w:pPr>
+              <w:pStyle w:val="Compact"/>
+              <w:spacing w:before="20" w:after="20" w:line="240" w:lineRule="auto"/>
+              <w:jc w:val="left"/>
+            </w:pPr>
+            <w:r>
+              <w:t>STT</w:t>
+            </w:r>
+          </w:p>
+        </w:tc>
+        <w:tc>
+          <w:tcPr>
+            <w:tcW w:w="1099" w:type="dxa"/>
+          </w:tcPr>
+          <w:p>
+            <w:pPr>
+              <w:pStyle w:val="Compact"/>
+              <w:spacing w:before="20" w:after="20" w:line="240" w:lineRule="auto"/>
+              <w:jc w:val="left"/>
+            </w:pPr>
+            <w:r>
+              <w:t>Mã đơn hàng</w:t>
+            </w:r>
+          </w:p>
+        </w:tc>
+        <w:tc>
+          <w:tcPr>
+            <w:tcW w:w="1736" w:type="dxa"/>
+          </w:tcPr>
+          <w:p>
+            <w:pPr>
+              <w:pStyle w:val="Compact"/>
+              <w:spacing w:before="20" w:after="20" w:line="240" w:lineRule="auto"/>
+              <w:jc w:val="left"/>
+            </w:pPr>
+            <w:r>
+              <w:t>Triệu chứng khách mô tả</w:t>
+            </w:r>
+          </w:p>
+        </w:tc>
+        <w:tc>
+          <w:tcPr>
+            <w:tcW w:w="1331" w:type="dxa"/>
+          </w:tcPr>
+          <w:p>
+            <w:pPr>
+              <w:pStyle w:val="Compact"/>
+              <w:spacing w:before="20" w:after="20" w:line="240" w:lineRule="auto"/>
+              <w:jc w:val="left"/>
+            </w:pPr>
+            <w:r>
+              <w:t>Sản phẩm tư vấn</w:t>
+            </w:r>
+          </w:p>
+        </w:tc>
+        <w:tc>
+          <w:tcPr>
+            <w:tcW w:w="1640" w:type="dxa"/>
+          </w:tcPr>
+          <w:p>
+            <w:pPr>
+              <w:pStyle w:val="Compact"/>
+              <w:spacing w:before="20" w:after="20" w:line="240" w:lineRule="auto"/>
+              <w:jc w:val="left"/>
+            </w:pPr>
+            <w:r>
+              <w:t>Liều dùng khuyến nghị</w:t>
+            </w:r>
+          </w:p>
+        </w:tc>
+        <w:tc>
+          <w:tcPr>
+            <w:tcW w:w="1491" w:type="dxa"/>
+          </w:tcPr>
+          <w:p>
+            <w:pPr>
+              <w:pStyle w:val="Compact"/>
+              <w:spacing w:before="20" w:after="20" w:line="240" w:lineRule="auto"/>
+              <w:jc w:val="left"/>
+            </w:pPr>
+            <w:r>
+              <w:t>Cảnh báo tương tác</w:t>
+            </w:r>
+          </w:p>
+        </w:tc>
+        <w:tc>
+          <w:tcPr>
+            <w:tcW w:w="1276" w:type="dxa"/>
+          </w:tcPr>
+          <w:p>
+            <w:pPr>
+              <w:pStyle w:val="Compact"/>
+              <w:spacing w:before="20" w:after="20" w:line="240" w:lineRule="auto"/>
+              <w:jc w:val="left"/>
+            </w:pPr>
+            <w:r>
+              <w:t>Dược sĩ tư vấn</w:t>
+            </w:r>
+          </w:p>
+        </w:tc>
+      </w:tr>
+      <w:tr>
+        <w:tc>
+          <w:tcPr>
+            <w:tcW w:w="498" w:type="dxa"/>
+          </w:tcPr>
+          <w:p>
+            <w:pPr>
+              <w:pStyle w:val="Compact"/>
+              <w:spacing w:before="20" w:after="20" w:line="240" w:lineRule="auto"/>
+              <w:jc w:val="left"/>
+            </w:pPr>
+            <w:r>
+              <w:t>1</w:t>
+            </w:r>
+          </w:p>
+        </w:tc>
+        <w:tc>
+          <w:tcPr>
+            <w:tcW w:w="1099" w:type="dxa"/>
+          </w:tcPr>
+          <w:p>
+            <w:pPr>
+              <w:pStyle w:val="Compact"/>
+              <w:spacing w:before="20" w:after="20" w:line="240" w:lineRule="auto"/>
+            </w:pPr>
+          </w:p>
+        </w:tc>
+        <w:tc>
+          <w:tcPr>
+            <w:tcW w:w="1736" w:type="dxa"/>
+          </w:tcPr>
+          <w:p>
+            <w:pPr>
+              <w:pStyle w:val="Compact"/>
+              <w:spacing w:before="20" w:after="20" w:line="240" w:lineRule="auto"/>
+            </w:pPr>
+          </w:p>
+        </w:tc>
+        <w:tc>
+          <w:tcPr>
+            <w:tcW w:w="1331" w:type="dxa"/>
+          </w:tcPr>
+          <w:p>
+            <w:pPr>
+              <w:pStyle w:val="Compact"/>
+              <w:spacing w:before="20" w:after="20" w:line="240" w:lineRule="auto"/>
+            </w:pPr>
+          </w:p>
+        </w:tc>
+        <w:tc>
+          <w:tcPr>
+            <w:tcW w:w="1640" w:type="dxa"/>
+          </w:tcPr>
+          <w:p>
+            <w:pPr>
+              <w:pStyle w:val="Compact"/>
+              <w:spacing w:before="20" w:after="20" w:line="240" w:lineRule="auto"/>
+            </w:pPr>
+          </w:p>
+        </w:tc>
+        <w:tc>
+          <w:tcPr>
+            <w:tcW w:w="1491" w:type="dxa"/>
+          </w:tcPr>
+          <w:p>
+            <w:pPr>
+              <w:pStyle w:val="Compact"/>
+              <w:spacing w:before="20" w:after="20" w:line="240" w:lineRule="auto"/>
+            </w:pPr>
+          </w:p>
+        </w:tc>
+        <w:tc>
+          <w:tcPr>
+            <w:tcW w:w="1276" w:type="dxa"/>
+          </w:tcPr>
+          <w:p>
+            <w:pPr>
+              <w:pStyle w:val="Compact"/>
+              <w:spacing w:before="20" w:after="20" w:line="240" w:lineRule="auto"/>
+            </w:pPr>
+          </w:p>
+        </w:tc>
+      </w:tr>
+    </w:tbl>
+    <w:p>
+      <w:pPr>
+        <w:pStyle w:val="BodyText"/>
+        <w:ind w:left="1440"/>
+        <w:rPr>
+          <w:rFonts w:ascii="Times New Roman" w:hAnsi="Times New Roman" w:cs="Times New Roman"/>
+          <w:sz w:val="26"/>
+          <w:szCs w:val="26"/>
+        </w:rPr>
+      </w:pPr>
+      <w:r>
+        <w:rPr>
+          <w:rFonts w:ascii="Times New Roman" w:hAnsi="Times New Roman" w:cs="Times New Roman"/>
+          <w:sz w:val="26"/>
+          <w:szCs w:val="26"/>
+        </w:rPr>
+        <w:t>Bảng 2.</w:t>
+      </w:r>
+      <w:r>
+        <w:rPr>
+          <w:rFonts w:ascii="Times New Roman" w:hAnsi="Times New Roman" w:cs="Times New Roman"/>
+          <w:sz w:val="26"/>
+          <w:szCs w:val="26"/>
+        </w:rPr>
+        <w:t>4</w:t>
+      </w:r>
+      <w:r>
+        <w:rPr>
+          <w:rFonts w:ascii="Times New Roman" w:hAnsi="Times New Roman" w:cs="Times New Roman"/>
+          <w:sz w:val="26"/>
+          <w:szCs w:val="26"/>
+        </w:rPr>
+        <w:t>. Biểu mẫu phiếu tư vấn dược trực tuyến</w:t>
+      </w:r>
+    </w:p>
+    <w:p>
+      <w:pPr>
+        <w:pStyle w:val="Compact"/>
+        <w:numPr>
+          <w:ilvl w:val="0"/>
+          <w:numId w:val="21"/>
+        </w:numPr>
+        <w:ind w:left="2160"/>
+      </w:pPr>
+      <w:r>
+        <w:t>Mục đích: Ghi nhận nội dung tư vấn chuyên môn làm bằng chứng tuân thủ và cơ sở truy vết khi có khiếu nại về sử dụng thuốc.</w:t>
+      </w:r>
+    </w:p>
+    <w:p>
+      <w:pPr>
+        <w:pStyle w:val="Compact"/>
+        <w:numPr>
+          <w:ilvl w:val="0"/>
+          <w:numId w:val="21"/>
+        </w:numPr>
+        <w:ind w:left="2160"/>
+      </w:pPr>
+      <w:r>
+        <w:t>Người sử dụng: Dược sĩ tư vấn trực tuyến, Bộ phận CSKH.</w:t>
+      </w:r>
+    </w:p>
+    <w:p>
+      <w:pPr>
+        <w:pStyle w:val="FirstParagraph"/>
+        <w:ind w:left="1440"/>
+      </w:pPr>
+      <w:r>
+        <w:rPr>
+          <w:b/>
+          <w:bCs/>
+        </w:rPr>
+        <w:t>Biểu mẫu 3</w:t>
+      </w:r>
+      <w:r>
+        <w:t>: Phiếu soạn hàng và kiểm chất lượng</w:t>
+      </w:r>
+    </w:p>
+    <w:tbl>
+      <w:tblPr>
+        <w:tblStyle w:val="Table"/>
+        <w:tblW w:w="9071" w:type="dxa"/>
+        <w:tblInd w:w="1440" w:type="dxa"/>
+        <w:tblLayout w:type="fixed"/>
+        <w:tblLook w:val="0020" w:firstRow="1" w:lastRow="0" w:firstColumn="0" w:lastColumn="0" w:noHBand="0" w:noVBand="0"/>
+      </w:tblPr>
+      <w:tblGrid>
+        <w:gridCol w:w="573"/>
+        <w:gridCol w:w="1282"/>
+        <w:gridCol w:w="1353"/>
+        <w:gridCol w:w="786"/>
+        <w:gridCol w:w="1053"/>
+        <w:gridCol w:w="1053"/>
+        <w:gridCol w:w="1618"/>
+        <w:gridCol w:w="1353"/>
+      </w:tblGrid>
+      <w:tr>
+        <w:trPr>
+          <w:cnfStyle w:val="100000000000" w:firstRow="1" w:lastRow="0" w:firstColumn="0" w:lastColumn="0" w:oddVBand="0" w:evenVBand="0" w:oddHBand="0" w:evenHBand="0" w:firstRowFirstColumn="0" w:firstRowLastColumn="0" w:lastRowFirstColumn="0" w:lastRowLastColumn="0"/>
+          <w:tblHeader/>
+        </w:trPr>
+        <w:tc>
+          <w:tcPr>
+            <w:tcW w:w="573" w:type="dxa"/>
+          </w:tcPr>
+          <w:p>
+            <w:pPr>
+              <w:pStyle w:val="Compact"/>
+              <w:spacing w:before="20" w:after="20" w:line="240" w:lineRule="auto"/>
+              <w:jc w:val="left"/>
+            </w:pPr>
+            <w:r>
+              <w:t>STT</w:t>
+            </w:r>
+          </w:p>
+        </w:tc>
+        <w:tc>
+          <w:tcPr>
+            <w:tcW w:w="1282" w:type="dxa"/>
+          </w:tcPr>
+          <w:p>
+            <w:pPr>
+              <w:pStyle w:val="Compact"/>
+              <w:spacing w:before="20" w:after="20" w:line="240" w:lineRule="auto"/>
+              <w:jc w:val="left"/>
+            </w:pPr>
+            <w:r>
+              <w:t>Mã đơn hàng</w:t>
+            </w:r>
+          </w:p>
+        </w:tc>
+        <w:tc>
+          <w:tcPr>
+            <w:tcW w:w="1353" w:type="dxa"/>
+          </w:tcPr>
+          <w:p>
+            <w:pPr>
+              <w:pStyle w:val="Compact"/>
+              <w:spacing w:before="20" w:after="20" w:line="240" w:lineRule="auto"/>
+              <w:jc w:val="left"/>
+            </w:pPr>
+            <w:r>
+              <w:t>Tên sản phẩm</w:t>
+            </w:r>
+          </w:p>
+        </w:tc>
+        <w:tc>
+          <w:tcPr>
+            <w:tcW w:w="786" w:type="dxa"/>
+          </w:tcPr>
+          <w:p>
+            <w:pPr>
+              <w:pStyle w:val="Compact"/>
+              <w:spacing w:before="20" w:after="20" w:line="240" w:lineRule="auto"/>
+              <w:jc w:val="left"/>
+            </w:pPr>
+            <w:r>
+              <w:t>Số lô</w:t>
+            </w:r>
+          </w:p>
+        </w:tc>
+        <w:tc>
+          <w:tcPr>
+            <w:tcW w:w="1053" w:type="dxa"/>
+          </w:tcPr>
+          <w:p>
+            <w:pPr>
+              <w:pStyle w:val="Compact"/>
+              <w:spacing w:before="20" w:after="20" w:line="240" w:lineRule="auto"/>
+              <w:jc w:val="left"/>
+            </w:pPr>
+            <w:r>
+              <w:t>Hạn dùng</w:t>
+            </w:r>
+          </w:p>
+        </w:tc>
+        <w:tc>
+          <w:tcPr>
+            <w:tcW w:w="1053" w:type="dxa"/>
+          </w:tcPr>
+          <w:p>
+            <w:pPr>
+              <w:pStyle w:val="Compact"/>
+              <w:spacing w:before="20" w:after="20" w:line="240" w:lineRule="auto"/>
+              <w:jc w:val="left"/>
+            </w:pPr>
+            <w:r>
+              <w:t>Số lượng</w:t>
+            </w:r>
+          </w:p>
+        </w:tc>
+        <w:tc>
+          <w:tcPr>
+            <w:tcW w:w="1618" w:type="dxa"/>
+          </w:tcPr>
+          <w:p>
+            <w:pPr>
+              <w:pStyle w:val="Compact"/>
+              <w:spacing w:before="20" w:after="20" w:line="240" w:lineRule="auto"/>
+              <w:jc w:val="left"/>
+            </w:pPr>
+            <w:r>
+              <w:t>Kết quả kiểm tra</w:t>
+            </w:r>
+          </w:p>
+        </w:tc>
+        <w:tc>
+          <w:tcPr>
+            <w:tcW w:w="1353" w:type="dxa"/>
+          </w:tcPr>
+          <w:p>
+            <w:pPr>
+              <w:pStyle w:val="Compact"/>
+              <w:spacing w:before="20" w:after="20" w:line="240" w:lineRule="auto"/>
+              <w:jc w:val="left"/>
+            </w:pPr>
+            <w:r>
+              <w:t>Dược sĩ soạn</w:t>
+            </w:r>
+          </w:p>
+        </w:tc>
+      </w:tr>
+      <w:tr>
+        <w:tc>
+          <w:tcPr>
+            <w:tcW w:w="573" w:type="dxa"/>
+          </w:tcPr>
+          <w:p>
+            <w:pPr>
+              <w:pStyle w:val="Compact"/>
+              <w:spacing w:before="20" w:after="20" w:line="240" w:lineRule="auto"/>
+              <w:jc w:val="left"/>
+            </w:pPr>
+            <w:r>
+              <w:t>1</w:t>
+            </w:r>
+          </w:p>
+        </w:tc>
+        <w:tc>
+          <w:tcPr>
+            <w:tcW w:w="1282" w:type="dxa"/>
+          </w:tcPr>
+          <w:p>
+            <w:pPr>
+              <w:pStyle w:val="Compact"/>
+              <w:spacing w:before="20" w:after="20" w:line="240" w:lineRule="auto"/>
+            </w:pPr>
+          </w:p>
+        </w:tc>
+        <w:tc>
+          <w:tcPr>
+            <w:tcW w:w="1353" w:type="dxa"/>
+          </w:tcPr>
+          <w:p>
+            <w:pPr>
+              <w:pStyle w:val="Compact"/>
+              <w:spacing w:before="20" w:after="20" w:line="240" w:lineRule="auto"/>
+            </w:pPr>
+          </w:p>
+        </w:tc>
+        <w:tc>
+          <w:tcPr>
+            <w:tcW w:w="786" w:type="dxa"/>
+          </w:tcPr>
+          <w:p>
+            <w:pPr>
+              <w:pStyle w:val="Compact"/>
+              <w:spacing w:before="20" w:after="20" w:line="240" w:lineRule="auto"/>
+            </w:pPr>
+          </w:p>
+        </w:tc>
+        <w:tc>
+          <w:tcPr>
+            <w:tcW w:w="1053" w:type="dxa"/>
+          </w:tcPr>
+          <w:p>
+            <w:pPr>
+              <w:pStyle w:val="Compact"/>
+              <w:spacing w:before="20" w:after="20" w:line="240" w:lineRule="auto"/>
+            </w:pPr>
+          </w:p>
+        </w:tc>
+        <w:tc>
+          <w:tcPr>
+            <w:tcW w:w="1053" w:type="dxa"/>
+          </w:tcPr>
+          <w:p>
+            <w:pPr>
+              <w:pStyle w:val="Compact"/>
+              <w:spacing w:before="20" w:after="20" w:line="240" w:lineRule="auto"/>
+            </w:pPr>
+          </w:p>
+        </w:tc>
+        <w:tc>
+          <w:tcPr>
+            <w:tcW w:w="1618" w:type="dxa"/>
+          </w:tcPr>
+          <w:p>
+            <w:pPr>
+              <w:pStyle w:val="Compact"/>
+              <w:spacing w:before="20" w:after="20" w:line="240" w:lineRule="auto"/>
+            </w:pPr>
+          </w:p>
+        </w:tc>
+        <w:tc>
+          <w:tcPr>
+            <w:tcW w:w="1353" w:type="dxa"/>
+          </w:tcPr>
+          <w:p>
+            <w:pPr>
+              <w:pStyle w:val="Compact"/>
+              <w:spacing w:before="20" w:after="20" w:line="240" w:lineRule="auto"/>
+            </w:pPr>
+          </w:p>
+        </w:tc>
+      </w:tr>
+    </w:tbl>
+    <w:p>
+      <w:pPr>
+        <w:pStyle w:val="BodyText"/>
+        <w:ind w:left="1440"/>
+        <w:rPr>
+          <w:rFonts w:ascii="Times New Roman" w:hAnsi="Times New Roman" w:cs="Times New Roman"/>
+          <w:sz w:val="26"/>
+          <w:szCs w:val="26"/>
+        </w:rPr>
+      </w:pPr>
+      <w:r>
+        <w:rPr>
+          <w:rFonts w:ascii="Times New Roman" w:hAnsi="Times New Roman" w:cs="Times New Roman"/>
+          <w:sz w:val="26"/>
+          <w:szCs w:val="26"/>
+        </w:rPr>
+        <w:t>Bảng 2.</w:t>
+      </w:r>
+      <w:r>
+        <w:rPr>
+          <w:rFonts w:ascii="Times New Roman" w:hAnsi="Times New Roman" w:cs="Times New Roman"/>
+          <w:sz w:val="26"/>
+          <w:szCs w:val="26"/>
+        </w:rPr>
+        <w:t>5</w:t>
+      </w:r>
+      <w:r>
+        <w:rPr>
+          <w:rFonts w:ascii="Times New Roman" w:hAnsi="Times New Roman" w:cs="Times New Roman"/>
+          <w:sz w:val="26"/>
+          <w:szCs w:val="26"/>
+        </w:rPr>
+        <w:t>. Biểu mẫu phiếu soạn hàng và kiểm chất lượng</w:t>
+      </w:r>
+    </w:p>
+    <w:p>
+      <w:pPr>
+        <w:pStyle w:val="Compact"/>
+        <w:numPr>
+          <w:ilvl w:val="0"/>
+          <w:numId w:val="21"/>
+        </w:numPr>
+        <w:ind w:left="2160"/>
+      </w:pPr>
+      <w:r>
+        <w:t>Mục đích: Xác nhận sản phẩm đã được đối chiếu đúng về chủng loại, số lô, hạn dùng và điều kiện bao bì trước khi đóng gói.</w:t>
+      </w:r>
+    </w:p>
+    <w:p>
+      <w:pPr>
+        <w:pStyle w:val="Compact"/>
+        <w:numPr>
+          <w:ilvl w:val="0"/>
+          <w:numId w:val="21"/>
+        </w:numPr>
+        <w:ind w:left="2160"/>
+      </w:pPr>
+      <w:r>
+        <w:t>Người sử dụng: Dược sĩ tại nhà thuốc, Bộ phận Kiểm soát chất lượng.</w:t>
+      </w:r>
+    </w:p>
+    <w:p>
+      <w:pPr>
+        <w:pStyle w:val="FirstParagraph"/>
+        <w:ind w:left="1440"/>
+      </w:pPr>
+      <w:r>
+        <w:rPr>
+          <w:b/>
+          <w:bCs/>
+        </w:rPr>
+        <w:t>Biểu mẫu 4</w:t>
+      </w:r>
+      <w:r>
+        <w:t>: Biên bản bàn giao hàng cho tài xế</w:t>
+      </w:r>
+    </w:p>
+    <w:tbl>
+      <w:tblPr>
+        <w:tblStyle w:val="Table"/>
+        <w:tblW w:w="9071" w:type="dxa"/>
+        <w:tblInd w:w="1440" w:type="dxa"/>
+        <w:tblLayout w:type="fixed"/>
+        <w:tblLook w:val="0020" w:firstRow="1" w:lastRow="0" w:firstColumn="0" w:lastColumn="0" w:noHBand="0" w:noVBand="0"/>
+      </w:tblPr>
+      <w:tblGrid>
+        <w:gridCol w:w="586"/>
+        <w:gridCol w:w="1312"/>
+        <w:gridCol w:w="991"/>
+        <w:gridCol w:w="1655"/>
+        <w:gridCol w:w="1780"/>
+        <w:gridCol w:w="1158"/>
+        <w:gridCol w:w="1589"/>
+      </w:tblGrid>
+      <w:tr>
+        <w:trPr>
+          <w:cnfStyle w:val="100000000000" w:firstRow="1" w:lastRow="0" w:firstColumn="0" w:lastColumn="0" w:oddVBand="0" w:evenVBand="0" w:oddHBand="0" w:evenHBand="0" w:firstRowFirstColumn="0" w:firstRowLastColumn="0" w:lastRowFirstColumn="0" w:lastRowLastColumn="0"/>
+          <w:tblHeader/>
+        </w:trPr>
+        <w:tc>
+          <w:tcPr>
+            <w:tcW w:w="586" w:type="dxa"/>
+          </w:tcPr>
+          <w:p>
+            <w:pPr>
+              <w:pStyle w:val="Compact"/>
+              <w:spacing w:before="20" w:after="20" w:line="240" w:lineRule="auto"/>
+              <w:jc w:val="left"/>
+            </w:pPr>
+            <w:r>
+              <w:t>STT</w:t>
+            </w:r>
+          </w:p>
+        </w:tc>
+        <w:tc>
+          <w:tcPr>
+            <w:tcW w:w="1312" w:type="dxa"/>
+          </w:tcPr>
+          <w:p>
+            <w:pPr>
+              <w:pStyle w:val="Compact"/>
+              <w:spacing w:before="20" w:after="20" w:line="240" w:lineRule="auto"/>
+              <w:jc w:val="left"/>
+            </w:pPr>
+            <w:r>
+              <w:t>Mã đơn hàng</w:t>
+            </w:r>
+          </w:p>
+        </w:tc>
+        <w:tc>
+          <w:tcPr>
+            <w:tcW w:w="991" w:type="dxa"/>
+          </w:tcPr>
+          <w:p>
+            <w:pPr>
+              <w:pStyle w:val="Compact"/>
+              <w:spacing w:before="20" w:after="20" w:line="240" w:lineRule="auto"/>
+              <w:jc w:val="left"/>
+            </w:pPr>
+            <w:r>
+              <w:t>Số kiện</w:t>
+            </w:r>
+          </w:p>
+        </w:tc>
+        <w:tc>
+          <w:tcPr>
+            <w:tcW w:w="1655" w:type="dxa"/>
+          </w:tcPr>
+          <w:p>
+            <w:pPr>
+              <w:pStyle w:val="Compact"/>
+              <w:spacing w:before="20" w:after="20" w:line="240" w:lineRule="auto"/>
+              <w:jc w:val="left"/>
+            </w:pPr>
+            <w:r>
+              <w:t>Yêu cầu bảo quản</w:t>
+            </w:r>
+          </w:p>
+        </w:tc>
+        <w:tc>
+          <w:tcPr>
+            <w:tcW w:w="1780" w:type="dxa"/>
+          </w:tcPr>
+          <w:p>
+            <w:pPr>
+              <w:pStyle w:val="Compact"/>
+              <w:spacing w:before="20" w:after="20" w:line="240" w:lineRule="auto"/>
+              <w:jc w:val="left"/>
+            </w:pPr>
+            <w:r>
+              <w:t>Thời điểm bàn giao</w:t>
+            </w:r>
+          </w:p>
+        </w:tc>
+        <w:tc>
+          <w:tcPr>
+            <w:tcW w:w="1158" w:type="dxa"/>
+          </w:tcPr>
+          <w:p>
+            <w:pPr>
+              <w:pStyle w:val="Compact"/>
+              <w:spacing w:before="20" w:after="20" w:line="240" w:lineRule="auto"/>
+              <w:jc w:val="left"/>
+            </w:pPr>
+            <w:r>
+              <w:t>Mã tài xế</w:t>
+            </w:r>
+          </w:p>
+        </w:tc>
+        <w:tc>
+          <w:tcPr>
+            <w:tcW w:w="1589" w:type="dxa"/>
+          </w:tcPr>
+          <w:p>
+            <w:pPr>
+              <w:pStyle w:val="Compact"/>
+              <w:spacing w:before="20" w:after="20" w:line="240" w:lineRule="auto"/>
+              <w:jc w:val="left"/>
+            </w:pPr>
+            <w:r>
+              <w:t>Chữ ký/Xác nhận</w:t>
+            </w:r>
+          </w:p>
+        </w:tc>
+      </w:tr>
+      <w:tr>
+        <w:tc>
+          <w:tcPr>
+            <w:tcW w:w="586" w:type="dxa"/>
+          </w:tcPr>
+          <w:p>
+            <w:pPr>
+              <w:pStyle w:val="Compact"/>
+              <w:spacing w:before="20" w:after="20" w:line="240" w:lineRule="auto"/>
+              <w:jc w:val="left"/>
+            </w:pPr>
+            <w:r>
+              <w:t>1</w:t>
+            </w:r>
+          </w:p>
+        </w:tc>
+        <w:tc>
+          <w:tcPr>
+            <w:tcW w:w="1312" w:type="dxa"/>
+          </w:tcPr>
+          <w:p>
+            <w:pPr>
+              <w:pStyle w:val="Compact"/>
+              <w:spacing w:before="20" w:after="20" w:line="240" w:lineRule="auto"/>
+            </w:pPr>
+          </w:p>
+        </w:tc>
+        <w:tc>
+          <w:tcPr>
+            <w:tcW w:w="991" w:type="dxa"/>
+          </w:tcPr>
+          <w:p>
+            <w:pPr>
+              <w:pStyle w:val="Compact"/>
+              <w:spacing w:before="20" w:after="20" w:line="240" w:lineRule="auto"/>
+            </w:pPr>
+          </w:p>
+        </w:tc>
+        <w:tc>
+          <w:tcPr>
+            <w:tcW w:w="1655" w:type="dxa"/>
+          </w:tcPr>
+          <w:p>
+            <w:pPr>
+              <w:pStyle w:val="Compact"/>
+              <w:spacing w:before="20" w:after="20" w:line="240" w:lineRule="auto"/>
+            </w:pPr>
+          </w:p>
+        </w:tc>
+        <w:tc>
+          <w:tcPr>
+            <w:tcW w:w="1780" w:type="dxa"/>
+          </w:tcPr>
+          <w:p>
+            <w:pPr>
+              <w:pStyle w:val="Compact"/>
+              <w:spacing w:before="20" w:after="20" w:line="240" w:lineRule="auto"/>
+            </w:pPr>
+          </w:p>
+        </w:tc>
+        <w:tc>
+          <w:tcPr>
+            <w:tcW w:w="1158" w:type="dxa"/>
+          </w:tcPr>
+          <w:p>
+            <w:pPr>
+              <w:pStyle w:val="Compact"/>
+              <w:spacing w:before="20" w:after="20" w:line="240" w:lineRule="auto"/>
+            </w:pPr>
+          </w:p>
+        </w:tc>
+        <w:tc>
+          <w:tcPr>
+            <w:tcW w:w="1589" w:type="dxa"/>
+          </w:tcPr>
+          <w:p>
+            <w:pPr>
+              <w:pStyle w:val="Compact"/>
+              <w:spacing w:before="20" w:after="20" w:line="240" w:lineRule="auto"/>
+            </w:pPr>
+          </w:p>
+        </w:tc>
+      </w:tr>
+    </w:tbl>
+    <w:p>
+      <w:pPr>
+        <w:pStyle w:val="BodyText"/>
+        <w:ind w:left="1440"/>
+        <w:rPr>
+          <w:rFonts w:ascii="Times New Roman" w:hAnsi="Times New Roman" w:cs="Times New Roman"/>
+          <w:sz w:val="26"/>
+          <w:szCs w:val="26"/>
+        </w:rPr>
+      </w:pPr>
+      <w:r>
+        <w:rPr>
+          <w:rFonts w:ascii="Times New Roman" w:hAnsi="Times New Roman" w:cs="Times New Roman"/>
+          <w:sz w:val="26"/>
+          <w:szCs w:val="26"/>
+        </w:rPr>
+        <w:t>Bảng 2.6. Biểu mẫu biên bản bàn giao hàng cho tài xế</w:t>
+      </w:r>
+    </w:p>
+    <w:p>
+      <w:pPr>
+        <w:pStyle w:val="Compact"/>
+        <w:numPr>
+          <w:ilvl w:val="0"/>
+          <w:numId w:val="21"/>
+        </w:numPr>
+        <w:ind w:left="2160"/>
+      </w:pPr>
+      <w:r>
+        <w:t>Mục đích: Xác lập trách nhiệm giữa nhà thuốc và đơn vị vận chuyển về tình trạng và thời điểm bàn giao hàng hóa.</w:t>
+      </w:r>
+    </w:p>
+    <w:p>
+      <w:pPr>
+        <w:pStyle w:val="Compact"/>
+        <w:numPr>
+          <w:ilvl w:val="0"/>
+          <w:numId w:val="21"/>
+        </w:numPr>
+        <w:ind w:left="2160"/>
+      </w:pPr>
+      <w:r>
+        <w:t>Người sử dụng: Dược sĩ tại nhà thuốc, Đối tác giao hàng.</w:t>
+      </w:r>
+    </w:p>
+    <w:p>
+      <w:pPr>
+        <w:pStyle w:val="FirstParagraph"/>
+        <w:ind w:left="1440"/>
+      </w:pPr>
+      <w:r>
+        <w:rPr>
+          <w:b/>
+          <w:bCs/>
+        </w:rPr>
+        <w:t>Biểu mẫu 5</w:t>
+      </w:r>
+      <w:r>
+        <w:t>: Phiếu xác nhận giao hàng và thanh toán</w:t>
+      </w:r>
+    </w:p>
+    <w:tbl>
+      <w:tblPr>
+        <w:tblStyle w:val="Table"/>
+        <w:tblW w:w="9071" w:type="dxa"/>
+        <w:tblInd w:w="1440" w:type="dxa"/>
+        <w:tblLayout w:type="fixed"/>
+        <w:tblLook w:val="0020" w:firstRow="1" w:lastRow="0" w:firstColumn="0" w:lastColumn="0" w:noHBand="0" w:noVBand="0"/>
+      </w:tblPr>
+      <w:tblGrid>
+        <w:gridCol w:w="497"/>
+        <w:gridCol w:w="1016"/>
+        <w:gridCol w:w="1180"/>
+        <w:gridCol w:w="1282"/>
+        <w:gridCol w:w="1472"/>
+        <w:gridCol w:w="1016"/>
+        <w:gridCol w:w="1180"/>
+        <w:gridCol w:w="1428"/>
+      </w:tblGrid>
+      <w:tr>
+        <w:trPr>
+          <w:cnfStyle w:val="100000000000" w:firstRow="1" w:lastRow="0" w:firstColumn="0" w:lastColumn="0" w:oddVBand="0" w:evenVBand="0" w:oddHBand="0" w:evenHBand="0" w:firstRowFirstColumn="0" w:firstRowLastColumn="0" w:lastRowFirstColumn="0" w:lastRowLastColumn="0"/>
+          <w:tblHeader/>
+        </w:trPr>
+        <w:tc>
+          <w:tcPr>
+            <w:tcW w:w="497" w:type="dxa"/>
+          </w:tcPr>
+          <w:p>
+            <w:pPr>
+              <w:pStyle w:val="Compact"/>
+              <w:spacing w:before="20" w:after="20" w:line="240" w:lineRule="auto"/>
+              <w:jc w:val="left"/>
+            </w:pPr>
+            <w:r>
+              <w:t>STT</w:t>
+            </w:r>
+          </w:p>
+        </w:tc>
+        <w:tc>
+          <w:tcPr>
+            <w:tcW w:w="1016" w:type="dxa"/>
+          </w:tcPr>
+          <w:p>
+            <w:pPr>
+              <w:pStyle w:val="Compact"/>
+              <w:spacing w:before="20" w:after="20" w:line="240" w:lineRule="auto"/>
+              <w:jc w:val="left"/>
+            </w:pPr>
+            <w:r>
+              <w:t>Mã đơn hàng</w:t>
+            </w:r>
+          </w:p>
+        </w:tc>
+        <w:tc>
+          <w:tcPr>
+            <w:tcW w:w="1180" w:type="dxa"/>
+          </w:tcPr>
+          <w:p>
+            <w:pPr>
+              <w:pStyle w:val="Compact"/>
+              <w:spacing w:before="20" w:after="20" w:line="240" w:lineRule="auto"/>
+              <w:jc w:val="left"/>
+            </w:pPr>
+            <w:r>
+              <w:t>Tên khách hàng</w:t>
+            </w:r>
+          </w:p>
+        </w:tc>
+        <w:tc>
+          <w:tcPr>
+            <w:tcW w:w="1282" w:type="dxa"/>
+          </w:tcPr>
+          <w:p>
+            <w:pPr>
+              <w:pStyle w:val="Compact"/>
+              <w:spacing w:before="20" w:after="20" w:line="240" w:lineRule="auto"/>
+              <w:jc w:val="left"/>
+            </w:pPr>
+            <w:r>
+              <w:t>Giá trị đơn hàng</w:t>
+            </w:r>
+          </w:p>
+        </w:tc>
+        <w:tc>
+          <w:tcPr>
+            <w:tcW w:w="1472" w:type="dxa"/>
+          </w:tcPr>
+          <w:p>
+            <w:pPr>
+              <w:pStyle w:val="Compact"/>
+              <w:spacing w:before="20" w:after="20" w:line="240" w:lineRule="auto"/>
+              <w:jc w:val="left"/>
+            </w:pPr>
+            <w:r>
+              <w:t>Hình thức thanh toán</w:t>
+            </w:r>
+          </w:p>
+        </w:tc>
+        <w:tc>
+          <w:tcPr>
+            <w:tcW w:w="1016" w:type="dxa"/>
+          </w:tcPr>
+          <w:p>
+            <w:pPr>
+              <w:pStyle w:val="Compact"/>
+              <w:spacing w:before="20" w:after="20" w:line="240" w:lineRule="auto"/>
+              <w:jc w:val="left"/>
+            </w:pPr>
+            <w:r>
+              <w:t>Số tiền thu</w:t>
+            </w:r>
+          </w:p>
+        </w:tc>
+        <w:tc>
+          <w:tcPr>
+            <w:tcW w:w="1180" w:type="dxa"/>
+          </w:tcPr>
+          <w:p>
+            <w:pPr>
+              <w:pStyle w:val="Compact"/>
+              <w:spacing w:before="20" w:after="20" w:line="240" w:lineRule="auto"/>
+              <w:jc w:val="left"/>
+            </w:pPr>
+            <w:r>
+              <w:t>Thời điểm giao</w:t>
+            </w:r>
+          </w:p>
+        </w:tc>
+        <w:tc>
+          <w:tcPr>
+            <w:tcW w:w="1428" w:type="dxa"/>
+          </w:tcPr>
+          <w:p>
+            <w:pPr>
+              <w:pStyle w:val="Compact"/>
+              <w:spacing w:before="20" w:after="20" w:line="240" w:lineRule="auto"/>
+              <w:jc w:val="left"/>
+            </w:pPr>
+            <w:r>
+              <w:t>Xác nhận khách hàng</w:t>
+            </w:r>
+          </w:p>
+        </w:tc>
+      </w:tr>
+      <w:tr>
+        <w:tc>
+          <w:tcPr>
+            <w:tcW w:w="497" w:type="dxa"/>
+          </w:tcPr>
+          <w:p>
+            <w:pPr>
+              <w:pStyle w:val="Compact"/>
+              <w:spacing w:before="20" w:after="20" w:line="240" w:lineRule="auto"/>
+              <w:jc w:val="left"/>
+            </w:pPr>
+            <w:r>
+              <w:t>1</w:t>
+            </w:r>
+          </w:p>
+        </w:tc>
+        <w:tc>
+          <w:tcPr>
+            <w:tcW w:w="1016" w:type="dxa"/>
+          </w:tcPr>
+          <w:p>
+            <w:pPr>
+              <w:pStyle w:val="Compact"/>
+              <w:spacing w:before="20" w:after="20" w:line="240" w:lineRule="auto"/>
+            </w:pPr>
+          </w:p>
+        </w:tc>
+        <w:tc>
+          <w:tcPr>
+            <w:tcW w:w="1180" w:type="dxa"/>
+          </w:tcPr>
+          <w:p>
+            <w:pPr>
+              <w:pStyle w:val="Compact"/>
+              <w:spacing w:before="20" w:after="20" w:line="240" w:lineRule="auto"/>
+            </w:pPr>
+          </w:p>
+        </w:tc>
+        <w:tc>
+          <w:tcPr>
+            <w:tcW w:w="1282" w:type="dxa"/>
+          </w:tcPr>
+          <w:p>
+            <w:pPr>
+              <w:pStyle w:val="Compact"/>
+              <w:spacing w:before="20" w:after="20" w:line="240" w:lineRule="auto"/>
+            </w:pPr>
+          </w:p>
+        </w:tc>
+        <w:tc>
+          <w:tcPr>
+            <w:tcW w:w="1472" w:type="dxa"/>
+          </w:tcPr>
+          <w:p>
+            <w:pPr>
+              <w:pStyle w:val="Compact"/>
+              <w:spacing w:before="20" w:after="20" w:line="240" w:lineRule="auto"/>
+            </w:pPr>
+          </w:p>
+        </w:tc>
+        <w:tc>
+          <w:tcPr>
+            <w:tcW w:w="1016" w:type="dxa"/>
+          </w:tcPr>
+          <w:p>
+            <w:pPr>
+              <w:pStyle w:val="Compact"/>
+              <w:spacing w:before="20" w:after="20" w:line="240" w:lineRule="auto"/>
+            </w:pPr>
+          </w:p>
+        </w:tc>
+        <w:tc>
+          <w:tcPr>
+            <w:tcW w:w="1180" w:type="dxa"/>
+          </w:tcPr>
+          <w:p>
+            <w:pPr>
+              <w:pStyle w:val="Compact"/>
+              <w:spacing w:before="20" w:after="20" w:line="240" w:lineRule="auto"/>
+            </w:pPr>
+          </w:p>
+        </w:tc>
+        <w:tc>
+          <w:tcPr>
+            <w:tcW w:w="1428" w:type="dxa"/>
+          </w:tcPr>
+          <w:p>
+            <w:pPr>
+              <w:pStyle w:val="Compact"/>
+              <w:spacing w:before="20" w:after="20" w:line="240" w:lineRule="auto"/>
+            </w:pPr>
+          </w:p>
+        </w:tc>
+      </w:tr>
+    </w:tbl>
+    <w:p>
+      <w:pPr>
+        <w:pStyle w:val="BodyText"/>
+        <w:ind w:left="1440"/>
+        <w:rPr>
+          <w:rFonts w:ascii="Times New Roman" w:hAnsi="Times New Roman" w:cs="Times New Roman"/>
+          <w:sz w:val="26"/>
+          <w:szCs w:val="26"/>
+        </w:rPr>
+      </w:pPr>
+      <w:r>
+        <w:rPr>
+          <w:rFonts w:ascii="Times New Roman" w:hAnsi="Times New Roman" w:cs="Times New Roman"/>
+          <w:sz w:val="26"/>
+          <w:szCs w:val="26"/>
+        </w:rPr>
+        <w:lastRenderedPageBreak/>
+        <w:t>Bảng 2.</w:t>
+      </w:r>
+      <w:r>
+        <w:rPr>
+          <w:rFonts w:ascii="Times New Roman" w:hAnsi="Times New Roman" w:cs="Times New Roman"/>
+          <w:sz w:val="26"/>
+          <w:szCs w:val="26"/>
+        </w:rPr>
+        <w:t>7</w:t>
+      </w:r>
+      <w:r>
+        <w:rPr>
+          <w:rFonts w:ascii="Times New Roman" w:hAnsi="Times New Roman" w:cs="Times New Roman"/>
+          <w:sz w:val="26"/>
+          <w:szCs w:val="26"/>
+        </w:rPr>
+        <w:t>. Biểu mẫu phiếu xác nhận giao hàng và thanh toán</w:t>
+      </w:r>
+    </w:p>
+    <w:p>
+      <w:pPr>
+        <w:pStyle w:val="Compact"/>
+        <w:numPr>
+          <w:ilvl w:val="0"/>
+          <w:numId w:val="21"/>
+        </w:numPr>
+        <w:ind w:left="2160"/>
+      </w:pPr>
+      <w:r>
+        <w:t>Mục đích: Ghi nhận việc bàn giao hàng hóa thực tế và kết quả thu tiền, làm cơ sở đối soát khoản thu hộ COD.</w:t>
+      </w:r>
+    </w:p>
+    <w:p>
+      <w:pPr>
+        <w:pStyle w:val="Compact"/>
+        <w:numPr>
+          <w:ilvl w:val="0"/>
+          <w:numId w:val="21"/>
+        </w:numPr>
+        <w:ind w:left="2160"/>
+      </w:pPr>
+      <w:r>
+        <w:t>Người sử dụng: Đối tác giao hàng, Khách hàng, Bộ phận Kế toán.</w:t>
+      </w:r>
+    </w:p>
+    <w:p>
+      <w:pPr>
+        <w:pStyle w:val="FirstParagraph"/>
+        <w:ind w:left="1440"/>
+      </w:pPr>
+      <w:r>
+        <w:rPr>
+          <w:b/>
+          <w:bCs/>
+        </w:rPr>
+        <w:t>Biểu mẫu 6</w:t>
+      </w:r>
+      <w:r>
+        <w:t>: Báo cáo tổng hợp tình trạng đơn hàng trực tuyến theo tháng</w:t>
+      </w:r>
+    </w:p>
+    <w:tbl>
+      <w:tblPr>
+        <w:tblStyle w:val="Table"/>
+        <w:tblW w:w="9071" w:type="dxa"/>
+        <w:tblInd w:w="1440" w:type="dxa"/>
+        <w:tblLayout w:type="fixed"/>
+        <w:tblLook w:val="0020" w:firstRow="1" w:lastRow="0" w:firstColumn="0" w:lastColumn="0" w:noHBand="0" w:noVBand="0"/>
+      </w:tblPr>
+      <w:tblGrid>
+        <w:gridCol w:w="1067"/>
+        <w:gridCol w:w="1478"/>
+        <w:gridCol w:w="1754"/>
+        <w:gridCol w:w="1393"/>
+        <w:gridCol w:w="906"/>
+        <w:gridCol w:w="1260"/>
+        <w:gridCol w:w="1213"/>
+      </w:tblGrid>
+      <w:tr>
+        <w:trPr>
+          <w:cnfStyle w:val="100000000000" w:firstRow="1" w:lastRow="0" w:firstColumn="0" w:lastColumn="0" w:oddVBand="0" w:evenVBand="0" w:oddHBand="0" w:evenHBand="0" w:firstRowFirstColumn="0" w:firstRowLastColumn="0" w:lastRowFirstColumn="0" w:lastRowLastColumn="0"/>
+          <w:tblHeader/>
+        </w:trPr>
+        <w:tc>
+          <w:tcPr>
+            <w:tcW w:w="1067" w:type="dxa"/>
+          </w:tcPr>
+          <w:p>
+            <w:pPr>
+              <w:pStyle w:val="Compact"/>
+              <w:spacing w:before="20" w:after="20" w:line="240" w:lineRule="auto"/>
+              <w:jc w:val="left"/>
+            </w:pPr>
+            <w:r>
+              <w:t>Tổng đơn hàng</w:t>
+            </w:r>
+          </w:p>
+        </w:tc>
+        <w:tc>
+          <w:tcPr>
+            <w:tcW w:w="1478" w:type="dxa"/>
+          </w:tcPr>
+          <w:p>
+            <w:pPr>
+              <w:pStyle w:val="Compact"/>
+              <w:spacing w:before="20" w:after="20" w:line="240" w:lineRule="auto"/>
+              <w:jc w:val="left"/>
+            </w:pPr>
+            <w:r>
+              <w:t>Tỷ lệ thanh toán trước</w:t>
+            </w:r>
+          </w:p>
+        </w:tc>
+        <w:tc>
+          <w:tcPr>
+            <w:tcW w:w="1754" w:type="dxa"/>
+          </w:tcPr>
+          <w:p>
+            <w:pPr>
+              <w:pStyle w:val="Compact"/>
+              <w:spacing w:before="20" w:after="20" w:line="240" w:lineRule="auto"/>
+              <w:jc w:val="left"/>
+            </w:pPr>
+            <w:r>
+              <w:t>Tỷ lệ giao đúng cam kết 2 giờ</w:t>
+            </w:r>
+          </w:p>
+        </w:tc>
+        <w:tc>
+          <w:tcPr>
+            <w:tcW w:w="1393" w:type="dxa"/>
+          </w:tcPr>
+          <w:p>
+            <w:pPr>
+              <w:pStyle w:val="Compact"/>
+              <w:spacing w:before="20" w:after="20" w:line="240" w:lineRule="auto"/>
+              <w:jc w:val="left"/>
+            </w:pPr>
+            <w:r>
+              <w:t>Số đơn điều phối lại</w:t>
+            </w:r>
+          </w:p>
+        </w:tc>
+        <w:tc>
+          <w:tcPr>
+            <w:tcW w:w="906" w:type="dxa"/>
+          </w:tcPr>
+          <w:p>
+            <w:pPr>
+              <w:pStyle w:val="Compact"/>
+              <w:spacing w:before="20" w:after="20" w:line="240" w:lineRule="auto"/>
+              <w:jc w:val="left"/>
+            </w:pPr>
+            <w:r>
+              <w:t>Số đơn hủy</w:t>
+            </w:r>
+          </w:p>
+        </w:tc>
+        <w:tc>
+          <w:tcPr>
+            <w:tcW w:w="1260" w:type="dxa"/>
+          </w:tcPr>
+          <w:p>
+            <w:pPr>
+              <w:pStyle w:val="Compact"/>
+              <w:spacing w:before="20" w:after="20" w:line="240" w:lineRule="auto"/>
+              <w:jc w:val="left"/>
+            </w:pPr>
+            <w:r>
+              <w:t>Doanh thu thực tế</w:t>
+            </w:r>
+          </w:p>
+        </w:tc>
+        <w:tc>
+          <w:tcPr>
+            <w:tcW w:w="1213" w:type="dxa"/>
+          </w:tcPr>
+          <w:p>
+            <w:pPr>
+              <w:pStyle w:val="Compact"/>
+              <w:spacing w:before="20" w:after="20" w:line="240" w:lineRule="auto"/>
+              <w:jc w:val="left"/>
+            </w:pPr>
+            <w:r>
+              <w:t>Đề xuất cải tiến</w:t>
+            </w:r>
+          </w:p>
+        </w:tc>
+      </w:tr>
+      <w:tr>
+        <w:tc>
+          <w:tcPr>
+            <w:tcW w:w="1067" w:type="dxa"/>
+          </w:tcPr>
+          <w:p>
+            <w:pPr>
+              <w:pStyle w:val="Compact"/>
+              <w:spacing w:before="20" w:after="20" w:line="240" w:lineRule="auto"/>
+              <w:jc w:val="left"/>
+            </w:pPr>
+            <w:r>
+              <w:t>1</w:t>
+            </w:r>
+          </w:p>
+        </w:tc>
+        <w:tc>
+          <w:tcPr>
+            <w:tcW w:w="1478" w:type="dxa"/>
+          </w:tcPr>
+          <w:p>
+            <w:pPr>
+              <w:pStyle w:val="Compact"/>
+              <w:spacing w:before="20" w:after="20" w:line="240" w:lineRule="auto"/>
+            </w:pPr>
+          </w:p>
+        </w:tc>
+        <w:tc>
+          <w:tcPr>
+            <w:tcW w:w="1754" w:type="dxa"/>
+          </w:tcPr>
+          <w:p>
+            <w:pPr>
+              <w:pStyle w:val="Compact"/>
+              <w:spacing w:before="20" w:after="20" w:line="240" w:lineRule="auto"/>
+            </w:pPr>
+          </w:p>
+        </w:tc>
+        <w:tc>
+          <w:tcPr>
+            <w:tcW w:w="1393" w:type="dxa"/>
+          </w:tcPr>
+          <w:p>
+            <w:pPr>
+              <w:pStyle w:val="Compact"/>
+              <w:spacing w:before="20" w:after="20" w:line="240" w:lineRule="auto"/>
+            </w:pPr>
+          </w:p>
+        </w:tc>
+        <w:tc>
+          <w:tcPr>
+            <w:tcW w:w="906" w:type="dxa"/>
+          </w:tcPr>
+          <w:p>
+            <w:pPr>
+              <w:pStyle w:val="Compact"/>
+              <w:spacing w:before="20" w:after="20" w:line="240" w:lineRule="auto"/>
+            </w:pPr>
+          </w:p>
+        </w:tc>
+        <w:tc>
+          <w:tcPr>
+            <w:tcW w:w="1260" w:type="dxa"/>
+          </w:tcPr>
+          <w:p>
+            <w:pPr>
+              <w:pStyle w:val="Compact"/>
+              <w:spacing w:before="20" w:after="20" w:line="240" w:lineRule="auto"/>
+            </w:pPr>
+          </w:p>
+        </w:tc>
+        <w:tc>
+          <w:tcPr>
+            <w:tcW w:w="1213" w:type="dxa"/>
+          </w:tcPr>
+          <w:p>
+            <w:pPr>
+              <w:pStyle w:val="Compact"/>
+              <w:spacing w:before="20" w:after="20" w:line="240" w:lineRule="auto"/>
+            </w:pPr>
+          </w:p>
+        </w:tc>
+      </w:tr>
+    </w:tbl>
+    <w:p>
+      <w:pPr>
+        <w:pStyle w:val="BodyText"/>
+        <w:ind w:left="1440"/>
+        <w:rPr>
+          <w:rFonts w:ascii="Times New Roman" w:hAnsi="Times New Roman" w:cs="Times New Roman"/>
+          <w:sz w:val="26"/>
+          <w:szCs w:val="26"/>
+        </w:rPr>
+      </w:pPr>
+      <w:r>
+        <w:rPr>
+          <w:rFonts w:ascii="Times New Roman" w:hAnsi="Times New Roman" w:cs="Times New Roman"/>
+          <w:sz w:val="26"/>
+          <w:szCs w:val="26"/>
+        </w:rPr>
+        <w:t>Bảng 2.</w:t>
+      </w:r>
+      <w:r>
+        <w:rPr>
+          <w:rFonts w:ascii="Times New Roman" w:hAnsi="Times New Roman" w:cs="Times New Roman"/>
+          <w:sz w:val="26"/>
+          <w:szCs w:val="26"/>
+        </w:rPr>
+        <w:t>8</w:t>
+      </w:r>
+      <w:r>
+        <w:rPr>
+          <w:rFonts w:ascii="Times New Roman" w:hAnsi="Times New Roman" w:cs="Times New Roman"/>
+          <w:sz w:val="26"/>
+          <w:szCs w:val="26"/>
+        </w:rPr>
+        <w:t>. Biểu mẫu báo cáo tổng hợp tình trạng đơn hàng trực tuyến theo tháng</w:t>
+      </w:r>
+    </w:p>
+    <w:p>
+      <w:pPr>
+        <w:pStyle w:val="Compact"/>
+        <w:numPr>
+          <w:ilvl w:val="0"/>
+          <w:numId w:val="21"/>
+        </w:numPr>
+        <w:ind w:left="2160"/>
+      </w:pPr>
+      <w:r>
+        <w:t>Mục đích: Đánh giá hiệu quả vận hành của kênh trực tuyến và năng lực đáp ứng của từng nhà thuốc trong mạng lưới.</w:t>
+      </w:r>
+    </w:p>
+    <w:p>
+      <w:pPr>
+        <w:ind w:left="1440"/>
+        <w:rPr>
+          <w:rFonts w:ascii="Times New Roman" w:hAnsi="Times New Roman" w:cs="Times New Roman"/>
+          <w:sz w:val="26"/>
+          <w:szCs w:val="26"/>
+          <w:lang w:val="en-US" w:eastAsia="en-US"/>
+        </w:rPr>
+      </w:pPr>
+      <w:r>
+        <w:rPr>
+          <w:rFonts w:ascii="Times New Roman" w:hAnsi="Times New Roman" w:cs="Times New Roman"/>
+          <w:sz w:val="26"/>
+          <w:szCs w:val="26"/>
+        </w:rPr>
+        <w:t>Người sử dụng: Ban Giám đốc Vận hành chuỗi, Trung tâm điều phối đơn hàng.</w:t>
+      </w:r>
+    </w:p>
+    <w:p>
+      <w:pPr>
+        <w:pStyle w:val="Heading5"/>
+        <w:numPr>
+          <w:ilvl w:val="3"/>
+          <w:numId w:val="17"/>
+        </w:numPr>
+        <w:ind w:left="2340" w:hanging="900"/>
+        <w:rPr>
+          <w:rFonts w:cs="Times New Roman"/>
+          <w:b/>
+          <w:bCs/>
+          <w:szCs w:val="26"/>
+        </w:rPr>
+      </w:pPr>
+      <w:r>
+        <w:rPr>
+          <w:rFonts w:cs="Times New Roman"/>
+          <w:b/>
+          <w:bCs/>
+          <w:szCs w:val="26"/>
+        </w:rPr>
+        <w:t>Phỏng vấn</w:t>
+      </w:r>
+    </w:p>
+    <w:p>
+      <w:pPr>
+        <w:pStyle w:val="Heading6"/>
+        <w:numPr>
+          <w:ilvl w:val="4"/>
+          <w:numId w:val="17"/>
+        </w:numPr>
+        <w:ind w:left="2520"/>
+        <w:rPr>
+          <w:rFonts w:ascii="Times New Roman" w:hAnsi="Times New Roman" w:cs="Times New Roman"/>
+          <w:b/>
+          <w:bCs/>
+          <w:i w:val="0"/>
+          <w:iCs w:val="0"/>
+          <w:color w:val="auto"/>
+          <w:sz w:val="26"/>
+          <w:szCs w:val="26"/>
+        </w:rPr>
+      </w:pPr>
+      <w:r>
+        <w:rPr>
+          <w:rFonts w:ascii="Times New Roman" w:hAnsi="Times New Roman" w:cs="Times New Roman"/>
+          <w:b/>
+          <w:bCs/>
+          <w:i w:val="0"/>
+          <w:iCs w:val="0"/>
+          <w:color w:val="auto"/>
+          <w:sz w:val="26"/>
+          <w:szCs w:val="26"/>
+        </w:rPr>
+        <w:t>Câu hỏi định tính</w:t>
+      </w:r>
+    </w:p>
+    <w:tbl>
+      <w:tblPr>
+        <w:tblStyle w:val="Table"/>
+        <w:tblW w:w="8370" w:type="dxa"/>
+        <w:tblInd w:w="1432" w:type="dxa"/>
+        <w:tblLayout w:type="fixed"/>
+        <w:tblLook w:val="0020" w:firstRow="1" w:lastRow="0" w:firstColumn="0" w:lastColumn="0" w:noHBand="0" w:noVBand="0"/>
+      </w:tblPr>
+      <w:tblGrid>
+        <w:gridCol w:w="630"/>
+        <w:gridCol w:w="1710"/>
+        <w:gridCol w:w="3690"/>
+        <w:gridCol w:w="2340"/>
+      </w:tblGrid>
+      <w:tr>
+        <w:trPr>
+          <w:cnfStyle w:val="100000000000" w:firstRow="1" w:lastRow="0" w:firstColumn="0" w:lastColumn="0" w:oddVBand="0" w:evenVBand="0" w:oddHBand="0" w:evenHBand="0" w:firstRowFirstColumn="0" w:firstRowLastColumn="0" w:lastRowFirstColumn="0" w:lastRowLastColumn="0"/>
+          <w:tblHeader/>
+        </w:trPr>
+        <w:tc>
+          <w:tcPr>
+            <w:tcW w:w="630" w:type="dxa"/>
+          </w:tcPr>
+          <w:p>
+            <w:pPr>
+              <w:pStyle w:val="Compact"/>
+              <w:spacing w:before="20" w:after="20" w:line="240" w:lineRule="auto"/>
+              <w:jc w:val="left"/>
+            </w:pPr>
+            <w:r>
+              <w:t>#</w:t>
+            </w:r>
+          </w:p>
+        </w:tc>
+        <w:tc>
+          <w:tcPr>
+            <w:tcW w:w="1710" w:type="dxa"/>
+          </w:tcPr>
+          <w:p>
+            <w:pPr>
+              <w:pStyle w:val="Compact"/>
+              <w:spacing w:before="20" w:after="20" w:line="240" w:lineRule="auto"/>
+              <w:jc w:val="left"/>
+            </w:pPr>
+            <w:r>
+              <w:t>Loại câu hỏi</w:t>
+            </w:r>
+          </w:p>
+        </w:tc>
+        <w:tc>
+          <w:tcPr>
+            <w:tcW w:w="3690" w:type="dxa"/>
+          </w:tcPr>
+          <w:p>
+            <w:pPr>
+              <w:pStyle w:val="Compact"/>
+              <w:spacing w:before="20" w:after="20" w:line="240" w:lineRule="auto"/>
+              <w:jc w:val="left"/>
+            </w:pPr>
+            <w:r>
+              <w:t>Câu hỏi</w:t>
+            </w:r>
+          </w:p>
+        </w:tc>
+        <w:tc>
+          <w:tcPr>
+            <w:tcW w:w="2340" w:type="dxa"/>
+          </w:tcPr>
+          <w:p>
+            <w:pPr>
+              <w:pStyle w:val="Compact"/>
+              <w:spacing w:before="20" w:after="20" w:line="240" w:lineRule="auto"/>
+              <w:jc w:val="left"/>
+            </w:pPr>
+            <w:r>
+              <w:t>Đối tượng áp dụng</w:t>
+            </w:r>
+          </w:p>
+        </w:tc>
+      </w:tr>
+      <w:tr>
+        <w:tc>
+          <w:tcPr>
+            <w:tcW w:w="630" w:type="dxa"/>
+          </w:tcPr>
+          <w:p>
+            <w:pPr>
+              <w:pStyle w:val="Compact"/>
+              <w:spacing w:before="20" w:after="20" w:line="240" w:lineRule="auto"/>
+              <w:jc w:val="left"/>
+            </w:pPr>
+            <w:r>
+              <w:t>1</w:t>
+            </w:r>
+          </w:p>
+        </w:tc>
+        <w:tc>
+          <w:tcPr>
+            <w:tcW w:w="1710" w:type="dxa"/>
+          </w:tcPr>
+          <w:p>
+            <w:pPr>
+              <w:pStyle w:val="Compact"/>
+              <w:spacing w:before="20" w:after="20" w:line="240" w:lineRule="auto"/>
+              <w:jc w:val="left"/>
+            </w:pPr>
+            <w:r>
+              <w:t>Cấu trúc</w:t>
+            </w:r>
+          </w:p>
+        </w:tc>
+        <w:tc>
+          <w:tcPr>
+            <w:tcW w:w="3690" w:type="dxa"/>
+          </w:tcPr>
+          <w:p>
+            <w:pPr>
+              <w:pStyle w:val="Compact"/>
+              <w:spacing w:before="20" w:after="20" w:line="240" w:lineRule="auto"/>
+              <w:jc w:val="left"/>
+            </w:pPr>
+            <w:r>
+              <w:t>Ông/Bà đánh giá mức độ chính xác của dữ liệu tồn kho hiển thị trên hệ thống điều phối so với tồn kho thực tế tại nhà thuốc như thế nào?</w:t>
+            </w:r>
+            <w:r>
+              <w:br/>
+            </w:r>
+            <w:r>
+              <w:br/>
+              <w:t>A. Rất chính xác</w:t>
+            </w:r>
+            <w:r>
+              <w:br/>
+            </w:r>
+            <w:r>
+              <w:br/>
+              <w:t>B. Chính xác</w:t>
+            </w:r>
+            <w:r>
+              <w:br/>
+            </w:r>
+            <w:r>
+              <w:br/>
+              <w:t>C. Trung bình</w:t>
+            </w:r>
+            <w:r>
+              <w:br/>
+            </w:r>
+            <w:r>
+              <w:br/>
+              <w:t>D. Chưa chính xác</w:t>
+            </w:r>
+          </w:p>
+        </w:tc>
+        <w:tc>
+          <w:tcPr>
+            <w:tcW w:w="2340" w:type="dxa"/>
+          </w:tcPr>
+          <w:p>
+            <w:pPr>
+              <w:pStyle w:val="Compact"/>
+              <w:spacing w:before="20" w:after="20" w:line="240" w:lineRule="auto"/>
+              <w:jc w:val="left"/>
+            </w:pPr>
+            <w:r>
+              <w:t>Ban Giám đốc Vận hành chuỗi</w:t>
+            </w:r>
+          </w:p>
+        </w:tc>
+      </w:tr>
+      <w:tr>
+        <w:tc>
+          <w:tcPr>
+            <w:tcW w:w="630" w:type="dxa"/>
+          </w:tcPr>
+          <w:p>
+            <w:pPr>
+              <w:pStyle w:val="Compact"/>
+              <w:spacing w:before="20" w:after="20" w:line="240" w:lineRule="auto"/>
+              <w:jc w:val="left"/>
+            </w:pPr>
+            <w:r>
+              <w:t>2</w:t>
+            </w:r>
+          </w:p>
+        </w:tc>
+        <w:tc>
+          <w:tcPr>
+            <w:tcW w:w="1710" w:type="dxa"/>
+          </w:tcPr>
+          <w:p>
+            <w:pPr>
+              <w:pStyle w:val="Compact"/>
+              <w:spacing w:before="20" w:after="20" w:line="240" w:lineRule="auto"/>
+              <w:jc w:val="left"/>
+            </w:pPr>
+            <w:r>
+              <w:t>Cấu trúc</w:t>
+            </w:r>
+          </w:p>
+        </w:tc>
+        <w:tc>
+          <w:tcPr>
+            <w:tcW w:w="3690" w:type="dxa"/>
+          </w:tcPr>
+          <w:p>
+            <w:pPr>
+              <w:pStyle w:val="Compact"/>
+              <w:spacing w:before="20" w:after="20" w:line="240" w:lineRule="auto"/>
+              <w:jc w:val="left"/>
+            </w:pPr>
+            <w:r>
+              <w:t>Anh/Chị thường gặp những khó khăn nào khi xử lý đơn hàng online tại nhà thuốc? Có thể chọn tối đa 3 đáp án.</w:t>
+            </w:r>
+            <w:r>
+              <w:br/>
+            </w:r>
+            <w:r>
+              <w:br/>
+            </w:r>
+            <w:r>
+              <w:lastRenderedPageBreak/>
+              <w:t>A. Đơn online đến đúng lúc đang phục vụ khách tại quầy</w:t>
+            </w:r>
+            <w:r>
+              <w:br/>
+            </w:r>
+            <w:r>
+              <w:br/>
+              <w:t>B. Sai lệch tồn kho giữa hệ thống và thực tế</w:t>
+            </w:r>
+            <w:r>
+              <w:br/>
+            </w:r>
+            <w:r>
+              <w:br/>
+              <w:t>C. Tài xế đến khi hàng chưa soạn xong</w:t>
+            </w:r>
+            <w:r>
+              <w:br/>
+            </w:r>
+            <w:r>
+              <w:br/>
+              <w:t>D. Sản phẩm hết hạn hoặc bao bì không đạt phải đổi lô</w:t>
+            </w:r>
+            <w:r>
+              <w:br/>
+            </w:r>
+            <w:r>
+              <w:br/>
+              <w:t>E. Thông tin khách hàng không đầy đủ</w:t>
+            </w:r>
+            <w:r>
+              <w:br/>
+            </w:r>
+            <w:r>
+              <w:br/>
+              <w:t>F. Khác: ……</w:t>
+            </w:r>
+          </w:p>
+        </w:tc>
+        <w:tc>
+          <w:tcPr>
+            <w:tcW w:w="2340" w:type="dxa"/>
+          </w:tcPr>
+          <w:p>
+            <w:pPr>
+              <w:pStyle w:val="Compact"/>
+              <w:spacing w:before="20" w:after="20" w:line="240" w:lineRule="auto"/>
+              <w:jc w:val="left"/>
+            </w:pPr>
+            <w:r>
+              <w:lastRenderedPageBreak/>
+              <w:t>Dược sĩ tại nhà thuốc</w:t>
+            </w:r>
+          </w:p>
+        </w:tc>
+      </w:tr>
+      <w:tr>
+        <w:tc>
+          <w:tcPr>
+            <w:tcW w:w="630" w:type="dxa"/>
+          </w:tcPr>
+          <w:p>
+            <w:pPr>
+              <w:pStyle w:val="Compact"/>
+              <w:spacing w:before="20" w:after="20" w:line="240" w:lineRule="auto"/>
+              <w:jc w:val="left"/>
+            </w:pPr>
+            <w:r>
+              <w:t>3</w:t>
+            </w:r>
+          </w:p>
+        </w:tc>
+        <w:tc>
+          <w:tcPr>
+            <w:tcW w:w="1710" w:type="dxa"/>
+          </w:tcPr>
+          <w:p>
+            <w:pPr>
+              <w:pStyle w:val="Compact"/>
+              <w:spacing w:before="20" w:after="20" w:line="240" w:lineRule="auto"/>
+              <w:jc w:val="left"/>
+            </w:pPr>
+            <w:r>
+              <w:t>Cấu trúc</w:t>
+            </w:r>
+          </w:p>
+        </w:tc>
+        <w:tc>
+          <w:tcPr>
+            <w:tcW w:w="3690" w:type="dxa"/>
+          </w:tcPr>
+          <w:p>
+            <w:pPr>
+              <w:pStyle w:val="Compact"/>
+              <w:spacing w:before="20" w:after="20" w:line="240" w:lineRule="auto"/>
+              <w:jc w:val="left"/>
+            </w:pPr>
+            <w:r>
+              <w:t>Theo Anh/Chị, thời gian trung bình từ lúc khách đặt hàng đến lúc nhận được hàng thường thuộc khoảng nào?</w:t>
+            </w:r>
+            <w:r>
+              <w:br/>
+            </w:r>
+            <w:r>
+              <w:br/>
+              <w:t>A. Dưới 60 phút</w:t>
+            </w:r>
+            <w:r>
+              <w:br/>
+            </w:r>
+            <w:r>
+              <w:br/>
+              <w:t>B. 60 – dưới 90 phút</w:t>
+            </w:r>
+            <w:r>
+              <w:br/>
+            </w:r>
+            <w:r>
+              <w:br/>
+              <w:t>C. 90 – dưới 120 phút</w:t>
+            </w:r>
+            <w:r>
+              <w:br/>
+            </w:r>
+            <w:r>
+              <w:br/>
+              <w:t>D. Trên 120 phút</w:t>
+            </w:r>
+          </w:p>
+        </w:tc>
+        <w:tc>
+          <w:tcPr>
+            <w:tcW w:w="2340" w:type="dxa"/>
+          </w:tcPr>
+          <w:p>
+            <w:pPr>
+              <w:pStyle w:val="Compact"/>
+              <w:spacing w:before="20" w:after="20" w:line="240" w:lineRule="auto"/>
+              <w:jc w:val="left"/>
+            </w:pPr>
+            <w:r>
+              <w:t>Trung tâm điều phối / Dược sĩ tại nhà thuốc</w:t>
+            </w:r>
+          </w:p>
+        </w:tc>
+      </w:tr>
+      <w:tr>
+        <w:tc>
+          <w:tcPr>
+            <w:tcW w:w="630" w:type="dxa"/>
+          </w:tcPr>
+          <w:p>
+            <w:pPr>
+              <w:pStyle w:val="Compact"/>
+              <w:spacing w:before="20" w:after="20" w:line="240" w:lineRule="auto"/>
+              <w:jc w:val="left"/>
+            </w:pPr>
+            <w:r>
+              <w:t>4</w:t>
+            </w:r>
+          </w:p>
+        </w:tc>
+        <w:tc>
+          <w:tcPr>
+            <w:tcW w:w="1710" w:type="dxa"/>
+          </w:tcPr>
+          <w:p>
+            <w:pPr>
+              <w:pStyle w:val="Compact"/>
+              <w:spacing w:before="20" w:after="20" w:line="240" w:lineRule="auto"/>
+              <w:jc w:val="left"/>
+            </w:pPr>
+            <w:r>
+              <w:t>Cấu trúc</w:t>
+            </w:r>
+          </w:p>
+        </w:tc>
+        <w:tc>
+          <w:tcPr>
+            <w:tcW w:w="3690" w:type="dxa"/>
+          </w:tcPr>
+          <w:p>
+            <w:pPr>
+              <w:pStyle w:val="Compact"/>
+              <w:spacing w:before="20" w:after="20" w:line="240" w:lineRule="auto"/>
+              <w:jc w:val="left"/>
+            </w:pPr>
+            <w:r>
+              <w:t>Anh/Chị có đồng ý rằng việc dược sĩ kiểm tra lại tồn kho thực tế dù hệ thống đã báo còn hàng là cần thiết không?</w:t>
+            </w:r>
+            <w:r>
+              <w:br/>
+            </w:r>
+            <w:r>
+              <w:br/>
+              <w:t>A. Hoàn toàn đồng ý</w:t>
+            </w:r>
+            <w:r>
+              <w:br/>
+            </w:r>
+            <w:r>
+              <w:br/>
+              <w:t>B. Đồng ý</w:t>
+            </w:r>
+            <w:r>
+              <w:br/>
+            </w:r>
+            <w:r>
+              <w:br/>
+              <w:t>C. Phân vân</w:t>
+            </w:r>
+            <w:r>
+              <w:br/>
+            </w:r>
+            <w:r>
+              <w:br/>
+              <w:t>D. Không đồng ý</w:t>
+            </w:r>
+          </w:p>
+        </w:tc>
+        <w:tc>
+          <w:tcPr>
+            <w:tcW w:w="2340" w:type="dxa"/>
+          </w:tcPr>
+          <w:p>
+            <w:pPr>
+              <w:pStyle w:val="Compact"/>
+              <w:spacing w:before="20" w:after="20" w:line="240" w:lineRule="auto"/>
+              <w:jc w:val="left"/>
+            </w:pPr>
+            <w:r>
+              <w:t>Dược sĩ tại nhà thuốc</w:t>
+            </w:r>
+          </w:p>
+        </w:tc>
+      </w:tr>
+      <w:tr>
+        <w:tc>
+          <w:tcPr>
+            <w:tcW w:w="630" w:type="dxa"/>
+          </w:tcPr>
+          <w:p>
+            <w:pPr>
+              <w:pStyle w:val="Compact"/>
+              <w:spacing w:before="20" w:after="20" w:line="240" w:lineRule="auto"/>
+              <w:jc w:val="left"/>
+            </w:pPr>
+            <w:r>
+              <w:lastRenderedPageBreak/>
+              <w:t>5</w:t>
+            </w:r>
+          </w:p>
+        </w:tc>
+        <w:tc>
+          <w:tcPr>
+            <w:tcW w:w="1710" w:type="dxa"/>
+          </w:tcPr>
+          <w:p>
+            <w:pPr>
+              <w:pStyle w:val="Compact"/>
+              <w:spacing w:before="20" w:after="20" w:line="240" w:lineRule="auto"/>
+              <w:jc w:val="left"/>
+            </w:pPr>
+            <w:r>
+              <w:t>Cấu trúc</w:t>
+            </w:r>
+          </w:p>
+        </w:tc>
+        <w:tc>
+          <w:tcPr>
+            <w:tcW w:w="3690" w:type="dxa"/>
+          </w:tcPr>
+          <w:p>
+            <w:pPr>
+              <w:pStyle w:val="Compact"/>
+              <w:spacing w:before="20" w:after="20" w:line="240" w:lineRule="auto"/>
+              <w:jc w:val="left"/>
+            </w:pPr>
+            <w:r>
+              <w:t>Quý vị đánh giá chất lượng tư vấn của dược sĩ trên kênh trực tuyến ở mức nào?</w:t>
+            </w:r>
+            <w:r>
+              <w:br/>
+            </w:r>
+            <w:r>
+              <w:br/>
+              <w:t>A. Rất tốt</w:t>
+            </w:r>
+            <w:r>
+              <w:br/>
+            </w:r>
+            <w:r>
+              <w:br/>
+              <w:t>B. Tốt</w:t>
+            </w:r>
+            <w:r>
+              <w:br/>
+            </w:r>
+            <w:r>
+              <w:br/>
+              <w:t>C. Trung bình</w:t>
+            </w:r>
+            <w:r>
+              <w:br/>
+            </w:r>
+            <w:r>
+              <w:br/>
+              <w:t>D. Kém</w:t>
+            </w:r>
+          </w:p>
+        </w:tc>
+        <w:tc>
+          <w:tcPr>
+            <w:tcW w:w="2340" w:type="dxa"/>
+          </w:tcPr>
+          <w:p>
+            <w:pPr>
+              <w:pStyle w:val="Compact"/>
+              <w:spacing w:before="20" w:after="20" w:line="240" w:lineRule="auto"/>
+              <w:jc w:val="left"/>
+            </w:pPr>
+            <w:r>
+              <w:t>Khách hàng</w:t>
+            </w:r>
+          </w:p>
+        </w:tc>
+      </w:tr>
+      <w:tr>
+        <w:tc>
+          <w:tcPr>
+            <w:tcW w:w="630" w:type="dxa"/>
+          </w:tcPr>
+          <w:p>
+            <w:pPr>
+              <w:pStyle w:val="Compact"/>
+              <w:spacing w:before="20" w:after="20" w:line="240" w:lineRule="auto"/>
+              <w:jc w:val="left"/>
+            </w:pPr>
+            <w:r>
+              <w:t>6</w:t>
+            </w:r>
+          </w:p>
+        </w:tc>
+        <w:tc>
+          <w:tcPr>
+            <w:tcW w:w="1710" w:type="dxa"/>
+          </w:tcPr>
+          <w:p>
+            <w:pPr>
+              <w:pStyle w:val="Compact"/>
+              <w:spacing w:before="20" w:after="20" w:line="240" w:lineRule="auto"/>
+              <w:jc w:val="left"/>
+            </w:pPr>
+            <w:r>
+              <w:t>Không cấu trúc</w:t>
+            </w:r>
+          </w:p>
+        </w:tc>
+        <w:tc>
+          <w:tcPr>
+            <w:tcW w:w="3690" w:type="dxa"/>
+          </w:tcPr>
+          <w:p>
+            <w:pPr>
+              <w:pStyle w:val="Compact"/>
+              <w:spacing w:before="20" w:after="20" w:line="240" w:lineRule="auto"/>
+              <w:jc w:val="left"/>
+            </w:pPr>
+            <w:r>
+              <w:t>Ông/Bà nghĩ gì về cơ chế điều phối đơn hàng về nhà thuốc hiện nay và khả năng mở rộng khi sản lượng tăng gấp đôi?</w:t>
+            </w:r>
+          </w:p>
+        </w:tc>
+        <w:tc>
+          <w:tcPr>
+            <w:tcW w:w="2340" w:type="dxa"/>
+          </w:tcPr>
+          <w:p>
+            <w:pPr>
+              <w:pStyle w:val="Compact"/>
+              <w:spacing w:before="20" w:after="20" w:line="240" w:lineRule="auto"/>
+              <w:jc w:val="left"/>
+            </w:pPr>
+            <w:r>
+              <w:t>Ban Giám đốc Vận hành chuỗi</w:t>
+            </w:r>
+          </w:p>
+        </w:tc>
+      </w:tr>
+      <w:tr>
+        <w:tc>
+          <w:tcPr>
+            <w:tcW w:w="630" w:type="dxa"/>
+          </w:tcPr>
+          <w:p>
+            <w:pPr>
+              <w:pStyle w:val="Compact"/>
+              <w:spacing w:before="20" w:after="20" w:line="240" w:lineRule="auto"/>
+              <w:jc w:val="left"/>
+            </w:pPr>
+            <w:r>
+              <w:t>7</w:t>
+            </w:r>
+          </w:p>
+        </w:tc>
+        <w:tc>
+          <w:tcPr>
+            <w:tcW w:w="1710" w:type="dxa"/>
+          </w:tcPr>
+          <w:p>
+            <w:pPr>
+              <w:pStyle w:val="Compact"/>
+              <w:spacing w:before="20" w:after="20" w:line="240" w:lineRule="auto"/>
+              <w:jc w:val="left"/>
+            </w:pPr>
+            <w:r>
+              <w:t>Không cấu trúc</w:t>
+            </w:r>
+          </w:p>
+        </w:tc>
+        <w:tc>
+          <w:tcPr>
+            <w:tcW w:w="3690" w:type="dxa"/>
+          </w:tcPr>
+          <w:p>
+            <w:pPr>
+              <w:pStyle w:val="Compact"/>
+              <w:spacing w:before="20" w:after="20" w:line="240" w:lineRule="auto"/>
+              <w:jc w:val="left"/>
+            </w:pPr>
+            <w:r>
+              <w:t>Anh/Chị có thể chia sẻ một trường hợp đơn hàng gặp vấn đề nghiêm trọng nhất mà Anh/Chị từng xử lý và cách giải quyết khi đó?</w:t>
+            </w:r>
+          </w:p>
+        </w:tc>
+        <w:tc>
+          <w:tcPr>
+            <w:tcW w:w="2340" w:type="dxa"/>
+          </w:tcPr>
+          <w:p>
+            <w:pPr>
+              <w:pStyle w:val="Compact"/>
+              <w:spacing w:before="20" w:after="20" w:line="240" w:lineRule="auto"/>
+              <w:jc w:val="left"/>
+            </w:pPr>
+            <w:r>
+              <w:t>Trung tâm điều phối đơn hàng</w:t>
+            </w:r>
+          </w:p>
+        </w:tc>
+      </w:tr>
+      <w:tr>
+        <w:tc>
+          <w:tcPr>
+            <w:tcW w:w="630" w:type="dxa"/>
+          </w:tcPr>
+          <w:p>
+            <w:pPr>
+              <w:pStyle w:val="Compact"/>
+              <w:spacing w:before="20" w:after="20" w:line="240" w:lineRule="auto"/>
+              <w:jc w:val="left"/>
+            </w:pPr>
+            <w:r>
+              <w:t>8</w:t>
+            </w:r>
+          </w:p>
+        </w:tc>
+        <w:tc>
+          <w:tcPr>
+            <w:tcW w:w="1710" w:type="dxa"/>
+          </w:tcPr>
+          <w:p>
+            <w:pPr>
+              <w:pStyle w:val="Compact"/>
+              <w:spacing w:before="20" w:after="20" w:line="240" w:lineRule="auto"/>
+              <w:jc w:val="left"/>
+            </w:pPr>
+            <w:r>
+              <w:t>Không cấu trúc</w:t>
+            </w:r>
+          </w:p>
+        </w:tc>
+        <w:tc>
+          <w:tcPr>
+            <w:tcW w:w="3690" w:type="dxa"/>
+          </w:tcPr>
+          <w:p>
+            <w:pPr>
+              <w:pStyle w:val="Compact"/>
+              <w:spacing w:before="20" w:after="20" w:line="240" w:lineRule="auto"/>
+              <w:jc w:val="left"/>
+            </w:pPr>
+            <w:r>
+              <w:t>Theo Anh/Chị, khâu nào trong quy trình xử lý đơn online tại nhà thuốc cần cải tiến nhất và vì sao?</w:t>
+            </w:r>
+          </w:p>
+        </w:tc>
+        <w:tc>
+          <w:tcPr>
+            <w:tcW w:w="2340" w:type="dxa"/>
+          </w:tcPr>
+          <w:p>
+            <w:pPr>
+              <w:pStyle w:val="Compact"/>
+              <w:spacing w:before="20" w:after="20" w:line="240" w:lineRule="auto"/>
+              <w:jc w:val="left"/>
+            </w:pPr>
+            <w:r>
+              <w:t>Dược sĩ tại nhà thuốc</w:t>
+            </w:r>
+          </w:p>
+        </w:tc>
+      </w:tr>
+      <w:tr>
+        <w:tc>
+          <w:tcPr>
+            <w:tcW w:w="630" w:type="dxa"/>
+          </w:tcPr>
+          <w:p>
+            <w:pPr>
+              <w:pStyle w:val="Compact"/>
+              <w:spacing w:before="20" w:after="20" w:line="240" w:lineRule="auto"/>
+              <w:jc w:val="left"/>
+            </w:pPr>
+            <w:r>
+              <w:t>9</w:t>
+            </w:r>
+          </w:p>
+        </w:tc>
+        <w:tc>
+          <w:tcPr>
+            <w:tcW w:w="1710" w:type="dxa"/>
+          </w:tcPr>
+          <w:p>
+            <w:pPr>
+              <w:pStyle w:val="Compact"/>
+              <w:spacing w:before="20" w:after="20" w:line="240" w:lineRule="auto"/>
+              <w:jc w:val="left"/>
+            </w:pPr>
+            <w:r>
+              <w:t>Không cấu trúc</w:t>
+            </w:r>
+          </w:p>
+        </w:tc>
+        <w:tc>
+          <w:tcPr>
+            <w:tcW w:w="3690" w:type="dxa"/>
+          </w:tcPr>
+          <w:p>
+            <w:pPr>
+              <w:pStyle w:val="Compact"/>
+              <w:spacing w:before="20" w:after="20" w:line="240" w:lineRule="auto"/>
+              <w:jc w:val="left"/>
+            </w:pPr>
+            <w:r>
+              <w:t>Khách hàng thường phản hồi những gì về trải nghiệm đặt thuốc và nhận hàng qua kênh trực tuyến?</w:t>
+            </w:r>
+          </w:p>
+        </w:tc>
+        <w:tc>
+          <w:tcPr>
+            <w:tcW w:w="2340" w:type="dxa"/>
+          </w:tcPr>
+          <w:p>
+            <w:pPr>
+              <w:pStyle w:val="Compact"/>
+              <w:spacing w:before="20" w:after="20" w:line="240" w:lineRule="auto"/>
+              <w:jc w:val="left"/>
+            </w:pPr>
+            <w:r>
+              <w:t>Bộ phận Chăm sóc khách hàng</w:t>
+            </w:r>
+          </w:p>
+        </w:tc>
+      </w:tr>
+      <w:tr>
+        <w:tc>
+          <w:tcPr>
+            <w:tcW w:w="630" w:type="dxa"/>
+          </w:tcPr>
+          <w:p>
+            <w:pPr>
+              <w:pStyle w:val="Compact"/>
+              <w:spacing w:before="20" w:after="20" w:line="240" w:lineRule="auto"/>
+              <w:jc w:val="left"/>
+            </w:pPr>
+            <w:r>
+              <w:t>10</w:t>
+            </w:r>
+          </w:p>
+        </w:tc>
+        <w:tc>
+          <w:tcPr>
+            <w:tcW w:w="1710" w:type="dxa"/>
+          </w:tcPr>
+          <w:p>
+            <w:pPr>
+              <w:pStyle w:val="Compact"/>
+              <w:spacing w:before="20" w:after="20" w:line="240" w:lineRule="auto"/>
+              <w:jc w:val="left"/>
+            </w:pPr>
+            <w:r>
+              <w:t>Không cấu trúc</w:t>
+            </w:r>
+          </w:p>
+        </w:tc>
+        <w:tc>
+          <w:tcPr>
+            <w:tcW w:w="3690" w:type="dxa"/>
+          </w:tcPr>
+          <w:p>
+            <w:pPr>
+              <w:pStyle w:val="Compact"/>
+              <w:spacing w:before="20" w:after="20" w:line="240" w:lineRule="auto"/>
+              <w:jc w:val="left"/>
+            </w:pPr>
+            <w:r>
+              <w:t>Anh/Chị mong muốn cơ chế phối hợp giữa hệ thống điều phối của Long Châu và ứng dụng của đơn vị vận chuyển được cải thiện như thế nào?</w:t>
+            </w:r>
+          </w:p>
+        </w:tc>
+        <w:tc>
+          <w:tcPr>
+            <w:tcW w:w="2340" w:type="dxa"/>
+          </w:tcPr>
+          <w:p>
+            <w:pPr>
+              <w:pStyle w:val="Compact"/>
+              <w:spacing w:before="20" w:after="20" w:line="240" w:lineRule="auto"/>
+              <w:jc w:val="left"/>
+            </w:pPr>
+            <w:r>
+              <w:t>Đối tác giao hàng / Phòng Công nghệ thông tin</w:t>
+            </w:r>
+          </w:p>
+        </w:tc>
+      </w:tr>
+    </w:tbl>
+    <w:p>
+      <w:pPr>
+        <w:pStyle w:val="BodyText"/>
+        <w:ind w:left="1440"/>
+        <w:rPr>
+          <w:rFonts w:ascii="Times New Roman" w:hAnsi="Times New Roman" w:cs="Times New Roman"/>
+          <w:sz w:val="26"/>
+          <w:szCs w:val="26"/>
+        </w:rPr>
+      </w:pPr>
+      <w:r>
+        <w:rPr>
+          <w:rFonts w:ascii="Times New Roman" w:hAnsi="Times New Roman" w:cs="Times New Roman"/>
+          <w:sz w:val="26"/>
+          <w:szCs w:val="26"/>
+        </w:rPr>
+        <w:t>Bảng 2.</w:t>
+      </w:r>
+      <w:r>
+        <w:rPr>
+          <w:rFonts w:ascii="Times New Roman" w:hAnsi="Times New Roman" w:cs="Times New Roman"/>
+          <w:sz w:val="26"/>
+          <w:szCs w:val="26"/>
+        </w:rPr>
+        <w:t>9</w:t>
+      </w:r>
+      <w:r>
+        <w:rPr>
+          <w:rFonts w:ascii="Times New Roman" w:hAnsi="Times New Roman" w:cs="Times New Roman"/>
+          <w:sz w:val="26"/>
+          <w:szCs w:val="26"/>
+        </w:rPr>
+        <w:t>. Câu hỏi phỏng vấn định tính của quy trình vận hành đơn hàng online</w:t>
+      </w:r>
+    </w:p>
+    <w:p>
+      <w:pPr>
+        <w:pStyle w:val="Heading6"/>
+        <w:numPr>
+          <w:ilvl w:val="4"/>
+          <w:numId w:val="17"/>
+        </w:numPr>
+        <w:ind w:left="2520"/>
+        <w:rPr>
+          <w:rFonts w:ascii="Times New Roman" w:hAnsi="Times New Roman" w:cs="Times New Roman"/>
+          <w:b/>
+          <w:bCs/>
+          <w:i w:val="0"/>
+          <w:iCs w:val="0"/>
+          <w:color w:val="auto"/>
+          <w:sz w:val="26"/>
+          <w:szCs w:val="26"/>
+        </w:rPr>
+      </w:pPr>
+      <w:r>
+        <w:rPr>
+          <w:rFonts w:ascii="Times New Roman" w:hAnsi="Times New Roman" w:cs="Times New Roman"/>
+          <w:b/>
+          <w:bCs/>
+          <w:i w:val="0"/>
+          <w:iCs w:val="0"/>
+          <w:color w:val="auto"/>
+          <w:sz w:val="26"/>
+          <w:szCs w:val="26"/>
+        </w:rPr>
+        <w:lastRenderedPageBreak/>
+        <w:t>Câu hỏi định lượng</w:t>
+      </w:r>
+    </w:p>
+    <w:tbl>
+      <w:tblPr>
+        <w:tblStyle w:val="Table"/>
+        <w:tblW w:w="8370" w:type="dxa"/>
+        <w:tblInd w:w="1432" w:type="dxa"/>
+        <w:tblLayout w:type="fixed"/>
+        <w:tblLook w:val="0020" w:firstRow="1" w:lastRow="0" w:firstColumn="0" w:lastColumn="0" w:noHBand="0" w:noVBand="0"/>
+      </w:tblPr>
+      <w:tblGrid>
+        <w:gridCol w:w="540"/>
+        <w:gridCol w:w="1620"/>
+        <w:gridCol w:w="2970"/>
+        <w:gridCol w:w="1800"/>
+        <w:gridCol w:w="1440"/>
+      </w:tblGrid>
+      <w:tr>
+        <w:trPr>
+          <w:cnfStyle w:val="100000000000" w:firstRow="1" w:lastRow="0" w:firstColumn="0" w:lastColumn="0" w:oddVBand="0" w:evenVBand="0" w:oddHBand="0" w:evenHBand="0" w:firstRowFirstColumn="0" w:firstRowLastColumn="0" w:lastRowFirstColumn="0" w:lastRowLastColumn="0"/>
+          <w:tblHeader/>
+        </w:trPr>
+        <w:tc>
+          <w:tcPr>
+            <w:tcW w:w="540" w:type="dxa"/>
+          </w:tcPr>
+          <w:p>
+            <w:pPr>
+              <w:pStyle w:val="Compact"/>
+              <w:spacing w:before="20" w:after="20" w:line="240" w:lineRule="auto"/>
+              <w:jc w:val="left"/>
+              <w:rPr>
+                <w:b w:val="0"/>
+                <w:bCs/>
+              </w:rPr>
+            </w:pPr>
+            <w:r>
+              <w:rPr>
+                <w:b w:val="0"/>
+                <w:bCs/>
+              </w:rPr>
+              <w:t>#</w:t>
+            </w:r>
+          </w:p>
+        </w:tc>
+        <w:tc>
+          <w:tcPr>
+            <w:tcW w:w="1620" w:type="dxa"/>
+          </w:tcPr>
+          <w:p>
+            <w:pPr>
+              <w:pStyle w:val="Compact"/>
+              <w:spacing w:before="20" w:after="20" w:line="240" w:lineRule="auto"/>
+              <w:jc w:val="left"/>
+            </w:pPr>
+            <w:r>
+              <w:t>Loại câu hỏi</w:t>
+            </w:r>
+          </w:p>
+        </w:tc>
+        <w:tc>
+          <w:tcPr>
+            <w:tcW w:w="2970" w:type="dxa"/>
+          </w:tcPr>
+          <w:p>
+            <w:pPr>
+              <w:pStyle w:val="Compact"/>
+              <w:spacing w:before="20" w:after="20" w:line="240" w:lineRule="auto"/>
+              <w:jc w:val="left"/>
+            </w:pPr>
+            <w:r>
+              <w:t>Câu hỏi</w:t>
+            </w:r>
+          </w:p>
+        </w:tc>
+        <w:tc>
+          <w:tcPr>
+            <w:tcW w:w="1800" w:type="dxa"/>
+          </w:tcPr>
+          <w:p>
+            <w:pPr>
+              <w:pStyle w:val="Compact"/>
+              <w:spacing w:before="20" w:after="20" w:line="240" w:lineRule="auto"/>
+              <w:jc w:val="left"/>
+            </w:pPr>
+            <w:r>
+              <w:t>Đối tượng áp dụng</w:t>
+            </w:r>
+          </w:p>
+        </w:tc>
+        <w:tc>
+          <w:tcPr>
+            <w:tcW w:w="1440" w:type="dxa"/>
+          </w:tcPr>
+          <w:p>
+            <w:pPr>
+              <w:pStyle w:val="Compact"/>
+              <w:spacing w:before="20" w:after="20" w:line="240" w:lineRule="auto"/>
+              <w:jc w:val="left"/>
+            </w:pPr>
+            <w:r>
+              <w:t>Đơn vị đo lường</w:t>
+            </w:r>
+          </w:p>
+        </w:tc>
+      </w:tr>
+      <w:tr>
+        <w:tc>
+          <w:tcPr>
+            <w:tcW w:w="540" w:type="dxa"/>
+          </w:tcPr>
+          <w:p>
+            <w:pPr>
+              <w:pStyle w:val="Compact"/>
+              <w:spacing w:before="20" w:after="20" w:line="240" w:lineRule="auto"/>
+              <w:jc w:val="left"/>
+            </w:pPr>
+            <w:r>
+              <w:t>1</w:t>
+            </w:r>
+          </w:p>
+        </w:tc>
+        <w:tc>
+          <w:tcPr>
+            <w:tcW w:w="1620" w:type="dxa"/>
+          </w:tcPr>
+          <w:p>
+            <w:pPr>
+              <w:pStyle w:val="Compact"/>
+              <w:spacing w:before="20" w:after="20" w:line="240" w:lineRule="auto"/>
+              <w:jc w:val="left"/>
+            </w:pPr>
+            <w:r>
+              <w:t>Cấu trúc</w:t>
+            </w:r>
+          </w:p>
+        </w:tc>
+        <w:tc>
+          <w:tcPr>
+            <w:tcW w:w="2970" w:type="dxa"/>
+          </w:tcPr>
+          <w:p>
+            <w:pPr>
+              <w:pStyle w:val="Compact"/>
+              <w:spacing w:before="20" w:after="20" w:line="240" w:lineRule="auto"/>
+              <w:jc w:val="left"/>
+            </w:pPr>
+            <w:r>
+              <w:t>Trong 1 tháng gần nhất, tổng số đơn hàng phát sinh từ kênh trực tuyến thuộc khoảng nào?</w:t>
+            </w:r>
+            <w:r>
+              <w:br/>
+            </w:r>
+            <w:r>
+              <w:br/>
+              <w:t>A. Dưới 3.000 đơn</w:t>
+            </w:r>
+            <w:r>
+              <w:br/>
+            </w:r>
+            <w:r>
+              <w:br/>
+              <w:t>B. 3.000 – dưới 6.000 đơn</w:t>
+            </w:r>
+            <w:r>
+              <w:br/>
+            </w:r>
+            <w:r>
+              <w:br/>
+              <w:t>C. 6.000 – dưới 10.000 đơn</w:t>
+            </w:r>
+            <w:r>
+              <w:br/>
+            </w:r>
+            <w:r>
+              <w:br/>
+              <w:t>D. Từ 10.000 đơn trở lên</w:t>
+            </w:r>
+          </w:p>
+        </w:tc>
+        <w:tc>
+          <w:tcPr>
+            <w:tcW w:w="1800" w:type="dxa"/>
+          </w:tcPr>
+          <w:p>
+            <w:pPr>
+              <w:pStyle w:val="Compact"/>
+              <w:spacing w:before="20" w:after="20" w:line="240" w:lineRule="auto"/>
+              <w:jc w:val="left"/>
+            </w:pPr>
+            <w:r>
+              <w:t>Ban Giám đốc Vận hành chuỗi</w:t>
+            </w:r>
+          </w:p>
+        </w:tc>
+        <w:tc>
+          <w:tcPr>
+            <w:tcW w:w="1440" w:type="dxa"/>
+          </w:tcPr>
+          <w:p>
+            <w:pPr>
+              <w:pStyle w:val="Compact"/>
+              <w:spacing w:before="20" w:after="20" w:line="240" w:lineRule="auto"/>
+              <w:jc w:val="left"/>
+            </w:pPr>
+            <w:r>
+              <w:t>Số đơn hàng</w:t>
+            </w:r>
+          </w:p>
+        </w:tc>
+      </w:tr>
+      <w:tr>
+        <w:tc>
+          <w:tcPr>
+            <w:tcW w:w="540" w:type="dxa"/>
+          </w:tcPr>
+          <w:p>
+            <w:pPr>
+              <w:pStyle w:val="Compact"/>
+              <w:spacing w:before="20" w:after="20" w:line="240" w:lineRule="auto"/>
+              <w:jc w:val="left"/>
+            </w:pPr>
+            <w:r>
+              <w:t>2</w:t>
+            </w:r>
+          </w:p>
+        </w:tc>
+        <w:tc>
+          <w:tcPr>
+            <w:tcW w:w="1620" w:type="dxa"/>
+          </w:tcPr>
+          <w:p>
+            <w:pPr>
+              <w:pStyle w:val="Compact"/>
+              <w:spacing w:before="20" w:after="20" w:line="240" w:lineRule="auto"/>
+              <w:jc w:val="left"/>
+            </w:pPr>
+            <w:r>
+              <w:t>Cấu trúc</w:t>
+            </w:r>
+          </w:p>
+        </w:tc>
+        <w:tc>
+          <w:tcPr>
+            <w:tcW w:w="2970" w:type="dxa"/>
+          </w:tcPr>
+          <w:p>
+            <w:pPr>
+              <w:pStyle w:val="Compact"/>
+              <w:spacing w:before="20" w:after="20" w:line="240" w:lineRule="auto"/>
+              <w:jc w:val="left"/>
+            </w:pPr>
+            <w:r>
+              <w:t>Trong 1 tháng gần nhất, tỷ lệ đơn hàng thanh toán trước so với tổng số đơn trực tuyến thuộc mức nào?</w:t>
+            </w:r>
+            <w:r>
+              <w:br/>
+            </w:r>
+            <w:r>
+              <w:br/>
+              <w:t>A. Dưới 30%</w:t>
+            </w:r>
+            <w:r>
+              <w:br/>
+            </w:r>
+            <w:r>
+              <w:br/>
+              <w:t>B. 30% – dưới 50%</w:t>
+            </w:r>
+            <w:r>
+              <w:br/>
+            </w:r>
+            <w:r>
+              <w:br/>
+              <w:t>C. 50% – dưới 70%</w:t>
+            </w:r>
+            <w:r>
+              <w:br/>
+            </w:r>
+            <w:r>
+              <w:br/>
+              <w:t>D. Từ 70% trở lên</w:t>
+            </w:r>
+          </w:p>
+        </w:tc>
+        <w:tc>
+          <w:tcPr>
+            <w:tcW w:w="1800" w:type="dxa"/>
+          </w:tcPr>
+          <w:p>
+            <w:pPr>
+              <w:pStyle w:val="Compact"/>
+              <w:spacing w:before="20" w:after="20" w:line="240" w:lineRule="auto"/>
+              <w:jc w:val="left"/>
+            </w:pPr>
+            <w:r>
+              <w:t>Trung tâm điều phối đơn hàng</w:t>
+            </w:r>
+          </w:p>
+        </w:tc>
+        <w:tc>
+          <w:tcPr>
+            <w:tcW w:w="1440" w:type="dxa"/>
+          </w:tcPr>
+          <w:p>
+            <w:pPr>
+              <w:pStyle w:val="Compact"/>
+              <w:spacing w:before="20" w:after="20" w:line="240" w:lineRule="auto"/>
+              <w:jc w:val="left"/>
+            </w:pPr>
+            <w:r>
+              <w:t>% đơn hàng</w:t>
+            </w:r>
+          </w:p>
+        </w:tc>
+      </w:tr>
+      <w:tr>
+        <w:tc>
+          <w:tcPr>
+            <w:tcW w:w="540" w:type="dxa"/>
+          </w:tcPr>
+          <w:p>
+            <w:pPr>
+              <w:pStyle w:val="Compact"/>
+              <w:spacing w:before="20" w:after="20" w:line="240" w:lineRule="auto"/>
+              <w:jc w:val="left"/>
+            </w:pPr>
+            <w:r>
+              <w:t>3</w:t>
+            </w:r>
+          </w:p>
+        </w:tc>
+        <w:tc>
+          <w:tcPr>
+            <w:tcW w:w="1620" w:type="dxa"/>
+          </w:tcPr>
+          <w:p>
+            <w:pPr>
+              <w:pStyle w:val="Compact"/>
+              <w:spacing w:before="20" w:after="20" w:line="240" w:lineRule="auto"/>
+              <w:jc w:val="left"/>
+            </w:pPr>
+            <w:r>
+              <w:t>Cấu trúc</w:t>
+            </w:r>
+          </w:p>
+        </w:tc>
+        <w:tc>
+          <w:tcPr>
+            <w:tcW w:w="2970" w:type="dxa"/>
+          </w:tcPr>
+          <w:p>
+            <w:pPr>
+              <w:pStyle w:val="Compact"/>
+              <w:spacing w:before="20" w:after="20" w:line="240" w:lineRule="auto"/>
+              <w:jc w:val="left"/>
+            </w:pPr>
+            <w:r>
+              <w:t>Thời gian trung bình để nhà thuốc hoàn tất soạn hàng và đóng gói một đơn thường là bao lâu?</w:t>
+            </w:r>
+            <w:r>
+              <w:br/>
+            </w:r>
+            <w:r>
+              <w:br/>
+              <w:t>A. Dưới 5 phút</w:t>
+            </w:r>
+            <w:r>
+              <w:br/>
+            </w:r>
+            <w:r>
+              <w:br/>
+              <w:t>B. 5 – dưới 8 phút</w:t>
+            </w:r>
+            <w:r>
+              <w:br/>
+            </w:r>
+            <w:r>
+              <w:br/>
+              <w:t>C. 8 – dưới 12 phút</w:t>
+            </w:r>
+            <w:r>
+              <w:br/>
+            </w:r>
+            <w:r>
+              <w:br/>
+              <w:t>D. Từ 12 phút trở lên</w:t>
+            </w:r>
+          </w:p>
+        </w:tc>
+        <w:tc>
+          <w:tcPr>
+            <w:tcW w:w="1800" w:type="dxa"/>
+          </w:tcPr>
+          <w:p>
+            <w:pPr>
+              <w:pStyle w:val="Compact"/>
+              <w:spacing w:before="20" w:after="20" w:line="240" w:lineRule="auto"/>
+              <w:jc w:val="left"/>
+            </w:pPr>
+            <w:r>
+              <w:t>Dược sĩ tại nhà thuốc</w:t>
+            </w:r>
+          </w:p>
+        </w:tc>
+        <w:tc>
+          <w:tcPr>
+            <w:tcW w:w="1440" w:type="dxa"/>
+          </w:tcPr>
+          <w:p>
+            <w:pPr>
+              <w:pStyle w:val="Compact"/>
+              <w:spacing w:before="20" w:after="20" w:line="240" w:lineRule="auto"/>
+              <w:jc w:val="left"/>
+            </w:pPr>
+            <w:r>
+              <w:t>Phút</w:t>
+            </w:r>
+          </w:p>
+        </w:tc>
+      </w:tr>
+      <w:tr>
+        <w:tc>
+          <w:tcPr>
+            <w:tcW w:w="540" w:type="dxa"/>
+          </w:tcPr>
+          <w:p>
+            <w:pPr>
+              <w:pStyle w:val="Compact"/>
+              <w:spacing w:before="20" w:after="20" w:line="240" w:lineRule="auto"/>
+              <w:jc w:val="left"/>
+            </w:pPr>
+            <w:r>
+              <w:lastRenderedPageBreak/>
+              <w:t>4</w:t>
+            </w:r>
+          </w:p>
+        </w:tc>
+        <w:tc>
+          <w:tcPr>
+            <w:tcW w:w="1620" w:type="dxa"/>
+          </w:tcPr>
+          <w:p>
+            <w:pPr>
+              <w:pStyle w:val="Compact"/>
+              <w:spacing w:before="20" w:after="20" w:line="240" w:lineRule="auto"/>
+              <w:jc w:val="left"/>
+            </w:pPr>
+            <w:r>
+              <w:t>Cấu trúc</w:t>
+            </w:r>
+          </w:p>
+        </w:tc>
+        <w:tc>
+          <w:tcPr>
+            <w:tcW w:w="2970" w:type="dxa"/>
+          </w:tcPr>
+          <w:p>
+            <w:pPr>
+              <w:pStyle w:val="Compact"/>
+              <w:spacing w:before="20" w:after="20" w:line="240" w:lineRule="auto"/>
+              <w:jc w:val="left"/>
+            </w:pPr>
+            <w:r>
+              <w:t>Trong 1 tháng gần nhất, số đơn hàng phải điều phối lại do nhà thuốc thiếu hàng thuộc khoảng nào?</w:t>
+            </w:r>
+            <w:r>
+              <w:br/>
+            </w:r>
+            <w:r>
+              <w:br/>
+              <w:t>A. Dưới 200 đơn</w:t>
+            </w:r>
+            <w:r>
+              <w:br/>
+            </w:r>
+            <w:r>
+              <w:br/>
+              <w:t>B. 200 – dưới 400 đơn</w:t>
+            </w:r>
+            <w:r>
+              <w:br/>
+            </w:r>
+            <w:r>
+              <w:br/>
+              <w:t>C. 400 – dưới 700 đơn</w:t>
+            </w:r>
+            <w:r>
+              <w:br/>
+            </w:r>
+            <w:r>
+              <w:br/>
+              <w:t>D. Từ 700 đơn trở lên</w:t>
+            </w:r>
+          </w:p>
+        </w:tc>
+        <w:tc>
+          <w:tcPr>
+            <w:tcW w:w="1800" w:type="dxa"/>
+          </w:tcPr>
+          <w:p>
+            <w:pPr>
+              <w:pStyle w:val="Compact"/>
+              <w:spacing w:before="20" w:after="20" w:line="240" w:lineRule="auto"/>
+              <w:jc w:val="left"/>
+            </w:pPr>
+            <w:r>
+              <w:t>Trung tâm điều phối đơn hàng</w:t>
+            </w:r>
+          </w:p>
+        </w:tc>
+        <w:tc>
+          <w:tcPr>
+            <w:tcW w:w="1440" w:type="dxa"/>
+          </w:tcPr>
+          <w:p>
+            <w:pPr>
+              <w:pStyle w:val="Compact"/>
+              <w:spacing w:before="20" w:after="20" w:line="240" w:lineRule="auto"/>
+              <w:jc w:val="left"/>
+            </w:pPr>
+            <w:r>
+              <w:t>Số đơn hàng</w:t>
+            </w:r>
+          </w:p>
+        </w:tc>
+      </w:tr>
+      <w:tr>
+        <w:tc>
+          <w:tcPr>
+            <w:tcW w:w="540" w:type="dxa"/>
+          </w:tcPr>
+          <w:p>
+            <w:pPr>
+              <w:pStyle w:val="Compact"/>
+              <w:spacing w:before="20" w:after="20" w:line="240" w:lineRule="auto"/>
+              <w:jc w:val="left"/>
+            </w:pPr>
+            <w:r>
+              <w:t>5</w:t>
+            </w:r>
+          </w:p>
+        </w:tc>
+        <w:tc>
+          <w:tcPr>
+            <w:tcW w:w="1620" w:type="dxa"/>
+          </w:tcPr>
+          <w:p>
+            <w:pPr>
+              <w:pStyle w:val="Compact"/>
+              <w:spacing w:before="20" w:after="20" w:line="240" w:lineRule="auto"/>
+              <w:jc w:val="left"/>
+            </w:pPr>
+            <w:r>
+              <w:t>Cấu trúc</w:t>
+            </w:r>
+          </w:p>
+        </w:tc>
+        <w:tc>
+          <w:tcPr>
+            <w:tcW w:w="2970" w:type="dxa"/>
+          </w:tcPr>
+          <w:p>
+            <w:pPr>
+              <w:pStyle w:val="Compact"/>
+              <w:spacing w:before="20" w:after="20" w:line="240" w:lineRule="auto"/>
+              <w:jc w:val="left"/>
+            </w:pPr>
+            <w:r>
+              <w:t>Trong một ngày làm việc trung bình, mỗi dược sĩ tư vấn trực tuyến tiếp nhận bao nhiêu lượt tư vấn?</w:t>
+            </w:r>
+            <w:r>
+              <w:br/>
+            </w:r>
+            <w:r>
+              <w:br/>
+              <w:t>A. Dưới 20 lượt</w:t>
+            </w:r>
+            <w:r>
+              <w:br/>
+            </w:r>
+            <w:r>
+              <w:br/>
+              <w:t>B. 20 – dưới 40 lượt</w:t>
+            </w:r>
+            <w:r>
+              <w:br/>
+            </w:r>
+            <w:r>
+              <w:br/>
+              <w:t>C. 40 – dưới 60 lượt</w:t>
+            </w:r>
+            <w:r>
+              <w:br/>
+            </w:r>
+            <w:r>
+              <w:br/>
+              <w:t>D. Từ 60 lượt trở lên</w:t>
+            </w:r>
+          </w:p>
+        </w:tc>
+        <w:tc>
+          <w:tcPr>
+            <w:tcW w:w="1800" w:type="dxa"/>
+          </w:tcPr>
+          <w:p>
+            <w:pPr>
+              <w:pStyle w:val="Compact"/>
+              <w:spacing w:before="20" w:after="20" w:line="240" w:lineRule="auto"/>
+              <w:jc w:val="left"/>
+            </w:pPr>
+            <w:r>
+              <w:t>Dược sĩ tư vấn trực tuyến</w:t>
+            </w:r>
+          </w:p>
+        </w:tc>
+        <w:tc>
+          <w:tcPr>
+            <w:tcW w:w="1440" w:type="dxa"/>
+          </w:tcPr>
+          <w:p>
+            <w:pPr>
+              <w:pStyle w:val="Compact"/>
+              <w:spacing w:before="20" w:after="20" w:line="240" w:lineRule="auto"/>
+              <w:jc w:val="left"/>
+            </w:pPr>
+            <w:r>
+              <w:t>Số lượt tư vấn</w:t>
+            </w:r>
+          </w:p>
+        </w:tc>
+      </w:tr>
+      <w:tr>
+        <w:tc>
+          <w:tcPr>
+            <w:tcW w:w="540" w:type="dxa"/>
+          </w:tcPr>
+          <w:p>
+            <w:pPr>
+              <w:pStyle w:val="Compact"/>
+              <w:spacing w:before="20" w:after="20" w:line="240" w:lineRule="auto"/>
+              <w:jc w:val="left"/>
+            </w:pPr>
+            <w:r>
+              <w:t>6</w:t>
+            </w:r>
+          </w:p>
+        </w:tc>
+        <w:tc>
+          <w:tcPr>
+            <w:tcW w:w="1620" w:type="dxa"/>
+          </w:tcPr>
+          <w:p>
+            <w:pPr>
+              <w:pStyle w:val="Compact"/>
+              <w:spacing w:before="20" w:after="20" w:line="240" w:lineRule="auto"/>
+              <w:jc w:val="left"/>
+            </w:pPr>
+            <w:r>
+              <w:t>Không cấu trúc</w:t>
+            </w:r>
+          </w:p>
+        </w:tc>
+        <w:tc>
+          <w:tcPr>
+            <w:tcW w:w="2970" w:type="dxa"/>
+          </w:tcPr>
+          <w:p>
+            <w:pPr>
+              <w:pStyle w:val="Compact"/>
+              <w:spacing w:before="20" w:after="20" w:line="240" w:lineRule="auto"/>
+              <w:jc w:val="left"/>
+            </w:pPr>
+            <w:r>
+              <w:t>Anh/Chị có thể cho biết thời gian chờ ghép tài xế trung bình trong khung giờ cao điểm là bao lâu?</w:t>
+            </w:r>
+          </w:p>
+        </w:tc>
+        <w:tc>
+          <w:tcPr>
+            <w:tcW w:w="1800" w:type="dxa"/>
+          </w:tcPr>
+          <w:p>
+            <w:pPr>
+              <w:pStyle w:val="Compact"/>
+              <w:spacing w:before="20" w:after="20" w:line="240" w:lineRule="auto"/>
+              <w:jc w:val="left"/>
+            </w:pPr>
+            <w:r>
+              <w:t>Trung tâm điều phối / Đối tác giao hàng</w:t>
+            </w:r>
+          </w:p>
+        </w:tc>
+        <w:tc>
+          <w:tcPr>
+            <w:tcW w:w="1440" w:type="dxa"/>
+          </w:tcPr>
+          <w:p>
+            <w:pPr>
+              <w:pStyle w:val="Compact"/>
+              <w:spacing w:before="20" w:after="20" w:line="240" w:lineRule="auto"/>
+              <w:jc w:val="left"/>
+            </w:pPr>
+            <w:r>
+              <w:t>Phút</w:t>
+            </w:r>
+          </w:p>
+        </w:tc>
+      </w:tr>
+      <w:tr>
+        <w:tc>
+          <w:tcPr>
+            <w:tcW w:w="540" w:type="dxa"/>
+          </w:tcPr>
+          <w:p>
+            <w:pPr>
+              <w:pStyle w:val="Compact"/>
+              <w:spacing w:before="20" w:after="20" w:line="240" w:lineRule="auto"/>
+              <w:jc w:val="left"/>
+            </w:pPr>
+            <w:r>
+              <w:t>7</w:t>
+            </w:r>
+          </w:p>
+        </w:tc>
+        <w:tc>
+          <w:tcPr>
+            <w:tcW w:w="1620" w:type="dxa"/>
+          </w:tcPr>
+          <w:p>
+            <w:pPr>
+              <w:pStyle w:val="Compact"/>
+              <w:spacing w:before="20" w:after="20" w:line="240" w:lineRule="auto"/>
+              <w:jc w:val="left"/>
+            </w:pPr>
+            <w:r>
+              <w:t>Không cấu trúc</w:t>
+            </w:r>
+          </w:p>
+        </w:tc>
+        <w:tc>
+          <w:tcPr>
+            <w:tcW w:w="2970" w:type="dxa"/>
+          </w:tcPr>
+          <w:p>
+            <w:pPr>
+              <w:pStyle w:val="Compact"/>
+              <w:spacing w:before="20" w:after="20" w:line="240" w:lineRule="auto"/>
+              <w:jc w:val="left"/>
+            </w:pPr>
+            <w:r>
+              <w:t>Tần suất xảy ra sai lệch giữa tồn kho trên hệ thống và tồn kho thực tế tại nhà thuốc trong một tuần là bao nhiêu lần?</w:t>
+            </w:r>
+          </w:p>
+        </w:tc>
+        <w:tc>
+          <w:tcPr>
+            <w:tcW w:w="1800" w:type="dxa"/>
+          </w:tcPr>
+          <w:p>
+            <w:pPr>
+              <w:pStyle w:val="Compact"/>
+              <w:spacing w:before="20" w:after="20" w:line="240" w:lineRule="auto"/>
+              <w:jc w:val="left"/>
+            </w:pPr>
+            <w:r>
+              <w:t>Dược sĩ tại nhà thuốc / Phòng CNTT</w:t>
+            </w:r>
+          </w:p>
+        </w:tc>
+        <w:tc>
+          <w:tcPr>
+            <w:tcW w:w="1440" w:type="dxa"/>
+          </w:tcPr>
+          <w:p>
+            <w:pPr>
+              <w:pStyle w:val="Compact"/>
+              <w:spacing w:before="20" w:after="20" w:line="240" w:lineRule="auto"/>
+              <w:jc w:val="left"/>
+            </w:pPr>
+            <w:r>
+              <w:t>Số lần</w:t>
+            </w:r>
+          </w:p>
+        </w:tc>
+      </w:tr>
+      <w:tr>
+        <w:tc>
+          <w:tcPr>
+            <w:tcW w:w="540" w:type="dxa"/>
+          </w:tcPr>
+          <w:p>
+            <w:pPr>
+              <w:pStyle w:val="Compact"/>
+              <w:spacing w:before="20" w:after="20" w:line="240" w:lineRule="auto"/>
+              <w:jc w:val="left"/>
+            </w:pPr>
+            <w:r>
+              <w:t>8</w:t>
+            </w:r>
+          </w:p>
+        </w:tc>
+        <w:tc>
+          <w:tcPr>
+            <w:tcW w:w="1620" w:type="dxa"/>
+          </w:tcPr>
+          <w:p>
+            <w:pPr>
+              <w:pStyle w:val="Compact"/>
+              <w:spacing w:before="20" w:after="20" w:line="240" w:lineRule="auto"/>
+              <w:jc w:val="left"/>
+            </w:pPr>
+            <w:r>
+              <w:t>Không cấu trúc</w:t>
+            </w:r>
+          </w:p>
+        </w:tc>
+        <w:tc>
+          <w:tcPr>
+            <w:tcW w:w="2970" w:type="dxa"/>
+          </w:tcPr>
+          <w:p>
+            <w:pPr>
+              <w:pStyle w:val="Compact"/>
+              <w:spacing w:before="20" w:after="20" w:line="240" w:lineRule="auto"/>
+              <w:jc w:val="left"/>
+            </w:pPr>
+            <w:r>
+              <w:t>Khách hàng mất bao nhiêu thời gian thực tế để nhận được hàng kể từ lúc xác nhận đặt đơn?</w:t>
+            </w:r>
+          </w:p>
+        </w:tc>
+        <w:tc>
+          <w:tcPr>
+            <w:tcW w:w="1800" w:type="dxa"/>
+          </w:tcPr>
+          <w:p>
+            <w:pPr>
+              <w:pStyle w:val="Compact"/>
+              <w:spacing w:before="20" w:after="20" w:line="240" w:lineRule="auto"/>
+              <w:jc w:val="left"/>
+            </w:pPr>
+            <w:r>
+              <w:t>Khách hàng</w:t>
+            </w:r>
+          </w:p>
+        </w:tc>
+        <w:tc>
+          <w:tcPr>
+            <w:tcW w:w="1440" w:type="dxa"/>
+          </w:tcPr>
+          <w:p>
+            <w:pPr>
+              <w:pStyle w:val="Compact"/>
+              <w:spacing w:before="20" w:after="20" w:line="240" w:lineRule="auto"/>
+              <w:jc w:val="left"/>
+            </w:pPr>
+            <w:r>
+              <w:t>Phút / Giờ</w:t>
+            </w:r>
+          </w:p>
+        </w:tc>
+      </w:tr>
+      <w:tr>
+        <w:tc>
+          <w:tcPr>
+            <w:tcW w:w="540" w:type="dxa"/>
+          </w:tcPr>
+          <w:p>
+            <w:pPr>
+              <w:pStyle w:val="Compact"/>
+              <w:spacing w:before="20" w:after="20" w:line="240" w:lineRule="auto"/>
+              <w:jc w:val="left"/>
+            </w:pPr>
+            <w:r>
+              <w:lastRenderedPageBreak/>
+              <w:t>9</w:t>
+            </w:r>
+          </w:p>
+        </w:tc>
+        <w:tc>
+          <w:tcPr>
+            <w:tcW w:w="1620" w:type="dxa"/>
+          </w:tcPr>
+          <w:p>
+            <w:pPr>
+              <w:pStyle w:val="Compact"/>
+              <w:spacing w:before="20" w:after="20" w:line="240" w:lineRule="auto"/>
+              <w:jc w:val="left"/>
+            </w:pPr>
+            <w:r>
+              <w:t>Không cấu trúc</w:t>
+            </w:r>
+          </w:p>
+        </w:tc>
+        <w:tc>
+          <w:tcPr>
+            <w:tcW w:w="2970" w:type="dxa"/>
+          </w:tcPr>
+          <w:p>
+            <w:pPr>
+              <w:pStyle w:val="Compact"/>
+              <w:spacing w:before="20" w:after="20" w:line="240" w:lineRule="auto"/>
+              <w:jc w:val="left"/>
+            </w:pPr>
+            <w:r>
+              <w:t>Trong tháng qua, Anh/Chị đã gặp bao nhiêu lần phải soạn lại đơn do sản phẩm không đạt về hạn dùng hoặc bao bì?</w:t>
+            </w:r>
+          </w:p>
+        </w:tc>
+        <w:tc>
+          <w:tcPr>
+            <w:tcW w:w="1800" w:type="dxa"/>
+          </w:tcPr>
+          <w:p>
+            <w:pPr>
+              <w:pStyle w:val="Compact"/>
+              <w:spacing w:before="20" w:after="20" w:line="240" w:lineRule="auto"/>
+              <w:jc w:val="left"/>
+            </w:pPr>
+            <w:r>
+              <w:t>Dược sĩ tại nhà thuốc</w:t>
+            </w:r>
+          </w:p>
+        </w:tc>
+        <w:tc>
+          <w:tcPr>
+            <w:tcW w:w="1440" w:type="dxa"/>
+          </w:tcPr>
+          <w:p>
+            <w:pPr>
+              <w:pStyle w:val="Compact"/>
+              <w:spacing w:before="20" w:after="20" w:line="240" w:lineRule="auto"/>
+              <w:jc w:val="left"/>
+            </w:pPr>
+            <w:r>
+              <w:t>Số lần</w:t>
+            </w:r>
+          </w:p>
+        </w:tc>
+      </w:tr>
+      <w:tr>
+        <w:tc>
+          <w:tcPr>
+            <w:tcW w:w="540" w:type="dxa"/>
+          </w:tcPr>
+          <w:p>
+            <w:pPr>
+              <w:pStyle w:val="Compact"/>
+              <w:spacing w:before="20" w:after="20" w:line="240" w:lineRule="auto"/>
+              <w:jc w:val="left"/>
+            </w:pPr>
+            <w:r>
+              <w:t>10</w:t>
+            </w:r>
+          </w:p>
+        </w:tc>
+        <w:tc>
+          <w:tcPr>
+            <w:tcW w:w="1620" w:type="dxa"/>
+          </w:tcPr>
+          <w:p>
+            <w:pPr>
+              <w:pStyle w:val="Compact"/>
+              <w:spacing w:before="20" w:after="20" w:line="240" w:lineRule="auto"/>
+              <w:jc w:val="left"/>
+            </w:pPr>
+            <w:r>
+              <w:t>Không cấu trúc</w:t>
+            </w:r>
+          </w:p>
+        </w:tc>
+        <w:tc>
+          <w:tcPr>
+            <w:tcW w:w="2970" w:type="dxa"/>
+          </w:tcPr>
+          <w:p>
+            <w:pPr>
+              <w:pStyle w:val="Compact"/>
+              <w:spacing w:before="20" w:after="20" w:line="240" w:lineRule="auto"/>
+              <w:jc w:val="left"/>
+            </w:pPr>
+            <w:r>
+              <w:t>Tỷ lệ đơn hàng giao đúng cam kết 2 giờ trong tháng trước là bao nhiêu phần trăm?</w:t>
+            </w:r>
+          </w:p>
+        </w:tc>
+        <w:tc>
+          <w:tcPr>
+            <w:tcW w:w="1800" w:type="dxa"/>
+          </w:tcPr>
+          <w:p>
+            <w:pPr>
+              <w:pStyle w:val="Compact"/>
+              <w:spacing w:before="20" w:after="20" w:line="240" w:lineRule="auto"/>
+              <w:jc w:val="left"/>
+            </w:pPr>
+            <w:r>
+              <w:t>Ban Giám đốc Vận hành chuỗi / Trung tâm điều phối</w:t>
+            </w:r>
+          </w:p>
+        </w:tc>
+        <w:tc>
+          <w:tcPr>
+            <w:tcW w:w="1440" w:type="dxa"/>
+          </w:tcPr>
+          <w:p>
+            <w:pPr>
+              <w:pStyle w:val="Compact"/>
+              <w:spacing w:before="20" w:after="20" w:line="240" w:lineRule="auto"/>
+              <w:jc w:val="left"/>
+            </w:pPr>
+            <w:r>
+              <w:t>% đơn hàng</w:t>
+            </w:r>
+          </w:p>
+        </w:tc>
+      </w:tr>
+    </w:tbl>
+    <w:p>
+      <w:pPr>
+        <w:pStyle w:val="BodyText"/>
+        <w:ind w:left="1440"/>
+        <w:rPr>
+          <w:rFonts w:ascii="Times New Roman" w:hAnsi="Times New Roman" w:cs="Times New Roman"/>
+          <w:sz w:val="26"/>
+          <w:szCs w:val="26"/>
+        </w:rPr>
+      </w:pPr>
+      <w:r>
+        <w:rPr>
+          <w:rFonts w:ascii="Times New Roman" w:hAnsi="Times New Roman" w:cs="Times New Roman"/>
+          <w:sz w:val="26"/>
+          <w:szCs w:val="26"/>
+        </w:rPr>
+        <w:t>Bảng 2.</w:t>
+      </w:r>
+      <w:r>
+        <w:rPr>
+          <w:rFonts w:ascii="Times New Roman" w:hAnsi="Times New Roman" w:cs="Times New Roman"/>
+          <w:sz w:val="26"/>
+          <w:szCs w:val="26"/>
+        </w:rPr>
+        <w:t>10</w:t>
+      </w:r>
+      <w:r>
+        <w:rPr>
+          <w:rFonts w:ascii="Times New Roman" w:hAnsi="Times New Roman" w:cs="Times New Roman"/>
+          <w:sz w:val="26"/>
+          <w:szCs w:val="26"/>
+        </w:rPr>
+        <w:t>. Câu hỏi phỏng vấn định lượng của quy trình vận hành đơn hàng online</w:t>
       </w:r>
     </w:p>
     <w:p>
@@ -1295,6 +7067,7 @@
           <w:sz w:val="26"/>
           <w:szCs w:val="26"/>
         </w:rPr>
+        <w:lastRenderedPageBreak/>
         <w:t>Nếu đơn không hợp lệ (chứa thuốc kê đơn, thiếu thông tin) → thông báo cho khách và hủy đơn.</w:t>
       </w:r>
     </w:p>
@@ -1320,7 +7093,6 @@
           <w:bCs/>
           <w:szCs w:val="26"/>
         </w:rPr>
-        <w:lastRenderedPageBreak/>
         <w:t xml:space="preserve">Bước 3: </w:t>
       </w:r>
       <w:r>
@@ -1981,6 +7753,7 @@
           <w:sz w:val="26"/>
           <w:szCs w:val="26"/>
         </w:rPr>
+        <w:lastRenderedPageBreak/>
         <w:t xml:space="preserve">Người thực hiện: </w:t>
       </w:r>
       <w:r>
@@ -2036,7 +7809,6 @@
           <w:sz w:val="26"/>
           <w:szCs w:val="26"/>
         </w:rPr>
-        <w:lastRenderedPageBreak/>
         <w:t>Dược sĩ bấm nút “Sẵn sàng giao” trên hệ thống.</w:t>
       </w:r>
     </w:p>
@@ -2642,7 +8414,6 @@
           <w:iCs w:val="0"/>
           <w:szCs w:val="26"/>
         </w:rPr>
-        <w:lastRenderedPageBreak/>
         <w:t>Phân tích quy trình</w:t>
       </w:r>
     </w:p>
@@ -3251,10 +9022,10 @@
           <w14:ligatures w14:val="standardContextual"/>
         </w:rPr>
         <w:drawing>
-          <wp:inline distT="0" distB="0" distL="0" distR="0" wp14:anchorId="0337365C" wp14:editId="063984DC">
-            <wp:extent cx="5943600" cy="1838960"/>
-            <wp:effectExtent l="0" t="0" r="0" b="8890"/>
-            <wp:docPr id="1379893926" name="Picture 5"/>
+          <wp:inline distT="0" distB="0" distL="0" distR="0" wp14:anchorId="396DBF93" wp14:editId="4B9AC33D">
+            <wp:extent cx="5943600" cy="1958340"/>
+            <wp:effectExtent l="0" t="0" r="0" b="3810"/>
+            <wp:docPr id="392471752" name="Picture 1"/>
             <wp:cNvGraphicFramePr>
               <a:graphicFrameLocks xmlns:a="http://schemas.openxmlformats.org/drawingml/2006/main" noChangeAspect="1"/>
             </wp:cNvGraphicFramePr>
@@ -3262,7 +9033,7 @@
               <a:graphicData uri="http://schemas.openxmlformats.org/drawingml/2006/picture">
                 <pic:pic xmlns:pic="http://schemas.openxmlformats.org/drawingml/2006/picture">
                   <pic:nvPicPr>
-                    <pic:cNvPr id="1379893926" name="Picture 1379893926"/>
+                    <pic:cNvPr id="392471752" name="Picture 392471752"/>
                     <pic:cNvPicPr/>
                   </pic:nvPicPr>
                   <pic:blipFill>
@@ -3280,7 +9051,7 @@
                   <pic:spPr>
                     <a:xfrm>
                       <a:off x="0" y="0"/>
-                      <a:ext cx="5943600" cy="1838960"/>
+                      <a:ext cx="5943600" cy="1958340"/>
                     </a:xfrm>
                     <a:prstGeom prst="rect">
                       <a:avLst/>
@@ -3592,6 +9363,7 @@
           <w:bCs/>
           <w:szCs w:val="26"/>
         </w:rPr>
+        <w:lastRenderedPageBreak/>
         <w:t>Bước 2: Kiểm tra cơ sở và điều kiện bảo quản</w:t>
       </w:r>
     </w:p>
@@ -3650,7 +9422,6 @@
           <w:sz w:val="26"/>
           <w:szCs w:val="26"/>
         </w:rPr>
-        <w:lastRenderedPageBreak/>
         <w:t xml:space="preserve">Người thực hiện: </w:t>
       </w:r>
       <w:r>
@@ -4253,6 +10024,7 @@
           <w:sz w:val="26"/>
           <w:szCs w:val="26"/>
         </w:rPr>
+        <w:lastRenderedPageBreak/>
         <w:t>Báo bộ phận IT khi có sự cố phần mềm/thiết bị; tiếp nhận hàng châm nếu có.</w:t>
       </w:r>
     </w:p>
@@ -4277,7 +10049,6 @@
           <w:bCs/>
           <w:szCs w:val="26"/>
         </w:rPr>
-        <w:lastRenderedPageBreak/>
         <w:t>Bước 6: Chốt ca trên hệ thống</w:t>
       </w:r>
     </w:p>
@@ -4911,6 +10682,7 @@
           <w:sz w:val="26"/>
           <w:szCs w:val="26"/>
         </w:rPr>
+        <w:lastRenderedPageBreak/>
         <w:t>Phổ biến kế hoạch ngày hôm sau và các chỉ đạo từ quản lý khu vực.</w:t>
       </w:r>
     </w:p>
@@ -4940,7 +10712,6 @@
           <w:iCs w:val="0"/>
           <w:szCs w:val="26"/>
         </w:rPr>
-        <w:lastRenderedPageBreak/>
         <w:t>Phân tích quy trình</w:t>
       </w:r>
     </w:p>
@@ -5404,6 +11175,7 @@
           <w:iCs/>
           <w:szCs w:val="26"/>
         </w:rPr>
+        <w:lastRenderedPageBreak/>
         <w:br w:type="page"/>
       </w:r>
     </w:p>
@@ -5542,6 +11314,83 @@
 <file path=word/numbering.xml><?xml version="1.0" encoding="utf-8"?>
 <w:numbering xmlns:wpc="http://schemas.microsoft.com/office/word/2010/wordprocessingCanvas" xmlns:cx="http://schemas.microsoft.com/office/drawing/2014/chartex" xmlns:cx1="http://schemas.microsoft.com/office/drawing/2015/9/8/chartex" xmlns:cx2="http://schemas.microsoft.com/office/drawing/2015/10/21/chartex" xmlns:cx3="http://schemas.microsoft.com/office/drawing/2016/5/9/chartex" xmlns:cx4="http://schemas.microsoft.com/office/drawing/2016/5/10/chartex" xmlns:cx5="http://schemas.microsoft.com/office/drawing/2016/5/11/chartex" xmlns:cx6="http://schemas.microsoft.com/office/drawing/2016/5/12/chartex" xmlns:cx7="http://schemas.microsoft.com/office/drawing/2016/5/13/chartex" xmlns:cx8="http://schemas.microsoft.com/office/drawing/2016/5/14/chartex" xmlns:mc="http://schemas.openxmlformats.org/markup-compatibility/2006" xmlns:aink="http://schemas.microsoft.com/office/drawing/2016/ink" xmlns:am3d="http://schemas.microsoft.com/office/drawing/2017/model3d" xmlns:o="urn:schemas-microsoft-com:office:office" xmlns:oel="http://schemas.microsoft.com/office/2019/extlst" xmlns:r="http://schemas.openxmlformats.org/officeDocument/2006/relationships" xmlns:m="http://schemas.openxmlformats.org/officeDocument/2006/math" xmlns:v="urn:schemas-microsoft-com:vml" xmlns:wp14="http://schemas.microsoft.com/office/word/2010/wordprocessingDrawing" xmlns:wp="http://schemas.openxmlformats.org/drawingml/2006/wordprocessingDrawing" xmlns:w10="urn:schemas-microsoft-com:office:word" xmlns:w="http://schemas.openxmlformats.org/wordprocessingml/2006/main" xmlns:w14="http://schemas.microsoft.com/office/word/2010/wordml" xmlns:w15="http://schemas.microsoft.com/office/word/2012/wordml" xmlns:w16cei="http://schemas.microsoft.com/office/word/2026/wordml/cei" xmlns:w16cex="http://schemas.microsoft.com/office/word/2018/wordml/cex" xmlns:w16cid="http://schemas.microsoft.com/office/word/2016/wordml/cid" xmlns:w16="http://schemas.microsoft.com/office/word/2018/wordml" xmlns:w16du="http://schemas.microsoft.com/office/word/2023/wordml/word16du" xmlns:w16sdtdh="http://schemas.microsoft.com/office/word/2020/wordml/sdtdatahash" xmlns:w16sdtfl="http://schemas.microsoft.com/office/word/2024/wordml/sdtformatlock" xmlns:w16se="http://schemas.microsoft.com/office/word/2015/wordml/symex" xmlns:wpg="http://schemas.microsoft.com/office/word/2010/wordprocessingGroup" xmlns:wpi="http://schemas.microsoft.com/office/word/2010/wordprocessingInk" xmlns:wne="http://schemas.microsoft.com/office/word/2006/wordml" xmlns:wps="http://schemas.microsoft.com/office/word/2010/wordprocessingShape" mc:Ignorable="w14 w15 w16se w16cid w16 w16cex w16sdtdh w16sdtfl w16du wp14">
   <w:abstractNum w:abstractNumId="0" w15:restartNumberingAfterBreak="0">
+    <w:nsid w:val="0000A991"/>
+    <w:multiLevelType w:val="multilevel"/>
+    <w:tmpl w:val="637A9776"/>
+    <w:lvl w:ilvl="0">
+      <w:numFmt w:val="bullet"/>
+      <w:lvlText w:val="•"/>
+      <w:lvlJc w:val="left"/>
+      <w:pPr>
+        <w:ind w:left="2400" w:hanging="480"/>
+      </w:pPr>
+    </w:lvl>
+    <w:lvl w:ilvl="1">
+      <w:numFmt w:val="bullet"/>
+      <w:lvlText w:val="–"/>
+      <w:lvlJc w:val="left"/>
+      <w:pPr>
+        <w:ind w:left="3120" w:hanging="480"/>
+      </w:pPr>
+    </w:lvl>
+    <w:lvl w:ilvl="2">
+      <w:numFmt w:val="bullet"/>
+      <w:lvlText w:val="•"/>
+      <w:lvlJc w:val="left"/>
+      <w:pPr>
+        <w:ind w:left="3840" w:hanging="480"/>
+      </w:pPr>
+    </w:lvl>
+    <w:lvl w:ilvl="3">
+      <w:numFmt w:val="bullet"/>
+      <w:lvlText w:val="–"/>
+      <w:lvlJc w:val="left"/>
+      <w:pPr>
+        <w:ind w:left="4560" w:hanging="480"/>
+      </w:pPr>
+    </w:lvl>
+    <w:lvl w:ilvl="4">
+      <w:numFmt w:val="bullet"/>
+      <w:lvlText w:val="•"/>
+      <w:lvlJc w:val="left"/>
+      <w:pPr>
+        <w:ind w:left="5280" w:hanging="480"/>
+      </w:pPr>
+    </w:lvl>
+    <w:lvl w:ilvl="5">
+      <w:numFmt w:val="bullet"/>
+      <w:lvlText w:val="–"/>
+      <w:lvlJc w:val="left"/>
+      <w:pPr>
+        <w:ind w:left="6000" w:hanging="480"/>
+      </w:pPr>
+    </w:lvl>
+    <w:lvl w:ilvl="6">
+      <w:numFmt w:val="bullet"/>
+      <w:lvlText w:val="•"/>
+      <w:lvlJc w:val="left"/>
+      <w:pPr>
+        <w:ind w:left="6720" w:hanging="480"/>
+      </w:pPr>
+    </w:lvl>
+    <w:lvl w:ilvl="7">
+      <w:numFmt w:val="bullet"/>
+      <w:lvlText w:val="–"/>
+      <w:lvlJc w:val="left"/>
+      <w:pPr>
+        <w:ind w:left="7440" w:hanging="480"/>
+      </w:pPr>
+    </w:lvl>
+    <w:lvl w:ilvl="8">
+      <w:numFmt w:val="bullet"/>
+      <w:lvlText w:val="•"/>
+      <w:lvlJc w:val="left"/>
+      <w:pPr>
+        <w:ind w:left="8160" w:hanging="480"/>
+      </w:pPr>
+    </w:lvl>
+  </w:abstractNum>
+  <w:abstractNum w:abstractNumId="1" w15:restartNumberingAfterBreak="0">
     <w:nsid w:val="0D7A36F1"/>
     <w:multiLevelType w:val="hybridMultilevel"/>
     <w:tmpl w:val="DDD024F4"/>
@@ -5654,10 +11503,10 @@
       </w:rPr>
     </w:lvl>
   </w:abstractNum>
-  <w:abstractNum w:abstractNumId="1" w15:restartNumberingAfterBreak="0">
+  <w:abstractNum w:abstractNumId="2" w15:restartNumberingAfterBreak="0">
     <w:nsid w:val="137343D7"/>
     <w:multiLevelType w:val="multilevel"/>
-    <w:tmpl w:val="3310385C"/>
+    <w:tmpl w:val="CBFC32E0"/>
     <w:lvl w:ilvl="0">
       <w:start w:val="2"/>
       <w:numFmt w:val="decimal"/>
@@ -5717,7 +11566,14 @@
         <w:ind w:left="3960" w:hanging="1080"/>
       </w:pPr>
       <w:rPr>
-        <w:rFonts w:cs="Times New Roman" w:hint="default"/>
+        <w:rFonts w:ascii="Times New Roman" w:hAnsi="Times New Roman" w:cs="Times New Roman" w:hint="default"/>
+        <w:b/>
+        <w:bCs/>
+        <w:i w:val="0"/>
+        <w:iCs w:val="0"/>
+        <w:color w:val="auto"/>
+        <w:sz w:val="26"/>
+        <w:szCs w:val="26"/>
       </w:rPr>
     </w:lvl>
     <w:lvl w:ilvl="5">
@@ -5769,7 +11625,96 @@
       </w:rPr>
     </w:lvl>
   </w:abstractNum>
-  <w:abstractNum w:abstractNumId="2" w15:restartNumberingAfterBreak="0">
+  <w:abstractNum w:abstractNumId="3" w15:restartNumberingAfterBreak="0">
+    <w:nsid w:val="1A9A4DD0"/>
+    <w:multiLevelType w:val="hybridMultilevel"/>
+    <w:tmpl w:val="1BCEFA5A"/>
+    <w:lvl w:ilvl="0" w:tplc="0A2EC4D8">
+      <w:start w:val="1"/>
+      <w:numFmt w:val="decimal"/>
+      <w:lvlText w:val="%1."/>
+      <w:lvlJc w:val="left"/>
+      <w:pPr>
+        <w:ind w:left="1800" w:hanging="360"/>
+      </w:pPr>
+      <w:rPr>
+        <w:rFonts w:hint="default"/>
+      </w:rPr>
+    </w:lvl>
+    <w:lvl w:ilvl="1" w:tplc="04090019" w:tentative="1">
+      <w:start w:val="1"/>
+      <w:numFmt w:val="lowerLetter"/>
+      <w:lvlText w:val="%2."/>
+      <w:lvlJc w:val="left"/>
+      <w:pPr>
+        <w:ind w:left="2520" w:hanging="360"/>
+      </w:pPr>
+    </w:lvl>
+    <w:lvl w:ilvl="2" w:tplc="0409001B" w:tentative="1">
+      <w:start w:val="1"/>
+      <w:numFmt w:val="lowerRoman"/>
+      <w:lvlText w:val="%3."/>
+      <w:lvlJc w:val="right"/>
+      <w:pPr>
+        <w:ind w:left="3240" w:hanging="180"/>
+      </w:pPr>
+    </w:lvl>
+    <w:lvl w:ilvl="3" w:tplc="0409000F" w:tentative="1">
+      <w:start w:val="1"/>
+      <w:numFmt w:val="decimal"/>
+      <w:lvlText w:val="%4."/>
+      <w:lvlJc w:val="left"/>
+      <w:pPr>
+        <w:ind w:left="3960" w:hanging="360"/>
+      </w:pPr>
+    </w:lvl>
+    <w:lvl w:ilvl="4" w:tplc="04090019" w:tentative="1">
+      <w:start w:val="1"/>
+      <w:numFmt w:val="lowerLetter"/>
+      <w:lvlText w:val="%5."/>
+      <w:lvlJc w:val="left"/>
+      <w:pPr>
+        <w:ind w:left="4680" w:hanging="360"/>
+      </w:pPr>
+    </w:lvl>
+    <w:lvl w:ilvl="5" w:tplc="0409001B" w:tentative="1">
+      <w:start w:val="1"/>
+      <w:numFmt w:val="lowerRoman"/>
+      <w:lvlText w:val="%6."/>
+      <w:lvlJc w:val="right"/>
+      <w:pPr>
+        <w:ind w:left="5400" w:hanging="180"/>
+      </w:pPr>
+    </w:lvl>
+    <w:lvl w:ilvl="6" w:tplc="0409000F" w:tentative="1">
+      <w:start w:val="1"/>
+      <w:numFmt w:val="decimal"/>
+      <w:lvlText w:val="%7."/>
+      <w:lvlJc w:val="left"/>
+      <w:pPr>
+        <w:ind w:left="6120" w:hanging="360"/>
+      </w:pPr>
+    </w:lvl>
+    <w:lvl w:ilvl="7" w:tplc="04090019" w:tentative="1">
+      <w:start w:val="1"/>
+      <w:numFmt w:val="lowerLetter"/>
+      <w:lvlText w:val="%8."/>
+      <w:lvlJc w:val="left"/>
+      <w:pPr>
+        <w:ind w:left="6840" w:hanging="360"/>
+      </w:pPr>
+    </w:lvl>
+    <w:lvl w:ilvl="8" w:tplc="0409001B" w:tentative="1">
+      <w:start w:val="1"/>
+      <w:numFmt w:val="lowerRoman"/>
+      <w:lvlText w:val="%9."/>
+      <w:lvlJc w:val="right"/>
+      <w:pPr>
+        <w:ind w:left="7560" w:hanging="180"/>
+      </w:pPr>
+    </w:lvl>
+  </w:abstractNum>
+  <w:abstractNum w:abstractNumId="4" w15:restartNumberingAfterBreak="0">
     <w:nsid w:val="1B427079"/>
     <w:multiLevelType w:val="hybridMultilevel"/>
     <w:tmpl w:val="A42CBED6"/>
@@ -5882,7 +11827,7 @@
       </w:rPr>
     </w:lvl>
   </w:abstractNum>
-  <w:abstractNum w:abstractNumId="3" w15:restartNumberingAfterBreak="0">
+  <w:abstractNum w:abstractNumId="5" w15:restartNumberingAfterBreak="0">
     <w:nsid w:val="331150EA"/>
     <w:multiLevelType w:val="hybridMultilevel"/>
     <w:tmpl w:val="B266730E"/>
@@ -5936,7 +11881,7 @@
       <w:lvlJc w:val="left"/>
     </w:lvl>
   </w:abstractNum>
-  <w:abstractNum w:abstractNumId="4" w15:restartNumberingAfterBreak="0">
+  <w:abstractNum w:abstractNumId="6" w15:restartNumberingAfterBreak="0">
     <w:nsid w:val="3D51174A"/>
     <w:multiLevelType w:val="hybridMultilevel"/>
     <w:tmpl w:val="49A2605C"/>
@@ -6049,7 +11994,7 @@
       </w:rPr>
     </w:lvl>
   </w:abstractNum>
-  <w:abstractNum w:abstractNumId="5" w15:restartNumberingAfterBreak="0">
+  <w:abstractNum w:abstractNumId="7" w15:restartNumberingAfterBreak="0">
     <w:nsid w:val="3EF75BC1"/>
     <w:multiLevelType w:val="multilevel"/>
     <w:tmpl w:val="7820EF56"/>
@@ -6170,7 +12115,7 @@
       </w:rPr>
     </w:lvl>
   </w:abstractNum>
-  <w:abstractNum w:abstractNumId="6" w15:restartNumberingAfterBreak="0">
+  <w:abstractNum w:abstractNumId="8" w15:restartNumberingAfterBreak="0">
     <w:nsid w:val="40647CB0"/>
     <w:multiLevelType w:val="multilevel"/>
     <w:tmpl w:val="53B487AE"/>
@@ -6285,7 +12230,7 @@
       </w:rPr>
     </w:lvl>
   </w:abstractNum>
-  <w:abstractNum w:abstractNumId="7" w15:restartNumberingAfterBreak="0">
+  <w:abstractNum w:abstractNumId="9" w15:restartNumberingAfterBreak="0">
     <w:nsid w:val="546A4101"/>
     <w:multiLevelType w:val="hybridMultilevel"/>
     <w:tmpl w:val="E2626F2C"/>
@@ -6404,7 +12349,7 @@
       </w:rPr>
     </w:lvl>
   </w:abstractNum>
-  <w:abstractNum w:abstractNumId="8" w15:restartNumberingAfterBreak="0">
+  <w:abstractNum w:abstractNumId="10" w15:restartNumberingAfterBreak="0">
     <w:nsid w:val="5866128E"/>
     <w:multiLevelType w:val="multilevel"/>
     <w:tmpl w:val="E70A307C"/>
@@ -6525,7 +12470,7 @@
       </w:rPr>
     </w:lvl>
   </w:abstractNum>
-  <w:abstractNum w:abstractNumId="9" w15:restartNumberingAfterBreak="0">
+  <w:abstractNum w:abstractNumId="11" w15:restartNumberingAfterBreak="0">
     <w:nsid w:val="5E8C5C5D"/>
     <w:multiLevelType w:val="multilevel"/>
     <w:tmpl w:val="382C4E1A"/>
@@ -6643,7 +12588,7 @@
       </w:rPr>
     </w:lvl>
   </w:abstractNum>
-  <w:abstractNum w:abstractNumId="10" w15:restartNumberingAfterBreak="0">
+  <w:abstractNum w:abstractNumId="12" w15:restartNumberingAfterBreak="0">
     <w:nsid w:val="60FF63FF"/>
     <w:multiLevelType w:val="multilevel"/>
     <w:tmpl w:val="F1B89FAE"/>
@@ -6760,7 +12705,7 @@
       </w:rPr>
     </w:lvl>
   </w:abstractNum>
-  <w:abstractNum w:abstractNumId="11" w15:restartNumberingAfterBreak="0">
+  <w:abstractNum w:abstractNumId="13" w15:restartNumberingAfterBreak="0">
     <w:nsid w:val="631318C2"/>
     <w:multiLevelType w:val="hybridMultilevel"/>
     <w:tmpl w:val="EB7EF288"/>
@@ -6900,7 +12845,7 @@
       </w:rPr>
     </w:lvl>
   </w:abstractNum>
-  <w:abstractNum w:abstractNumId="12" w15:restartNumberingAfterBreak="0">
+  <w:abstractNum w:abstractNumId="14" w15:restartNumberingAfterBreak="0">
     <w:nsid w:val="650D6285"/>
     <w:multiLevelType w:val="multilevel"/>
     <w:tmpl w:val="F2CC02EA"/>
@@ -7021,7 +12966,7 @@
       </w:rPr>
     </w:lvl>
   </w:abstractNum>
-  <w:abstractNum w:abstractNumId="13" w15:restartNumberingAfterBreak="0">
+  <w:abstractNum w:abstractNumId="15" w15:restartNumberingAfterBreak="0">
     <w:nsid w:val="699D0829"/>
     <w:multiLevelType w:val="multilevel"/>
     <w:tmpl w:val="287EC608"/>
@@ -7140,7 +13085,7 @@
       </w:rPr>
     </w:lvl>
   </w:abstractNum>
-  <w:abstractNum w:abstractNumId="14" w15:restartNumberingAfterBreak="0">
+  <w:abstractNum w:abstractNumId="16" w15:restartNumberingAfterBreak="0">
     <w:nsid w:val="6ACB3CD8"/>
     <w:multiLevelType w:val="multilevel"/>
     <w:tmpl w:val="56CC6CCA"/>
@@ -7257,7 +13202,7 @@
       </w:rPr>
     </w:lvl>
   </w:abstractNum>
-  <w:abstractNum w:abstractNumId="15" w15:restartNumberingAfterBreak="0">
+  <w:abstractNum w:abstractNumId="17" w15:restartNumberingAfterBreak="0">
     <w:nsid w:val="6E516530"/>
     <w:multiLevelType w:val="hybridMultilevel"/>
     <w:tmpl w:val="2AF085E4"/>
@@ -7346,7 +13291,7 @@
       </w:pPr>
     </w:lvl>
   </w:abstractNum>
-  <w:abstractNum w:abstractNumId="16" w15:restartNumberingAfterBreak="0">
+  <w:abstractNum w:abstractNumId="18" w15:restartNumberingAfterBreak="0">
     <w:nsid w:val="72BF48C2"/>
     <w:multiLevelType w:val="hybridMultilevel"/>
     <w:tmpl w:val="E076AD16"/>
@@ -7400,7 +13345,7 @@
       <w:lvlJc w:val="left"/>
     </w:lvl>
   </w:abstractNum>
-  <w:abstractNum w:abstractNumId="17" w15:restartNumberingAfterBreak="0">
+  <w:abstractNum w:abstractNumId="19" w15:restartNumberingAfterBreak="0">
     <w:nsid w:val="74DF5C87"/>
     <w:multiLevelType w:val="multilevel"/>
     <w:tmpl w:val="382C4E1A"/>
@@ -7518,7 +13463,7 @@
       </w:rPr>
     </w:lvl>
   </w:abstractNum>
-  <w:abstractNum w:abstractNumId="18" w15:restartNumberingAfterBreak="0">
+  <w:abstractNum w:abstractNumId="20" w15:restartNumberingAfterBreak="0">
     <w:nsid w:val="78A345A1"/>
     <w:multiLevelType w:val="multilevel"/>
     <w:tmpl w:val="382C4E1A"/>
@@ -7636,7 +13581,7 @@
       </w:rPr>
     </w:lvl>
   </w:abstractNum>
-  <w:abstractNum w:abstractNumId="19" w15:restartNumberingAfterBreak="0">
+  <w:abstractNum w:abstractNumId="21" w15:restartNumberingAfterBreak="0">
     <w:nsid w:val="7B496071"/>
     <w:multiLevelType w:val="hybridMultilevel"/>
     <w:tmpl w:val="157CB874"/>
@@ -7750,70 +13695,76 @@
     </w:lvl>
   </w:abstractNum>
   <w:num w:numId="1" w16cid:durableId="510263696">
-    <w:abstractNumId w:val="0"/>
+    <w:abstractNumId w:val="1"/>
   </w:num>
   <w:num w:numId="2" w16cid:durableId="640813049">
+    <w:abstractNumId w:val="9"/>
+  </w:num>
+  <w:num w:numId="3" w16cid:durableId="788016777">
+    <w:abstractNumId w:val="10"/>
+  </w:num>
+  <w:num w:numId="4" w16cid:durableId="1948537736">
+    <w:abstractNumId w:val="6"/>
+  </w:num>
+  <w:num w:numId="5" w16cid:durableId="1333216290">
+    <w:abstractNumId w:val="17"/>
+  </w:num>
+  <w:num w:numId="6" w16cid:durableId="1615944334">
+    <w:abstractNumId w:val="13"/>
+  </w:num>
+  <w:num w:numId="7" w16cid:durableId="905457473">
     <w:abstractNumId w:val="7"/>
   </w:num>
-  <w:num w:numId="3" w16cid:durableId="788016777">
+  <w:num w:numId="8" w16cid:durableId="643579689">
+    <w:abstractNumId w:val="4"/>
+  </w:num>
+  <w:num w:numId="9" w16cid:durableId="1214658699">
+    <w:abstractNumId w:val="21"/>
+  </w:num>
+  <w:num w:numId="10" w16cid:durableId="1496533494">
+    <w:abstractNumId w:val="16"/>
+  </w:num>
+  <w:num w:numId="11" w16cid:durableId="1432704151">
+    <w:abstractNumId w:val="14"/>
+  </w:num>
+  <w:num w:numId="12" w16cid:durableId="934630340">
+    <w:abstractNumId w:val="11"/>
+  </w:num>
+  <w:num w:numId="13" w16cid:durableId="1236666070">
+    <w:abstractNumId w:val="19"/>
+  </w:num>
+  <w:num w:numId="14" w16cid:durableId="75368169">
+    <w:abstractNumId w:val="20"/>
+  </w:num>
+  <w:num w:numId="15" w16cid:durableId="1754008666">
+    <w:abstractNumId w:val="12"/>
+  </w:num>
+  <w:num w:numId="16" w16cid:durableId="1156385505">
+    <w:abstractNumId w:val="15"/>
+  </w:num>
+  <w:num w:numId="17" w16cid:durableId="678233530">
+    <w:abstractNumId w:val="2"/>
+  </w:num>
+  <w:num w:numId="18" w16cid:durableId="728846174">
     <w:abstractNumId w:val="8"/>
   </w:num>
-  <w:num w:numId="4" w16cid:durableId="1948537736">
-    <w:abstractNumId w:val="4"/>
-  </w:num>
-  <w:num w:numId="5" w16cid:durableId="1333216290">
-    <w:abstractNumId w:val="15"/>
-  </w:num>
-  <w:num w:numId="6" w16cid:durableId="1615944334">
-    <w:abstractNumId w:val="11"/>
-  </w:num>
-  <w:num w:numId="7" w16cid:durableId="905457473">
+  <w:num w:numId="19" w16cid:durableId="1107189117">
     <w:abstractNumId w:val="5"/>
-  </w:num>
-  <w:num w:numId="8" w16cid:durableId="643579689">
-    <w:abstractNumId w:val="2"/>
-  </w:num>
-  <w:num w:numId="9" w16cid:durableId="1214658699">
-    <w:abstractNumId w:val="19"/>
-  </w:num>
-  <w:num w:numId="10" w16cid:durableId="1496533494">
-    <w:abstractNumId w:val="14"/>
-  </w:num>
-  <w:num w:numId="11" w16cid:durableId="1432704151">
-    <w:abstractNumId w:val="12"/>
-  </w:num>
-  <w:num w:numId="12" w16cid:durableId="934630340">
-    <w:abstractNumId w:val="9"/>
-  </w:num>
-  <w:num w:numId="13" w16cid:durableId="1236666070">
-    <w:abstractNumId w:val="17"/>
-  </w:num>
-  <w:num w:numId="14" w16cid:durableId="75368169">
-    <w:abstractNumId w:val="18"/>
-  </w:num>
-  <w:num w:numId="15" w16cid:durableId="1754008666">
-    <w:abstractNumId w:val="10"/>
-  </w:num>
-  <w:num w:numId="16" w16cid:durableId="1156385505">
-    <w:abstractNumId w:val="13"/>
-  </w:num>
-  <w:num w:numId="17" w16cid:durableId="678233530">
-    <w:abstractNumId w:val="1"/>
-  </w:num>
-  <w:num w:numId="18" w16cid:durableId="728846174">
-    <w:abstractNumId w:val="6"/>
-  </w:num>
-  <w:num w:numId="19" w16cid:durableId="1107189117">
-    <w:abstractNumId w:val="3"/>
     <w:lvlOverride w:ilvl="0">
       <w:startOverride w:val="1"/>
     </w:lvlOverride>
   </w:num>
   <w:num w:numId="20" w16cid:durableId="507646469">
-    <w:abstractNumId w:val="16"/>
+    <w:abstractNumId w:val="18"/>
     <w:lvlOverride w:ilvl="0">
       <w:startOverride w:val="1"/>
     </w:lvlOverride>
+  </w:num>
+  <w:num w:numId="21" w16cid:durableId="661936725">
+    <w:abstractNumId w:val="0"/>
+  </w:num>
+  <w:num w:numId="22" w16cid:durableId="1034379720">
+    <w:abstractNumId w:val="3"/>
   </w:num>
 </w:numbering>
 </file>
@@ -8353,7 +14304,6 @@
     <w:next w:val="Normal"/>
     <w:link w:val="Heading6Char"/>
     <w:uiPriority w:val="9"/>
-    <w:semiHidden/>
     <w:unhideWhenUsed/>
     <w:qFormat/>
     <w:rsid w:val="00E47203"/>
@@ -8450,6 +14400,7 @@
   <w:style w:type="character" w:default="1" w:styleId="DefaultParagraphFont">
     <w:name w:val="Default Paragraph Font"/>
     <w:uiPriority w:val="1"/>
+    <w:semiHidden/>
     <w:unhideWhenUsed/>
   </w:style>
   <w:style w:type="table" w:default="1" w:styleId="TableNormal">
@@ -8540,7 +14491,6 @@
     <w:basedOn w:val="DefaultParagraphFont"/>
     <w:link w:val="Heading6"/>
     <w:uiPriority w:val="9"/>
-    <w:semiHidden/>
     <w:rsid w:val="00E47203"/>
     <w:rPr>
       <w:rFonts w:eastAsiaTheme="majorEastAsia" w:cstheme="majorBidi"/>
@@ -8872,6 +14822,239 @@
       <w:ind w:left="720"/>
     </w:pPr>
   </w:style>
+  <w:style w:type="paragraph" w:customStyle="1" w:styleId="FirstParagraph">
+    <w:name w:val="First Paragraph"/>
+    <w:basedOn w:val="BodyText"/>
+    <w:next w:val="BodyText"/>
+    <w:qFormat/>
+    <w:rsid w:val="00405299"/>
+    <w:pPr>
+      <w:spacing w:before="180" w:after="180" w:line="276" w:lineRule="auto"/>
+      <w:jc w:val="both"/>
+    </w:pPr>
+    <w:rPr>
+      <w:rFonts w:ascii="Times New Roman" w:eastAsia="Times New Roman" w:hAnsi="Times New Roman" w:cs="Times New Roman"/>
+      <w:sz w:val="26"/>
+      <w:szCs w:val="26"/>
+      <w:lang w:val="en-US" w:eastAsia="en-US"/>
+    </w:rPr>
+  </w:style>
+  <w:style w:type="paragraph" w:customStyle="1" w:styleId="Compact">
+    <w:name w:val="Compact"/>
+    <w:basedOn w:val="BodyText"/>
+    <w:qFormat/>
+    <w:rsid w:val="00405299"/>
+    <w:pPr>
+      <w:spacing w:before="36" w:after="36" w:line="276" w:lineRule="auto"/>
+      <w:jc w:val="both"/>
+    </w:pPr>
+    <w:rPr>
+      <w:rFonts w:ascii="Times New Roman" w:eastAsia="Times New Roman" w:hAnsi="Times New Roman" w:cs="Times New Roman"/>
+      <w:sz w:val="26"/>
+      <w:szCs w:val="26"/>
+      <w:lang w:val="en-US" w:eastAsia="en-US"/>
+    </w:rPr>
+  </w:style>
+  <w:style w:type="paragraph" w:styleId="BodyText">
+    <w:name w:val="Body Text"/>
+    <w:basedOn w:val="Normal"/>
+    <w:link w:val="BodyTextChar"/>
+    <w:uiPriority w:val="99"/>
+    <w:unhideWhenUsed/>
+    <w:rsid w:val="00405299"/>
+    <w:pPr>
+      <w:spacing w:after="120"/>
+    </w:pPr>
+  </w:style>
+  <w:style w:type="character" w:customStyle="1" w:styleId="BodyTextChar">
+    <w:name w:val="Body Text Char"/>
+    <w:basedOn w:val="DefaultParagraphFont"/>
+    <w:link w:val="BodyText"/>
+    <w:uiPriority w:val="99"/>
+    <w:rsid w:val="00405299"/>
+    <w:rPr>
+      <w:rFonts w:ascii="Aptos" w:eastAsia="Aptos" w:hAnsi="Aptos" w:cs="Aptos"/>
+      <w:kern w:val="0"/>
+      <w:lang w:val="en-GB" w:eastAsia="en-GB"/>
+      <w14:ligatures w14:val="none"/>
+    </w:rPr>
+  </w:style>
+  <w:style w:type="table" w:customStyle="1" w:styleId="Bng-bng">
+    <w:name w:val="Bảng - bảng"/>
+    <w:basedOn w:val="TableNormal"/>
+    <w:next w:val="TableGridLight"/>
+    <w:uiPriority w:val="40"/>
+    <w:rsid w:val="00AD1EC4"/>
+    <w:pPr>
+      <w:spacing w:before="60" w:after="0" w:line="360" w:lineRule="auto"/>
+    </w:pPr>
+    <w:rPr>
+      <w:rFonts w:ascii="Times New Roman" w:hAnsi="Times New Roman"/>
+      <w:sz w:val="26"/>
+      <w14:ligatures w14:val="none"/>
+    </w:rPr>
+    <w:tblPr>
+      <w:tblBorders>
+        <w:top w:val="single" w:sz="4" w:space="0" w:color="BFBFBF"/>
+        <w:left w:val="single" w:sz="4" w:space="0" w:color="BFBFBF"/>
+        <w:bottom w:val="single" w:sz="4" w:space="0" w:color="BFBFBF"/>
+        <w:right w:val="single" w:sz="4" w:space="0" w:color="BFBFBF"/>
+        <w:insideH w:val="single" w:sz="4" w:space="0" w:color="BFBFBF"/>
+        <w:insideV w:val="single" w:sz="4" w:space="0" w:color="BFBFBF"/>
+      </w:tblBorders>
+      <w:tblCellMar>
+        <w:top w:w="85" w:type="dxa"/>
+        <w:bottom w:w="85" w:type="dxa"/>
+      </w:tblCellMar>
+    </w:tblPr>
+    <w:tcPr>
+      <w:tcMar>
+        <w:top w:w="57" w:type="dxa"/>
+        <w:bottom w:w="57" w:type="dxa"/>
+      </w:tcMar>
+    </w:tcPr>
+    <w:tblStylePr w:type="firstRow">
+      <w:rPr>
+        <w:rFonts w:ascii="Times New Roman" w:hAnsi="Times New Roman"/>
+        <w:b/>
+        <w:sz w:val="26"/>
+      </w:rPr>
+    </w:tblStylePr>
+  </w:style>
+  <w:style w:type="paragraph" w:customStyle="1" w:styleId="Bng">
+    <w:name w:val="Bảng"/>
+    <w:basedOn w:val="Caption"/>
+    <w:link w:val="BngChar"/>
+    <w:autoRedefine/>
+    <w:qFormat/>
+    <w:rsid w:val="00ED4432"/>
+    <w:pPr>
+      <w:spacing w:before="240" w:after="0" w:line="360" w:lineRule="auto"/>
+      <w:ind w:left="720" w:firstLine="720"/>
+      <w:jc w:val="center"/>
+    </w:pPr>
+    <w:rPr>
+      <w:rFonts w:ascii="Times New Roman" w:eastAsia="Arial" w:hAnsi="Times New Roman" w:cs="Times New Roman"/>
+      <w:bCs/>
+      <w:noProof/>
+      <w:color w:val="000000"/>
+      <w:sz w:val="26"/>
+      <w:szCs w:val="26"/>
+      <w:bdr w:val="none" w:sz="0" w:space="0" w:color="auto" w:frame="1"/>
+      <w:lang w:val="en-US" w:eastAsia="en-US"/>
+    </w:rPr>
+  </w:style>
+  <w:style w:type="character" w:customStyle="1" w:styleId="BngChar">
+    <w:name w:val="Bảng Char"/>
+    <w:basedOn w:val="DefaultParagraphFont"/>
+    <w:link w:val="Bng"/>
+    <w:rsid w:val="00ED4432"/>
+    <w:rPr>
+      <w:rFonts w:ascii="Times New Roman" w:eastAsia="Arial" w:hAnsi="Times New Roman" w:cs="Times New Roman"/>
+      <w:bCs/>
+      <w:i/>
+      <w:iCs/>
+      <w:noProof/>
+      <w:color w:val="000000"/>
+      <w:kern w:val="0"/>
+      <w:sz w:val="26"/>
+      <w:szCs w:val="26"/>
+      <w:bdr w:val="none" w:sz="0" w:space="0" w:color="auto" w:frame="1"/>
+      <w14:ligatures w14:val="none"/>
+    </w:rPr>
+  </w:style>
+  <w:style w:type="table" w:styleId="TableGridLight">
+    <w:name w:val="Grid Table Light"/>
+    <w:basedOn w:val="TableNormal"/>
+    <w:uiPriority w:val="40"/>
+    <w:rsid w:val="00AD1EC4"/>
+    <w:pPr>
+      <w:spacing w:after="0" w:line="240" w:lineRule="auto"/>
+    </w:pPr>
+    <w:tblPr>
+      <w:tblBorders>
+        <w:top w:val="single" w:sz="4" w:space="0" w:color="BFBFBF" w:themeColor="background1" w:themeShade="BF"/>
+        <w:left w:val="single" w:sz="4" w:space="0" w:color="BFBFBF" w:themeColor="background1" w:themeShade="BF"/>
+        <w:bottom w:val="single" w:sz="4" w:space="0" w:color="BFBFBF" w:themeColor="background1" w:themeShade="BF"/>
+        <w:right w:val="single" w:sz="4" w:space="0" w:color="BFBFBF" w:themeColor="background1" w:themeShade="BF"/>
+        <w:insideH w:val="single" w:sz="4" w:space="0" w:color="BFBFBF" w:themeColor="background1" w:themeShade="BF"/>
+        <w:insideV w:val="single" w:sz="4" w:space="0" w:color="BFBFBF" w:themeColor="background1" w:themeShade="BF"/>
+      </w:tblBorders>
+    </w:tblPr>
+  </w:style>
+  <w:style w:type="paragraph" w:styleId="Caption">
+    <w:name w:val="caption"/>
+    <w:basedOn w:val="Normal"/>
+    <w:next w:val="Normal"/>
+    <w:uiPriority w:val="35"/>
+    <w:semiHidden/>
+    <w:unhideWhenUsed/>
+    <w:qFormat/>
+    <w:rsid w:val="00AD1EC4"/>
+    <w:pPr>
+      <w:spacing w:after="200" w:line="240" w:lineRule="auto"/>
+    </w:pPr>
+    <w:rPr>
+      <w:i/>
+      <w:iCs/>
+      <w:color w:val="0E2841" w:themeColor="text2"/>
+      <w:sz w:val="18"/>
+      <w:szCs w:val="18"/>
+    </w:rPr>
+  </w:style>
+  <w:style w:type="table" w:customStyle="1" w:styleId="Table">
+    <w:name w:val="Table"/>
+    <w:semiHidden/>
+    <w:unhideWhenUsed/>
+    <w:qFormat/>
+    <w:rsid w:val="00F548EA"/>
+    <w:pPr>
+      <w:spacing w:after="120" w:line="276" w:lineRule="auto"/>
+      <w:jc w:val="both"/>
+    </w:pPr>
+    <w:rPr>
+      <w:rFonts w:ascii="Times New Roman" w:eastAsia="Times New Roman" w:hAnsi="Times New Roman" w:cs="Times New Roman"/>
+      <w:kern w:val="0"/>
+      <w:sz w:val="26"/>
+      <w:szCs w:val="26"/>
+      <w14:ligatures w14:val="none"/>
+    </w:rPr>
+    <w:tblPr>
+      <w:tblInd w:w="0" w:type="dxa"/>
+      <w:tblBorders>
+        <w:top w:val="single" w:sz="6" w:space="0" w:color="666666"/>
+        <w:left w:val="single" w:sz="6" w:space="0" w:color="666666"/>
+        <w:bottom w:val="single" w:sz="6" w:space="0" w:color="666666"/>
+        <w:right w:val="single" w:sz="6" w:space="0" w:color="666666"/>
+        <w:insideH w:val="single" w:sz="4" w:space="0" w:color="999999"/>
+        <w:insideV w:val="single" w:sz="4" w:space="0" w:color="999999"/>
+      </w:tblBorders>
+      <w:tblCellMar>
+        <w:top w:w="40" w:type="dxa"/>
+        <w:left w:w="80" w:type="dxa"/>
+        <w:bottom w:w="40" w:type="dxa"/>
+        <w:right w:w="80" w:type="dxa"/>
+      </w:tblCellMar>
+    </w:tblPr>
+    <w:tblStylePr w:type="firstRow">
+      <w:rPr>
+        <w:b/>
+      </w:rPr>
+      <w:tblPr>
+        <w:jc w:val="left"/>
+      </w:tblPr>
+      <w:trPr>
+        <w:jc w:val="left"/>
+      </w:trPr>
+      <w:tcPr>
+        <w:tcBorders>
+          <w:bottom w:val="single" w:sz="8" w:space="0" w:color="666666"/>
+        </w:tcBorders>
+        <w:shd w:val="clear" w:color="auto" w:fill="DCE6F1"/>
+        <w:vAlign w:val="center"/>
+      </w:tcPr>
+    </w:tblStylePr>
+  </w:style>
 </w:styles>
 </file>
 

--- a/25410329_Tuyen/25410329_rubik.docx
+++ b/25410329_Tuyen/25410329_rubik.docx
@@ -424,6 +424,7 @@
       </w:pPr>
       <w:r>
         <w:rPr>
+          <w:rFonts w:ascii="Times New Roman" w:hAnsi="Times New Roman" w:cs="Times New Roman"/>
           <w:noProof/>
         </w:rPr>
         <w:drawing>
@@ -632,7 +633,7 @@
           <w:szCs w:val="32"/>
         </w:rPr>
         <w:lastRenderedPageBreak/>
-        <w:t>CHƯƠNG</w:t>
+        <w:t xml:space="preserve">CHƯƠNG III. </w:t>
       </w:r>
       <w:r>
         <w:rPr>
@@ -643,17 +644,6 @@
           <w:sz w:val="32"/>
           <w:szCs w:val="32"/>
         </w:rPr>
-        <w:t xml:space="preserve"> III. </w:t>
-      </w:r>
-      <w:r>
-        <w:rPr>
-          <w:rFonts w:ascii="Times New Roman" w:eastAsia="Times New Roman" w:hAnsi="Times New Roman" w:cs="Times New Roman"/>
-          <w:b/>
-          <w:bCs/>
-          <w:color w:val="auto"/>
-          <w:sz w:val="32"/>
-          <w:szCs w:val="32"/>
-        </w:rPr>
         <w:t>MÔ TẢ QUY TRÌNH BẰNG NGÔN NGỮ</w:t>
       </w:r>
     </w:p>
@@ -795,12 +785,14 @@
         </w:numPr>
         <w:ind w:left="1170" w:hanging="1170"/>
         <w:rPr>
-          <w:b/>
-          <w:bCs/>
-        </w:rPr>
-      </w:pPr>
-      <w:r>
-        <w:rPr>
+          <w:rFonts w:cs="Times New Roman"/>
+          <w:b/>
+          <w:bCs/>
+        </w:rPr>
+      </w:pPr>
+      <w:r>
+        <w:rPr>
+          <w:rFonts w:cs="Times New Roman"/>
           <w:b/>
           <w:bCs/>
         </w:rPr>
@@ -963,6 +955,7 @@
       </w:pPr>
       <w:r>
         <w:rPr>
+          <w:rFonts w:cs="Times New Roman"/>
           <w:b/>
           <w:bCs/>
         </w:rPr>
@@ -1037,7 +1030,17 @@
           <w:sz w:val="26"/>
           <w:szCs w:val="26"/>
         </w:rPr>
-        <w:t>Người thực hiện: Dược sĩ, hệ thống OCR</w:t>
+        <w:t xml:space="preserve">Người thực hiện: </w:t>
+      </w:r>
+      <w:r>
+        <w:rPr>
+          <w:rFonts w:ascii="Times New Roman" w:hAnsi="Times New Roman" w:cs="Times New Roman"/>
+          <w:b/>
+          <w:bCs/>
+          <w:sz w:val="26"/>
+          <w:szCs w:val="26"/>
+        </w:rPr>
+        <w:t>Hệ thống điều phối trung tâm, dược sĩ tư vấn online</w:t>
       </w:r>
     </w:p>
     <w:p>
@@ -1144,6 +1147,7 @@
       </w:r>
       <w:r>
         <w:rPr>
+          <w:rFonts w:cs="Times New Roman"/>
           <w:b/>
           <w:bCs/>
         </w:rPr>
@@ -1303,9 +1307,11 @@
       </w:pPr>
       <w:r>
         <w:rPr>
-          <w:b/>
-          <w:bCs/>
-        </w:rPr>
+          <w:rFonts w:cs="Times New Roman"/>
+          <w:b/>
+          <w:bCs/>
+        </w:rPr>
+        <w:lastRenderedPageBreak/>
         <w:t>Bước</w:t>
       </w:r>
       <w:r>
@@ -1375,7 +1381,6 @@
           <w:sz w:val="26"/>
           <w:szCs w:val="26"/>
         </w:rPr>
-        <w:lastRenderedPageBreak/>
         <w:t xml:space="preserve">Người thực hiện: </w:t>
       </w:r>
       <w:r>
@@ -1605,7 +1610,10 @@
         <w:ind w:left="720"/>
       </w:pPr>
       <w:r>
-        <w:t>Nếu hết hạn hệ thống/dược sĩ đề xuất thuốc thay Nhặt thuốc theo đơn, quét mã vạch từng sản phẩm để đối chiếu tên thuốc – hàm lượng – số lượng.</w:t>
+        <w:t>Lấy</w:t>
+      </w:r>
+      <w:r>
+        <w:t xml:space="preserve"> thuốc theo đơn, quét mã vạch từng sản phẩm để đối chiếu tên thuốc – hàm lượng – số lượng.</w:t>
       </w:r>
     </w:p>
     <w:p>
@@ -1618,7 +1626,7 @@
         <w:ind w:left="720"/>
       </w:pPr>
       <w:r>
-        <w:t>Kiểm tra bao bì, hạn dùng; đóng gói vào túi niêm phong và dán nhãn vận đơn; thuốc bảo quản lạnh dùng túi giữ nhiệt.</w:t>
+        <w:t>Nếu thuốc hết hạn hoặc không đạt chất lượng, dược sĩ đề xuất thuốc thay thế, sau đó soạn lại đơn.</w:t>
       </w:r>
     </w:p>
     <w:p>
@@ -1629,6 +1637,19 @@
           <w:numId w:val="21"/>
         </w:numPr>
         <w:ind w:left="720"/>
+      </w:pPr>
+      <w:r>
+        <w:t>Kiểm tra bao bì, hạn dùng; đóng gói vào túi niêm phong và dán nhãn vận đơn; thuốc bảo quản lạnh dùng túi giữ nhiệt.</w:t>
+      </w:r>
+    </w:p>
+    <w:p>
+      <w:pPr>
+        <w:pStyle w:val="Compact"/>
+        <w:numPr>
+          <w:ilvl w:val="0"/>
+          <w:numId w:val="21"/>
+        </w:numPr>
+        <w:ind w:left="720"/>
         <w:rPr>
           <w:b/>
           <w:bCs/>
@@ -1653,6 +1674,7 @@
       </w:pPr>
       <w:r>
         <w:rPr>
+          <w:rFonts w:cs="Times New Roman"/>
           <w:b/>
           <w:bCs/>
         </w:rPr>
@@ -1713,8 +1735,6 @@
         <w:ind w:left="450"/>
         <w:rPr>
           <w:rFonts w:ascii="Times New Roman" w:hAnsi="Times New Roman" w:cs="Times New Roman"/>
-          <w:b/>
-          <w:bCs/>
           <w:sz w:val="26"/>
           <w:szCs w:val="26"/>
         </w:rPr>
@@ -1735,7 +1755,7 @@
           <w:sz w:val="26"/>
           <w:szCs w:val="26"/>
         </w:rPr>
-        <w:t>Hệ thống, đối tác giao hàng (AhaMove/đội giao nội bộ).</w:t>
+        <w:t>Dược sĩ tại nhà thuốc, hệ thống điều phối trung tâm.</w:t>
       </w:r>
     </w:p>
     <w:p>
@@ -1804,6 +1824,7 @@
       </w:pPr>
       <w:r>
         <w:rPr>
+          <w:rFonts w:cs="Times New Roman"/>
           <w:b/>
           <w:bCs/>
         </w:rPr>
@@ -1874,15 +1895,25 @@
           <w:sz w:val="26"/>
           <w:szCs w:val="26"/>
         </w:rPr>
-        <w:t xml:space="preserve">Người thực hiện: </w:t>
-      </w:r>
-      <w:r>
-        <w:rPr>
-          <w:rFonts w:ascii="Times New Roman" w:hAnsi="Times New Roman" w:cs="Times New Roman"/>
-          <w:sz w:val="26"/>
-          <w:szCs w:val="26"/>
-        </w:rPr>
-        <w:t>Tài xế/đối tác giao hàng.</w:t>
+        <w:t>Người thực hiện</w:t>
+      </w:r>
+      <w:r>
+        <w:rPr>
+          <w:rFonts w:ascii="Times New Roman" w:hAnsi="Times New Roman" w:cs="Times New Roman"/>
+          <w:b/>
+          <w:bCs/>
+          <w:sz w:val="26"/>
+          <w:szCs w:val="26"/>
+        </w:rPr>
+        <w:t>:</w:t>
+      </w:r>
+      <w:r>
+        <w:rPr>
+          <w:rFonts w:ascii="Times New Roman" w:hAnsi="Times New Roman" w:cs="Times New Roman"/>
+          <w:sz w:val="26"/>
+          <w:szCs w:val="26"/>
+        </w:rPr>
+        <w:t xml:space="preserve"> Tài xế/đối tác giao hàng, khách hàng.</w:t>
       </w:r>
     </w:p>
     <w:p>
@@ -1964,9 +1995,11 @@
       </w:pPr>
       <w:r>
         <w:rPr>
-          <w:b/>
-          <w:bCs/>
-        </w:rPr>
+          <w:rFonts w:cs="Times New Roman"/>
+          <w:b/>
+          <w:bCs/>
+        </w:rPr>
+        <w:lastRenderedPageBreak/>
         <w:t>Bước</w:t>
       </w:r>
       <w:r>
@@ -2093,7 +2126,6 @@
         <w:ind w:left="720"/>
       </w:pPr>
       <w:r>
-        <w:lastRenderedPageBreak/>
         <w:t>Tài xế xác nhận giao thành công trên ứng dụng.</w:t>
       </w:r>
     </w:p>
@@ -2127,6 +2159,7 @@
       </w:pPr>
       <w:r>
         <w:rPr>
+          <w:rFonts w:cs="Times New Roman"/>
           <w:b/>
           <w:bCs/>
         </w:rPr>
@@ -2143,6 +2176,7 @@
       </w:r>
       <w:r>
         <w:rPr>
+          <w:rFonts w:cs="Times New Roman"/>
           <w:b/>
           <w:bCs/>
         </w:rPr>
@@ -2320,6 +2354,7 @@
       </w:r>
       <w:r>
         <w:rPr>
+          <w:rFonts w:cs="Times New Roman"/>
           <w:b/>
           <w:bCs/>
           <w:i w:val="0"/>
@@ -2376,19 +2411,7 @@
         <w:ind w:left="720"/>
       </w:pPr>
       <w:r>
-        <w:t>Khách</w:t>
-      </w:r>
-      <w:r>
-        <w:t xml:space="preserve"> </w:t>
-      </w:r>
-      <w:r>
-        <w:t>hàng</w:t>
-      </w:r>
-      <w:r>
-        <w:t xml:space="preserve">: </w:t>
-      </w:r>
-      <w:r>
-        <w:t>người đặt đơn, nhận tư vấn, thanh toán và nhận thuốc.</w:t>
+        <w:t>Khách hàng: người đặt đơn, nhận tư vấn, thanh toán và nhận thuốc.</w:t>
       </w:r>
     </w:p>
     <w:p>
@@ -2427,7 +2450,7 @@
         <w:ind w:left="720"/>
       </w:pPr>
       <w:r>
-        <w:t>Dược sĩ tại nhà thuốc: xác nhận, soạn, kiểm tra chất lượng và đóng gói đơn.</w:t>
+        <w:t>Dược sĩ tư vấn online: tư vấn công dụng – liều dùng và thẩm định tính hợp lệ của đơn trước khi đơn được đưa vào vận hành.</w:t>
       </w:r>
     </w:p>
     <w:p>
@@ -2506,6 +2529,7 @@
         <w:ind w:left="720"/>
       </w:pPr>
       <w:r>
+        <w:lastRenderedPageBreak/>
         <w:t>Khách hàng trực tiếp: người mua thuốc OTC, thực phẩm chức năng, dược mỹ phẩm qua kênh online – đặc biệt là nhóm bận rộn, ở xa, người cao tuổi, người bệnh không tiện đến cửa hàng.</w:t>
       </w:r>
     </w:p>
@@ -2519,7 +2543,7 @@
         <w:ind w:left="720"/>
       </w:pPr>
       <w:r>
-        <w:t>Khách hàng gián tiếp: ban quản lý, bộ phận vận hành và marketing (dùng dữ liệu đơn hàng), cơ quan quản lý nhà nước (Bộ/Sở Y tế) cần dữ liệu truy xuất khi kiểm tra.</w:t>
+        <w:t>Khách hàng gián tiếp: hệ thống POS/ERP và bộ phận chăm sóc khách hàng – các tác nhân tiếp nhận đầu ra của quy trình để trừ tồn kho, ghi nhận doanh thu và xử lý đổi trả sau bán.</w:t>
       </w:r>
     </w:p>
     <w:p>
@@ -2596,7 +2620,6 @@
         <w:ind w:left="720"/>
       </w:pPr>
       <w:r>
-        <w:lastRenderedPageBreak/>
         <w:t>Tuân thủ pháp luật: chỉ bán OTC, có tư vấn dược, đúng Luật Dược sửa đổi 2024.</w:t>
       </w:r>
     </w:p>
@@ -2734,6 +2757,7 @@
       </w:r>
       <w:r>
         <w:rPr>
+          <w:rFonts w:cs="Times New Roman"/>
           <w:b/>
           <w:bCs/>
           <w:i w:val="0"/>
@@ -2757,6 +2781,7 @@
       </w:pPr>
       <w:r>
         <w:rPr>
+          <w:rFonts w:cs="Times New Roman"/>
           <w:b/>
           <w:bCs/>
         </w:rPr>
@@ -2908,6 +2933,7 @@
       </w:pPr>
       <w:r>
         <w:rPr>
+          <w:rFonts w:cs="Times New Roman"/>
           <w:b/>
           <w:bCs/>
         </w:rPr>
@@ -3015,6 +3041,7 @@
           <w:sz w:val="26"/>
           <w:szCs w:val="26"/>
         </w:rPr>
+        <w:lastRenderedPageBreak/>
         <w:t>Hoạt động:</w:t>
       </w:r>
     </w:p>
@@ -3072,6 +3099,7 @@
       </w:pPr>
       <w:r>
         <w:rPr>
+          <w:rFonts w:cs="Times New Roman"/>
           <w:b/>
           <w:bCs/>
         </w:rPr>
@@ -3217,10 +3245,10 @@
       </w:pPr>
       <w:r>
         <w:rPr>
-          <w:b/>
-          <w:bCs/>
-        </w:rPr>
-        <w:lastRenderedPageBreak/>
+          <w:rFonts w:cs="Times New Roman"/>
+          <w:b/>
+          <w:bCs/>
+        </w:rPr>
         <w:t>Bước</w:t>
       </w:r>
       <w:r>
@@ -3644,6 +3672,7 @@
         <w:ind w:left="720"/>
       </w:pPr>
       <w:r>
+        <w:lastRenderedPageBreak/>
         <w:t>In báo cáo doanh thu tách theo từng phương thức thanh toán (tiền mặt, chuyển khoản, ví điện tử, thẻ).</w:t>
       </w:r>
     </w:p>
@@ -3811,6 +3840,7 @@
       </w:pPr>
       <w:r>
         <w:rPr>
+          <w:rFonts w:cs="Times New Roman"/>
           <w:b/>
           <w:bCs/>
         </w:rPr>
@@ -3942,7 +3972,6 @@
         <w:ind w:left="720"/>
       </w:pPr>
       <w:r>
-        <w:lastRenderedPageBreak/>
         <w:t>Hai bên (ca đi và ca đến) ký xác nhận trên hệ thống nội bộ.</w:t>
       </w:r>
     </w:p>
@@ -3961,6 +3990,7 @@
       </w:pPr>
       <w:r>
         <w:rPr>
+          <w:rFonts w:cs="Times New Roman"/>
           <w:b/>
           <w:bCs/>
         </w:rPr>
@@ -4118,6 +4148,7 @@
       </w:pPr>
       <w:r>
         <w:rPr>
+          <w:rFonts w:cs="Times New Roman"/>
           <w:b/>
           <w:bCs/>
           <w:i w:val="0"/>
@@ -4266,6 +4297,7 @@
         <w:ind w:left="720"/>
       </w:pPr>
       <w:r>
+        <w:lastRenderedPageBreak/>
         <w:t>Khách hàng trực tiếp: ca trực kế tiếp (người nhận bàn giao) và khách hàng của nhà thuốc – những người thụ hưởng chất lượng dịch vụ ổn định ở mọi khung giờ.</w:t>
       </w:r>
     </w:p>
@@ -4284,6 +4316,19 @@
     </w:p>
     <w:p>
       <w:pPr>
+        <w:pStyle w:val="Compact"/>
+        <w:numPr>
+          <w:ilvl w:val="0"/>
+          <w:numId w:val="21"/>
+        </w:numPr>
+        <w:ind w:left="720"/>
+      </w:pPr>
+      <w:r>
+        <w:t>Khách hàng gián tiếp: quản lý nhà thuốc, quản lý khu vực và bộ phận kế toán trung tâm – các tác nhân sử dụng biên bản giao ca và số liệu chốt ca để giám sát, phê duyệt và đối soát tài chính.</w:t>
+      </w:r>
+    </w:p>
+    <w:p>
+      <w:pPr>
         <w:pStyle w:val="ListParagraph"/>
         <w:numPr>
           <w:ilvl w:val="2"/>
@@ -4407,13 +4452,7 @@
         <w:ind w:left="720"/>
       </w:pPr>
       <w:r>
-        <w:t>Đối với cửa hàng</w:t>
-      </w:r>
-      <w:r>
-        <w:t>/</w:t>
-      </w:r>
-      <w:r>
-        <w:t>Long Châu: giảm thất thoát tiền và hàng, phát hiện sớm sai lệch, tuân thủ GPP để tránh bị phạt, có dữ liệu vận hành phục vụ quản trị chuỗi.</w:t>
+        <w:t>Đối với cửa hàng/Long Châu: giảm thất thoát tiền và hàng, phát hiện sớm sai lệch, tuân thủ GPP để tránh bị phạt, có dữ liệu vận hành phục vụ quản trị chuỗi.</w:t>
       </w:r>
     </w:p>
     <w:p>
@@ -4426,16 +4465,13 @@
         <w:ind w:left="720"/>
       </w:pPr>
       <w:r>
-        <w:t>Đối với nhân viên và khách hàng: ca sau nắm rõ các việc tồn đọng để phục vụ mượt mà; khách hàng được phục vụ với chất lượng nhất quán ở mọi thời điể</w:t>
-      </w:r>
-      <w:r>
-        <w:t>m</w:t>
-      </w:r>
-    </w:p>
-    <w:p>
-      <w:pPr>
-        <w:rPr>
-          <w:rFonts w:eastAsia="Times New Roman"/>
+        <w:t>Đối với nhân viên và khách hàng: ca sau nắm rõ các việc tồn đọng để phục vụ mượt mà; khách hàng được phục vụ với chất lượng nhất quán ở mọi thời điểm</w:t>
+      </w:r>
+    </w:p>
+    <w:p>
+      <w:pPr>
+        <w:rPr>
+          <w:rFonts w:ascii="Times New Roman" w:eastAsia="Times New Roman" w:hAnsi="Times New Roman" w:cs="Times New Roman"/>
           <w:b/>
           <w:bCs/>
           <w:kern w:val="2"/>
@@ -4446,10 +4482,15 @@
         </w:rPr>
       </w:pPr>
       <w:r>
-        <w:lastRenderedPageBreak/>
+        <w:rPr>
+          <w:rFonts w:ascii="Times New Roman" w:hAnsi="Times New Roman" w:cs="Times New Roman"/>
+        </w:rPr>
         <w:t xml:space="preserve"> </w:t>
       </w:r>
       <w:r>
+        <w:rPr>
+          <w:rFonts w:ascii="Times New Roman" w:hAnsi="Times New Roman" w:cs="Times New Roman"/>
+        </w:rPr>
         <w:br w:type="page"/>
       </w:r>
     </w:p>
@@ -5450,10 +5491,7 @@
             </w:r>
             <w:r>
               <w:br/>
-              <w:t>-</w:t>
-            </w:r>
-            <w:r>
-              <w:t xml:space="preserve"> Hệ thống quản lý đơn hàng tập trung (OMS)</w:t>
+              <w:t>- Hệ thống quản lý đơn hàng tập trung (OMS)</w:t>
             </w:r>
           </w:p>
         </w:tc>
@@ -5475,10 +5513,7 @@
             </w:r>
             <w:r>
               <w:br/>
-              <w:t xml:space="preserve">- </w:t>
-            </w:r>
-            <w:r>
-              <w:t>Tự động kiểm tra tính hợp lệ của đơn, quét tồn kho toàn mạng lưới theo thời gian thực và chỉ định nhà thuốc xử lý tối ưu theo khoảng cách và khả năng đáp ứng.</w:t>
+              <w:t>- Tự động kiểm tra tính hợp lệ của đơn, quét tồn kho toàn mạng lưới theo thời gian thực và chỉ định nhà thuốc xử lý tối ưu theo khoảng cách và khả năng đáp ứng.</w:t>
             </w:r>
           </w:p>
         </w:tc>
@@ -5523,27 +5558,24 @@
               <w:jc w:val="left"/>
             </w:pPr>
             <w:r>
+              <w:t>- Mã vạch chuẩn GS1 và thiết bị quét mã</w:t>
+            </w:r>
+          </w:p>
+        </w:tc>
+        <w:tc>
+          <w:tcPr>
+            <w:tcW w:w="4315" w:type="dxa"/>
+          </w:tcPr>
+          <w:p>
+            <w:pPr>
+              <w:pStyle w:val="Compact"/>
+              <w:spacing w:before="20" w:after="20" w:line="240" w:lineRule="auto"/>
+              <w:jc w:val="left"/>
+            </w:pPr>
+            <w:r>
               <w:t xml:space="preserve">- </w:t>
             </w:r>
             <w:r>
-              <w:t>Mã vạch chuẩn GS1 và thiết bị quét mã</w:t>
-            </w:r>
-          </w:p>
-        </w:tc>
-        <w:tc>
-          <w:tcPr>
-            <w:tcW w:w="4315" w:type="dxa"/>
-          </w:tcPr>
-          <w:p>
-            <w:pPr>
-              <w:pStyle w:val="Compact"/>
-              <w:spacing w:before="20" w:after="20" w:line="240" w:lineRule="auto"/>
-              <w:jc w:val="left"/>
-            </w:pPr>
-            <w:r>
-              <w:t xml:space="preserve">- </w:t>
-            </w:r>
-            <w:r>
               <w:t>Hỗ trợ tiếp nhận đơn tại quầy, quản lý tồn kho theo số lô và hạn dùng, trừ tồn tự động khi hoàn tất đơn và đồng bộ trạng thái với ứng dụng khách hàng.</w:t>
             </w:r>
           </w:p>
@@ -5554,10 +5586,7 @@
               <w:jc w:val="left"/>
             </w:pPr>
             <w:r>
-              <w:t xml:space="preserve">- </w:t>
-            </w:r>
-            <w:r>
-              <w:t>Cho phép một thao tác quét đồng thời xác nhận tên hoạt chất, hàm lượng, số lô và hạn dùng, giảm thiểu sai sót trong khâu soạn hàng.</w:t>
+              <w:t>- Cho phép một thao tác quét đồng thời xác nhận tên hoạt chất, hàm lượng, số lô và hạn dùng, giảm thiểu sai sót trong khâu soạn hàng.</w:t>
             </w:r>
           </w:p>
         </w:tc>
@@ -6853,37 +6882,7 @@
           <w:sz w:val="26"/>
           <w:szCs w:val="26"/>
         </w:rPr>
-        <w:t>Bảng 2.</w:t>
-      </w:r>
-      <w:r>
-        <w:rPr>
-          <w:rFonts w:ascii="Times New Roman" w:hAnsi="Times New Roman" w:cs="Times New Roman"/>
-          <w:i/>
-          <w:iCs/>
-          <w:sz w:val="26"/>
-          <w:szCs w:val="26"/>
-        </w:rPr>
-        <w:t>2</w:t>
-      </w:r>
-      <w:r>
-        <w:rPr>
-          <w:rFonts w:ascii="Times New Roman" w:hAnsi="Times New Roman" w:cs="Times New Roman"/>
-          <w:i/>
-          <w:iCs/>
-          <w:sz w:val="26"/>
-          <w:szCs w:val="26"/>
-        </w:rPr>
-        <w:t xml:space="preserve">. Thuật ngữ và sổ tay của quy trình vận hành đơn hàng online và </w:t>
-      </w:r>
-      <w:r>
-        <w:rPr>
-          <w:rFonts w:ascii="Times New Roman" w:hAnsi="Times New Roman" w:cs="Times New Roman"/>
-          <w:i/>
-          <w:iCs/>
-          <w:sz w:val="26"/>
-          <w:szCs w:val="26"/>
-        </w:rPr>
-        <w:t>giao hàng nhanh</w:t>
+        <w:t>Bảng 2.2. Thuật ngữ và sổ tay của quy trình vận hành đơn hàng online và giao hàng nhanh</w:t>
       </w:r>
     </w:p>
     <w:p>
@@ -6915,20 +6914,7 @@
           <w:sz w:val="26"/>
           <w:szCs w:val="26"/>
         </w:rPr>
-        <w:t xml:space="preserve">Biểu </w:t>
-      </w:r>
-      <w:r>
-        <w:rPr>
-          <w:rFonts w:ascii="Times New Roman" w:hAnsi="Times New Roman" w:cs="Times New Roman"/>
-          <w:b/>
-          <w:bCs/>
-          <w:i w:val="0"/>
-          <w:iCs w:val="0"/>
-          <w:color w:val="auto"/>
-          <w:sz w:val="26"/>
-          <w:szCs w:val="26"/>
-        </w:rPr>
-        <w:t>mẫu</w:t>
+        <w:t>Biểu mẫu</w:t>
       </w:r>
     </w:p>
     <w:p>
@@ -8726,6 +8712,7 @@
       </w:r>
       <w:r>
         <w:rPr>
+          <w:rFonts w:cs="Times New Roman"/>
           <w:b/>
           <w:bCs/>
         </w:rPr>
@@ -10741,6 +10728,7 @@
       </w:r>
       <w:r>
         <w:rPr>
+          <w:rFonts w:cs="Times New Roman"/>
           <w:b/>
           <w:bCs/>
           <w:i w:val="0"/>
@@ -10773,45 +10761,30 @@
     </w:p>
     <w:p>
       <w:pPr>
-        <w:ind w:left="1080" w:firstLine="720"/>
-        <w:rPr>
-          <w:rFonts w:ascii="Times New Roman" w:hAnsi="Times New Roman" w:cs="Times New Roman"/>
-          <w:sz w:val="26"/>
-          <w:szCs w:val="26"/>
-          <w:lang w:val="en-US" w:eastAsia="en-US"/>
-        </w:rPr>
-      </w:pPr>
-      <w:r>
-        <w:rPr>
-          <w:rFonts w:ascii="Times New Roman" w:hAnsi="Times New Roman" w:cs="Times New Roman"/>
-          <w:sz w:val="26"/>
-          <w:szCs w:val="26"/>
-          <w:lang w:val="en-US" w:eastAsia="en-US"/>
-        </w:rPr>
-        <w:t>Mô hình hóa quy trình Vận hành Đơn hàng Online và Giao hàng nhanh</w:t>
-      </w:r>
-    </w:p>
-    <w:p>
-      <w:pPr>
         <w:spacing w:after="0" w:line="240" w:lineRule="auto"/>
-        <w:ind w:firstLine="720"/>
         <w:rPr>
           <w:rFonts w:ascii="Times New Roman" w:eastAsia="Times New Roman" w:hAnsi="Times New Roman" w:cs="Times New Roman"/>
-          <w:lang w:val="en-US" w:eastAsia="en-US"/>
+          <w:b/>
+          <w:bCs/>
+          <w:sz w:val="32"/>
+          <w:szCs w:val="32"/>
         </w:rPr>
       </w:pPr>
       <w:r>
         <w:rPr>
           <w:rFonts w:ascii="Times New Roman" w:eastAsia="Times New Roman" w:hAnsi="Times New Roman" w:cs="Times New Roman"/>
+          <w:b/>
+          <w:bCs/>
           <w:noProof/>
-          <w:lang w:val="en-US" w:eastAsia="en-US"/>
+          <w:sz w:val="32"/>
+          <w:szCs w:val="32"/>
           <w14:ligatures w14:val="standardContextual"/>
         </w:rPr>
         <w:drawing>
-          <wp:inline distT="0" distB="0" distL="0" distR="0" wp14:anchorId="396DBF93" wp14:editId="4B9AC33D">
-            <wp:extent cx="5943600" cy="1958340"/>
-            <wp:effectExtent l="0" t="0" r="0" b="3810"/>
-            <wp:docPr id="392471752" name="Picture 1"/>
+          <wp:inline distT="0" distB="0" distL="0" distR="0" wp14:anchorId="5178141F" wp14:editId="62E46402">
+            <wp:extent cx="5943600" cy="1983105"/>
+            <wp:effectExtent l="0" t="0" r="0" b="0"/>
+            <wp:docPr id="1178688387" name="Picture 1"/>
             <wp:cNvGraphicFramePr>
               <a:graphicFrameLocks xmlns:a="http://schemas.openxmlformats.org/drawingml/2006/main" noChangeAspect="1"/>
             </wp:cNvGraphicFramePr>
@@ -10819,7 +10792,7 @@
               <a:graphicData uri="http://schemas.openxmlformats.org/drawingml/2006/picture">
                 <pic:pic xmlns:pic="http://schemas.openxmlformats.org/drawingml/2006/picture">
                   <pic:nvPicPr>
-                    <pic:cNvPr id="392471752" name="Picture 392471752"/>
+                    <pic:cNvPr id="1178688387" name="Picture 1178688387"/>
                     <pic:cNvPicPr/>
                   </pic:nvPicPr>
                   <pic:blipFill>
@@ -10837,7 +10810,7 @@
                   <pic:spPr>
                     <a:xfrm>
                       <a:off x="0" y="0"/>
-                      <a:ext cx="5943600" cy="1958340"/>
+                      <a:ext cx="5943600" cy="1983105"/>
                     </a:xfrm>
                     <a:prstGeom prst="rect">
                       <a:avLst/>
@@ -10852,13 +10825,12 @@
     </w:p>
     <w:p>
       <w:pPr>
+        <w:spacing w:after="0" w:line="240" w:lineRule="auto"/>
         <w:rPr>
           <w:rFonts w:ascii="Times New Roman" w:eastAsia="Times New Roman" w:hAnsi="Times New Roman" w:cs="Times New Roman"/>
-          <w:b/>
-          <w:bCs/>
           <w:kern w:val="2"/>
-          <w:sz w:val="32"/>
-          <w:szCs w:val="32"/>
+          <w:sz w:val="26"/>
+          <w:szCs w:val="26"/>
           <w:lang w:val="en-US" w:eastAsia="en-US"/>
           <w14:ligatures w14:val="standardContextual"/>
         </w:rPr>
@@ -10866,12 +10838,34 @@
       <w:r>
         <w:rPr>
           <w:rFonts w:ascii="Times New Roman" w:eastAsia="Times New Roman" w:hAnsi="Times New Roman" w:cs="Times New Roman"/>
-          <w:b/>
-          <w:bCs/>
-          <w:sz w:val="32"/>
-          <w:szCs w:val="32"/>
-        </w:rPr>
-        <w:lastRenderedPageBreak/>
+          <w:sz w:val="26"/>
+          <w:szCs w:val="26"/>
+        </w:rPr>
+        <w:t>Hình:</w:t>
+      </w:r>
+      <w:r>
+        <w:rPr>
+          <w:rFonts w:ascii="Times New Roman" w:hAnsi="Times New Roman" w:cs="Times New Roman"/>
+          <w:sz w:val="26"/>
+          <w:szCs w:val="26"/>
+          <w:lang w:val="en-US" w:eastAsia="en-US"/>
+        </w:rPr>
+        <w:t xml:space="preserve"> Mô hình hóa quy trình Vận hành Đơn hàng Online và Giao hàng nhanh</w:t>
+      </w:r>
+      <w:r>
+        <w:rPr>
+          <w:rFonts w:ascii="Times New Roman" w:eastAsia="Times New Roman" w:hAnsi="Times New Roman" w:cs="Times New Roman"/>
+          <w:sz w:val="26"/>
+          <w:szCs w:val="26"/>
+        </w:rPr>
+        <w:t xml:space="preserve"> </w:t>
+      </w:r>
+      <w:r>
+        <w:rPr>
+          <w:rFonts w:ascii="Times New Roman" w:eastAsia="Times New Roman" w:hAnsi="Times New Roman" w:cs="Times New Roman"/>
+          <w:sz w:val="26"/>
+          <w:szCs w:val="26"/>
+        </w:rPr>
         <w:br w:type="page"/>
       </w:r>
     </w:p>
@@ -11151,7 +11145,23 @@
           <w:sz w:val="26"/>
           <w:szCs w:val="26"/>
         </w:rPr>
-        <w:t xml:space="preserve"> không đóng góp vào giá trị sản phẩm hay dịch vụ và về bản chất có thể được tối ưu hóa hoặc loại bỏ. Trên sơ đồ, nhóm này gồm </w:t>
+        <w:t xml:space="preserve"> không đóng góp vào giá trị sản phẩm hay dịch vụ và về bản chất có thể được tối ưu hóa hoặc loại bỏ. </w:t>
+      </w:r>
+      <w:r>
+        <w:rPr>
+          <w:rFonts w:ascii="Times New Roman" w:hAnsi="Times New Roman" w:cs="Times New Roman"/>
+          <w:sz w:val="26"/>
+          <w:szCs w:val="26"/>
+        </w:rPr>
+        <w:t>N</w:t>
+      </w:r>
+      <w:r>
+        <w:rPr>
+          <w:rFonts w:ascii="Times New Roman" w:hAnsi="Times New Roman" w:cs="Times New Roman"/>
+          <w:sz w:val="26"/>
+          <w:szCs w:val="26"/>
+        </w:rPr>
+        <w:t xml:space="preserve">hóm này gồm </w:t>
       </w:r>
       <w:r>
         <w:rPr>
@@ -13152,6 +13162,7 @@
           <w:sz w:val="26"/>
           <w:szCs w:val="26"/>
         </w:rPr>
+        <w:lastRenderedPageBreak/>
         <w:t>Bảng. Phân tích sự lãng phí của quy trình vận hành đơn hàng online</w:t>
       </w:r>
     </w:p>
@@ -13185,20 +13196,22 @@
       <w:pPr>
         <w:pStyle w:val="BodyText"/>
         <w:rPr>
+          <w:rFonts w:ascii="Times New Roman" w:hAnsi="Times New Roman" w:cs="Times New Roman"/>
           <w:lang w:val="en-US" w:eastAsia="en-US"/>
         </w:rPr>
       </w:pPr>
       <w:r>
         <w:rPr>
+          <w:rFonts w:ascii="Times New Roman" w:hAnsi="Times New Roman" w:cs="Times New Roman"/>
           <w:noProof/>
           <w:lang w:val="en-US" w:eastAsia="en-US"/>
           <w14:ligatures w14:val="standardContextual"/>
         </w:rPr>
         <w:drawing>
-          <wp:inline distT="0" distB="0" distL="0" distR="0" wp14:anchorId="4D00405E" wp14:editId="0F258850">
-            <wp:extent cx="5943600" cy="1958340"/>
-            <wp:effectExtent l="0" t="0" r="0" b="3810"/>
-            <wp:docPr id="1070412543" name="Picture 2"/>
+          <wp:inline distT="0" distB="0" distL="0" distR="0" wp14:anchorId="3B8E5B92" wp14:editId="54E2B29A">
+            <wp:extent cx="5943600" cy="1999615"/>
+            <wp:effectExtent l="0" t="0" r="0" b="635"/>
+            <wp:docPr id="1748683249" name="Picture 2"/>
             <wp:cNvGraphicFramePr>
               <a:graphicFrameLocks xmlns:a="http://schemas.openxmlformats.org/drawingml/2006/main" noChangeAspect="1"/>
             </wp:cNvGraphicFramePr>
@@ -13206,7 +13219,7 @@
               <a:graphicData uri="http://schemas.openxmlformats.org/drawingml/2006/picture">
                 <pic:pic xmlns:pic="http://schemas.openxmlformats.org/drawingml/2006/picture">
                   <pic:nvPicPr>
-                    <pic:cNvPr id="1070412543" name="Picture 1070412543"/>
+                    <pic:cNvPr id="1748683249" name="Picture 1748683249"/>
                     <pic:cNvPicPr/>
                   </pic:nvPicPr>
                   <pic:blipFill>
@@ -13224,7 +13237,7 @@
                   <pic:spPr>
                     <a:xfrm>
                       <a:off x="0" y="0"/>
-                      <a:ext cx="5943600" cy="1958340"/>
+                      <a:ext cx="5943600" cy="1999615"/>
                     </a:xfrm>
                     <a:prstGeom prst="rect">
                       <a:avLst/>
@@ -14228,15 +14241,7 @@
           <w:sz w:val="26"/>
           <w:szCs w:val="26"/>
         </w:rPr>
-        <w:t xml:space="preserve">= </w:t>
-      </w:r>
-      <w:r>
-        <w:rPr>
-          <w:rFonts w:ascii="Times New Roman" w:hAnsi="Times New Roman" w:cs="Times New Roman"/>
-          <w:sz w:val="26"/>
-          <w:szCs w:val="26"/>
-        </w:rPr>
-        <w:t>5,00 + 0,90 + 2,00 + 2,00 + 5,56 + 5,42 + 2,00 + 1,00 + 1,00 + 10,00 + 1,00 + 20,00 + 3,00 + 2,00 + 1,00 = 61,88 phút</w:t>
+        <w:t>= 5,00 + 0,90 + 2,00 + 2,00 + 5,56 + 5,42 + 2,00 + 1,00 + 1,00 + 10,00 + 1,00 + 20,00 + 3,00 + 2,00 + 1,00 = 61,88 phút</w:t>
       </w:r>
     </w:p>
     <w:p>
@@ -14300,10 +14305,42 @@
           <w:rFonts w:ascii="Times New Roman" w:hAnsi="Times New Roman" w:cs="Times New Roman"/>
           <w:b/>
           <w:bCs/>
-          <w:sz w:val="26"/>
-          <w:szCs w:val="26"/>
-        </w:rPr>
-        <w:t xml:space="preserve">PCE = </w:t>
+          <w:noProof/>
+          <w:sz w:val="26"/>
+          <w:szCs w:val="26"/>
+          <w:lang w:val="en-US"/>
+        </w:rPr>
+        <w:t>Hiệu suất thời gian quy trìn (</w:t>
+      </w:r>
+      <w:r>
+        <w:rPr>
+          <w:rFonts w:ascii="Times New Roman" w:hAnsi="Times New Roman" w:cs="Times New Roman"/>
+          <w:b/>
+          <w:bCs/>
+          <w:sz w:val="26"/>
+          <w:szCs w:val="26"/>
+        </w:rPr>
+        <w:t>PCE</w:t>
+      </w:r>
+      <w:r>
+        <w:rPr>
+          <w:rFonts w:ascii="Times New Roman" w:hAnsi="Times New Roman" w:cs="Times New Roman"/>
+          <w:b/>
+          <w:bCs/>
+          <w:sz w:val="26"/>
+          <w:szCs w:val="26"/>
+        </w:rPr>
+        <w:t>)</w:t>
+      </w:r>
+      <w:r>
+        <w:rPr>
+          <w:rFonts w:ascii="Times New Roman" w:hAnsi="Times New Roman" w:cs="Times New Roman"/>
+          <w:b/>
+          <w:bCs/>
+          <w:sz w:val="26"/>
+          <w:szCs w:val="26"/>
+        </w:rPr>
+        <w:t xml:space="preserve"> = </w:t>
       </w:r>
       <w:r>
         <w:rPr>
@@ -14590,12 +14627,14 @@
           <w:numId w:val="24"/>
         </w:numPr>
         <w:rPr>
-          <w:b/>
-          <w:bCs/>
-        </w:rPr>
-      </w:pPr>
-      <w:r>
-        <w:rPr>
+          <w:rFonts w:cs="Times New Roman"/>
+          <w:b/>
+          <w:bCs/>
+        </w:rPr>
+      </w:pPr>
+      <w:r>
+        <w:rPr>
+          <w:rFonts w:cs="Times New Roman"/>
           <w:b/>
           <w:bCs/>
         </w:rPr>
@@ -14957,6 +14996,8 @@
         </w:numPr>
         <w:rPr>
           <w:rFonts w:cs="Times New Roman"/>
+          <w:b/>
+          <w:bCs/>
           <w:szCs w:val="26"/>
         </w:rPr>
       </w:pPr>
@@ -14968,6 +15009,21 @@
           <w:szCs w:val="26"/>
         </w:rPr>
         <w:t>Khắc phục</w:t>
+      </w:r>
+    </w:p>
+    <w:p>
+      <w:pPr>
+        <w:rPr>
+          <w:rFonts w:ascii="Times New Roman" w:hAnsi="Times New Roman" w:cs="Times New Roman"/>
+          <w:lang w:val="en-US" w:eastAsia="en-US"/>
+        </w:rPr>
+      </w:pPr>
+      <w:r>
+        <w:rPr>
+          <w:rFonts w:ascii="Times New Roman" w:hAnsi="Times New Roman" w:cs="Times New Roman"/>
+          <w:lang w:val="en-US" w:eastAsia="en-US"/>
+        </w:rPr>
+        <w:t>Để nâng cao chất lượng cần tập trung vào các điểm sau:</w:t>
       </w:r>
     </w:p>
     <w:p>
@@ -15128,7 +15184,10 @@
         <w:pStyle w:val="FirstParagraph"/>
       </w:pPr>
       <w:r>
-        <w:t>Giả định mức lương theo vị trí</w:t>
+        <w:t xml:space="preserve">Giả định mức lương </w:t>
+      </w:r>
+      <w:r>
+        <w:t>được chi trả như sau:</w:t>
       </w:r>
     </w:p>
     <w:tbl>
@@ -15470,15 +15529,17 @@
     <w:tbl>
       <w:tblPr>
         <w:tblStyle w:val="Table"/>
-        <w:tblW w:w="9071" w:type="dxa"/>
+        <w:tblpPr w:leftFromText="180" w:rightFromText="180" w:vertAnchor="text" w:tblpY="1"/>
+        <w:tblOverlap w:val="never"/>
+        <w:tblW w:w="9082" w:type="dxa"/>
         <w:tblLayout w:type="fixed"/>
         <w:tblLook w:val="0020" w:firstRow="1" w:lastRow="0" w:firstColumn="0" w:lastColumn="0" w:noHBand="0" w:noVBand="0"/>
       </w:tblPr>
       <w:tblGrid>
-        <w:gridCol w:w="3198"/>
-        <w:gridCol w:w="2330"/>
-        <w:gridCol w:w="1949"/>
-        <w:gridCol w:w="1594"/>
+        <w:gridCol w:w="2782"/>
+        <w:gridCol w:w="2700"/>
+        <w:gridCol w:w="1800"/>
+        <w:gridCol w:w="1800"/>
       </w:tblGrid>
       <w:tr>
         <w:trPr>
@@ -15487,7 +15548,7 @@
         </w:trPr>
         <w:tc>
           <w:tcPr>
-            <w:tcW w:w="3198" w:type="dxa"/>
+            <w:tcW w:w="2782" w:type="dxa"/>
           </w:tcPr>
           <w:p>
             <w:pPr>
@@ -15502,7 +15563,22 @@
         </w:tc>
         <w:tc>
           <w:tcPr>
-            <w:tcW w:w="2330" w:type="dxa"/>
+            <w:tcW w:w="2700" w:type="dxa"/>
+          </w:tcPr>
+          <w:p>
+            <w:pPr>
+              <w:pStyle w:val="Compact"/>
+              <w:spacing w:before="20" w:after="20" w:line="240" w:lineRule="auto"/>
+              <w:jc w:val="left"/>
+            </w:pPr>
+            <w:r>
+              <w:t>Vị trí</w:t>
+            </w:r>
+          </w:p>
+        </w:tc>
+        <w:tc>
+          <w:tcPr>
+            <w:tcW w:w="1800" w:type="dxa"/>
           </w:tcPr>
           <w:p>
             <w:pPr>
@@ -15517,22 +15593,7 @@
         </w:tc>
         <w:tc>
           <w:tcPr>
-            <w:tcW w:w="1949" w:type="dxa"/>
-          </w:tcPr>
-          <w:p>
-            <w:pPr>
-              <w:pStyle w:val="Compact"/>
-              <w:spacing w:before="20" w:after="20" w:line="240" w:lineRule="auto"/>
-              <w:jc w:val="left"/>
-            </w:pPr>
-            <w:r>
-              <w:t>Đơn giá (VNĐ/phút)</w:t>
-            </w:r>
-          </w:p>
-        </w:tc>
-        <w:tc>
-          <w:tcPr>
-            <w:tcW w:w="1594" w:type="dxa"/>
+            <w:tcW w:w="1800" w:type="dxa"/>
           </w:tcPr>
           <w:p>
             <w:pPr>
@@ -15549,7 +15610,7 @@
       <w:tr>
         <w:tc>
           <w:tcPr>
-            <w:tcW w:w="3198" w:type="dxa"/>
+            <w:tcW w:w="2782" w:type="dxa"/>
           </w:tcPr>
           <w:p>
             <w:pPr>
@@ -15564,7 +15625,22 @@
         </w:tc>
         <w:tc>
           <w:tcPr>
-            <w:tcW w:w="2330" w:type="dxa"/>
+            <w:tcW w:w="2700" w:type="dxa"/>
+          </w:tcPr>
+          <w:p>
+            <w:pPr>
+              <w:pStyle w:val="Compact"/>
+              <w:spacing w:before="20" w:after="20" w:line="240" w:lineRule="auto"/>
+              <w:jc w:val="left"/>
+            </w:pPr>
+            <w:r>
+              <w:t>Dược sĩ tư vấn online</w:t>
+            </w:r>
+          </w:p>
+        </w:tc>
+        <w:tc>
+          <w:tcPr>
+            <w:tcW w:w="1800" w:type="dxa"/>
           </w:tcPr>
           <w:p>
             <w:pPr>
@@ -15579,22 +15655,7 @@
         </w:tc>
         <w:tc>
           <w:tcPr>
-            <w:tcW w:w="1949" w:type="dxa"/>
-          </w:tcPr>
-          <w:p>
-            <w:pPr>
-              <w:pStyle w:val="Compact"/>
-              <w:spacing w:before="20" w:after="20" w:line="240" w:lineRule="auto"/>
-              <w:jc w:val="left"/>
-            </w:pPr>
-            <w:r>
-              <w:t>1.200</w:t>
-            </w:r>
-          </w:p>
-        </w:tc>
-        <w:tc>
-          <w:tcPr>
-            <w:tcW w:w="1594" w:type="dxa"/>
+            <w:tcW w:w="1800" w:type="dxa"/>
           </w:tcPr>
           <w:p>
             <w:pPr>
@@ -15611,7 +15672,7 @@
       <w:tr>
         <w:tc>
           <w:tcPr>
-            <w:tcW w:w="3198" w:type="dxa"/>
+            <w:tcW w:w="2782" w:type="dxa"/>
           </w:tcPr>
           <w:p>
             <w:pPr>
@@ -15626,7 +15687,22 @@
         </w:tc>
         <w:tc>
           <w:tcPr>
-            <w:tcW w:w="2330" w:type="dxa"/>
+            <w:tcW w:w="2700" w:type="dxa"/>
+          </w:tcPr>
+          <w:p>
+            <w:pPr>
+              <w:pStyle w:val="Compact"/>
+              <w:spacing w:before="20" w:after="20" w:line="240" w:lineRule="auto"/>
+              <w:jc w:val="left"/>
+            </w:pPr>
+            <w:r>
+              <w:t>Nhân viên điều phối đơn hàng (OMS)</w:t>
+            </w:r>
+          </w:p>
+        </w:tc>
+        <w:tc>
+          <w:tcPr>
+            <w:tcW w:w="1800" w:type="dxa"/>
           </w:tcPr>
           <w:p>
             <w:pPr>
@@ -15641,22 +15717,7 @@
         </w:tc>
         <w:tc>
           <w:tcPr>
-            <w:tcW w:w="1949" w:type="dxa"/>
-          </w:tcPr>
-          <w:p>
-            <w:pPr>
-              <w:pStyle w:val="Compact"/>
-              <w:spacing w:before="20" w:after="20" w:line="240" w:lineRule="auto"/>
-              <w:jc w:val="left"/>
-            </w:pPr>
-            <w:r>
-              <w:t>900</w:t>
-            </w:r>
-          </w:p>
-        </w:tc>
-        <w:tc>
-          <w:tcPr>
-            <w:tcW w:w="1594" w:type="dxa"/>
+            <w:tcW w:w="1800" w:type="dxa"/>
           </w:tcPr>
           <w:p>
             <w:pPr>
@@ -15673,7 +15734,7 @@
       <w:tr>
         <w:tc>
           <w:tcPr>
-            <w:tcW w:w="3198" w:type="dxa"/>
+            <w:tcW w:w="2782" w:type="dxa"/>
           </w:tcPr>
           <w:p>
             <w:pPr>
@@ -15688,7 +15749,22 @@
         </w:tc>
         <w:tc>
           <w:tcPr>
-            <w:tcW w:w="2330" w:type="dxa"/>
+            <w:tcW w:w="2700" w:type="dxa"/>
+          </w:tcPr>
+          <w:p>
+            <w:pPr>
+              <w:pStyle w:val="Compact"/>
+              <w:spacing w:before="20" w:after="20" w:line="240" w:lineRule="auto"/>
+              <w:jc w:val="left"/>
+            </w:pPr>
+            <w:r>
+              <w:t>Nhân viên điều phối đơn hàng (OMS)</w:t>
+            </w:r>
+          </w:p>
+        </w:tc>
+        <w:tc>
+          <w:tcPr>
+            <w:tcW w:w="1800" w:type="dxa"/>
           </w:tcPr>
           <w:p>
             <w:pPr>
@@ -15703,22 +15779,7 @@
         </w:tc>
         <w:tc>
           <w:tcPr>
-            <w:tcW w:w="1949" w:type="dxa"/>
-          </w:tcPr>
-          <w:p>
-            <w:pPr>
-              <w:pStyle w:val="Compact"/>
-              <w:spacing w:before="20" w:after="20" w:line="240" w:lineRule="auto"/>
-              <w:jc w:val="left"/>
-            </w:pPr>
-            <w:r>
-              <w:t>900</w:t>
-            </w:r>
-          </w:p>
-        </w:tc>
-        <w:tc>
-          <w:tcPr>
-            <w:tcW w:w="1594" w:type="dxa"/>
+            <w:tcW w:w="1800" w:type="dxa"/>
           </w:tcPr>
           <w:p>
             <w:pPr>
@@ -15735,7 +15796,7 @@
       <w:tr>
         <w:tc>
           <w:tcPr>
-            <w:tcW w:w="3198" w:type="dxa"/>
+            <w:tcW w:w="2782" w:type="dxa"/>
           </w:tcPr>
           <w:p>
             <w:pPr>
@@ -15750,7 +15811,22 @@
         </w:tc>
         <w:tc>
           <w:tcPr>
-            <w:tcW w:w="2330" w:type="dxa"/>
+            <w:tcW w:w="2700" w:type="dxa"/>
+          </w:tcPr>
+          <w:p>
+            <w:pPr>
+              <w:pStyle w:val="Compact"/>
+              <w:spacing w:before="20" w:after="20" w:line="240" w:lineRule="auto"/>
+              <w:jc w:val="left"/>
+            </w:pPr>
+            <w:r>
+              <w:t>Nhân viên điều phối đơn hàng (OMS)</w:t>
+            </w:r>
+          </w:p>
+        </w:tc>
+        <w:tc>
+          <w:tcPr>
+            <w:tcW w:w="1800" w:type="dxa"/>
           </w:tcPr>
           <w:p>
             <w:pPr>
@@ -15765,22 +15841,7 @@
         </w:tc>
         <w:tc>
           <w:tcPr>
-            <w:tcW w:w="1949" w:type="dxa"/>
-          </w:tcPr>
-          <w:p>
-            <w:pPr>
-              <w:pStyle w:val="Compact"/>
-              <w:spacing w:before="20" w:after="20" w:line="240" w:lineRule="auto"/>
-              <w:jc w:val="left"/>
-            </w:pPr>
-            <w:r>
-              <w:t>900</w:t>
-            </w:r>
-          </w:p>
-        </w:tc>
-        <w:tc>
-          <w:tcPr>
-            <w:tcW w:w="1594" w:type="dxa"/>
+            <w:tcW w:w="1800" w:type="dxa"/>
           </w:tcPr>
           <w:p>
             <w:pPr>
@@ -15797,7 +15858,7 @@
       <w:tr>
         <w:tc>
           <w:tcPr>
-            <w:tcW w:w="3198" w:type="dxa"/>
+            <w:tcW w:w="2782" w:type="dxa"/>
           </w:tcPr>
           <w:p>
             <w:pPr>
@@ -15812,7 +15873,22 @@
         </w:tc>
         <w:tc>
           <w:tcPr>
-            <w:tcW w:w="2330" w:type="dxa"/>
+            <w:tcW w:w="2700" w:type="dxa"/>
+          </w:tcPr>
+          <w:p>
+            <w:pPr>
+              <w:pStyle w:val="Compact"/>
+              <w:spacing w:before="20" w:after="20" w:line="240" w:lineRule="auto"/>
+              <w:jc w:val="left"/>
+            </w:pPr>
+            <w:r>
+              <w:t>Dược sĩ tại nhà thuốc</w:t>
+            </w:r>
+          </w:p>
+        </w:tc>
+        <w:tc>
+          <w:tcPr>
+            <w:tcW w:w="1800" w:type="dxa"/>
           </w:tcPr>
           <w:p>
             <w:pPr>
@@ -15827,22 +15903,7 @@
         </w:tc>
         <w:tc>
           <w:tcPr>
-            <w:tcW w:w="1949" w:type="dxa"/>
-          </w:tcPr>
-          <w:p>
-            <w:pPr>
-              <w:pStyle w:val="Compact"/>
-              <w:spacing w:before="20" w:after="20" w:line="240" w:lineRule="auto"/>
-              <w:jc w:val="left"/>
-            </w:pPr>
-            <w:r>
-              <w:t>1.000</w:t>
-            </w:r>
-          </w:p>
-        </w:tc>
-        <w:tc>
-          <w:tcPr>
-            <w:tcW w:w="1594" w:type="dxa"/>
+            <w:tcW w:w="1800" w:type="dxa"/>
           </w:tcPr>
           <w:p>
             <w:pPr>
@@ -15859,7 +15920,7 @@
       <w:tr>
         <w:tc>
           <w:tcPr>
-            <w:tcW w:w="3198" w:type="dxa"/>
+            <w:tcW w:w="2782" w:type="dxa"/>
           </w:tcPr>
           <w:p>
             <w:pPr>
@@ -15874,7 +15935,22 @@
         </w:tc>
         <w:tc>
           <w:tcPr>
-            <w:tcW w:w="2330" w:type="dxa"/>
+            <w:tcW w:w="2700" w:type="dxa"/>
+          </w:tcPr>
+          <w:p>
+            <w:pPr>
+              <w:pStyle w:val="Compact"/>
+              <w:spacing w:before="20" w:after="20" w:line="240" w:lineRule="auto"/>
+              <w:jc w:val="left"/>
+            </w:pPr>
+            <w:r>
+              <w:t>Dược sĩ tại nhà thuốc</w:t>
+            </w:r>
+          </w:p>
+        </w:tc>
+        <w:tc>
+          <w:tcPr>
+            <w:tcW w:w="1800" w:type="dxa"/>
           </w:tcPr>
           <w:p>
             <w:pPr>
@@ -15889,22 +15965,7 @@
         </w:tc>
         <w:tc>
           <w:tcPr>
-            <w:tcW w:w="1949" w:type="dxa"/>
-          </w:tcPr>
-          <w:p>
-            <w:pPr>
-              <w:pStyle w:val="Compact"/>
-              <w:spacing w:before="20" w:after="20" w:line="240" w:lineRule="auto"/>
-              <w:jc w:val="left"/>
-            </w:pPr>
-            <w:r>
-              <w:t>1.000</w:t>
-            </w:r>
-          </w:p>
-        </w:tc>
-        <w:tc>
-          <w:tcPr>
-            <w:tcW w:w="1594" w:type="dxa"/>
+            <w:tcW w:w="1800" w:type="dxa"/>
           </w:tcPr>
           <w:p>
             <w:pPr>
@@ -15921,7 +15982,7 @@
       <w:tr>
         <w:tc>
           <w:tcPr>
-            <w:tcW w:w="3198" w:type="dxa"/>
+            <w:tcW w:w="2782" w:type="dxa"/>
           </w:tcPr>
           <w:p>
             <w:pPr>
@@ -15936,7 +15997,22 @@
         </w:tc>
         <w:tc>
           <w:tcPr>
-            <w:tcW w:w="2330" w:type="dxa"/>
+            <w:tcW w:w="2700" w:type="dxa"/>
+          </w:tcPr>
+          <w:p>
+            <w:pPr>
+              <w:pStyle w:val="Compact"/>
+              <w:spacing w:before="20" w:after="20" w:line="240" w:lineRule="auto"/>
+              <w:jc w:val="left"/>
+            </w:pPr>
+            <w:r>
+              <w:t>Dược sĩ tại nhà thuốc</w:t>
+            </w:r>
+          </w:p>
+        </w:tc>
+        <w:tc>
+          <w:tcPr>
+            <w:tcW w:w="1800" w:type="dxa"/>
           </w:tcPr>
           <w:p>
             <w:pPr>
@@ -15951,22 +16027,7 @@
         </w:tc>
         <w:tc>
           <w:tcPr>
-            <w:tcW w:w="1949" w:type="dxa"/>
-          </w:tcPr>
-          <w:p>
-            <w:pPr>
-              <w:pStyle w:val="Compact"/>
-              <w:spacing w:before="20" w:after="20" w:line="240" w:lineRule="auto"/>
-              <w:jc w:val="left"/>
-            </w:pPr>
-            <w:r>
-              <w:t>1.000</w:t>
-            </w:r>
-          </w:p>
-        </w:tc>
-        <w:tc>
-          <w:tcPr>
-            <w:tcW w:w="1594" w:type="dxa"/>
+            <w:tcW w:w="1800" w:type="dxa"/>
           </w:tcPr>
           <w:p>
             <w:pPr>
@@ -15983,7 +16044,7 @@
       <w:tr>
         <w:tc>
           <w:tcPr>
-            <w:tcW w:w="3198" w:type="dxa"/>
+            <w:tcW w:w="2782" w:type="dxa"/>
           </w:tcPr>
           <w:p>
             <w:pPr>
@@ -15998,7 +16059,22 @@
         </w:tc>
         <w:tc>
           <w:tcPr>
-            <w:tcW w:w="2330" w:type="dxa"/>
+            <w:tcW w:w="2700" w:type="dxa"/>
+          </w:tcPr>
+          <w:p>
+            <w:pPr>
+              <w:pStyle w:val="Compact"/>
+              <w:spacing w:before="20" w:after="20" w:line="240" w:lineRule="auto"/>
+              <w:jc w:val="left"/>
+            </w:pPr>
+            <w:r>
+              <w:t>Dược sĩ tại nhà thuốc</w:t>
+            </w:r>
+          </w:p>
+        </w:tc>
+        <w:tc>
+          <w:tcPr>
+            <w:tcW w:w="1800" w:type="dxa"/>
           </w:tcPr>
           <w:p>
             <w:pPr>
@@ -16013,22 +16089,7 @@
         </w:tc>
         <w:tc>
           <w:tcPr>
-            <w:tcW w:w="1949" w:type="dxa"/>
-          </w:tcPr>
-          <w:p>
-            <w:pPr>
-              <w:pStyle w:val="Compact"/>
-              <w:spacing w:before="20" w:after="20" w:line="240" w:lineRule="auto"/>
-              <w:jc w:val="left"/>
-            </w:pPr>
-            <w:r>
-              <w:t>1.000</w:t>
-            </w:r>
-          </w:p>
-        </w:tc>
-        <w:tc>
-          <w:tcPr>
-            <w:tcW w:w="1594" w:type="dxa"/>
+            <w:tcW w:w="1800" w:type="dxa"/>
           </w:tcPr>
           <w:p>
             <w:pPr>
@@ -16045,7 +16106,7 @@
       <w:tr>
         <w:tc>
           <w:tcPr>
-            <w:tcW w:w="3198" w:type="dxa"/>
+            <w:tcW w:w="2782" w:type="dxa"/>
           </w:tcPr>
           <w:p>
             <w:pPr>
@@ -16060,7 +16121,22 @@
         </w:tc>
         <w:tc>
           <w:tcPr>
-            <w:tcW w:w="2330" w:type="dxa"/>
+            <w:tcW w:w="2700" w:type="dxa"/>
+          </w:tcPr>
+          <w:p>
+            <w:pPr>
+              <w:pStyle w:val="Compact"/>
+              <w:spacing w:before="20" w:after="20" w:line="240" w:lineRule="auto"/>
+              <w:jc w:val="left"/>
+            </w:pPr>
+            <w:r>
+              <w:t>Dược sĩ tại nhà thuốc</w:t>
+            </w:r>
+          </w:p>
+        </w:tc>
+        <w:tc>
+          <w:tcPr>
+            <w:tcW w:w="1800" w:type="dxa"/>
           </w:tcPr>
           <w:p>
             <w:pPr>
@@ -16075,22 +16151,7 @@
         </w:tc>
         <w:tc>
           <w:tcPr>
-            <w:tcW w:w="1949" w:type="dxa"/>
-          </w:tcPr>
-          <w:p>
-            <w:pPr>
-              <w:pStyle w:val="Compact"/>
-              <w:spacing w:before="20" w:after="20" w:line="240" w:lineRule="auto"/>
-              <w:jc w:val="left"/>
-            </w:pPr>
-            <w:r>
-              <w:t>1.000</w:t>
-            </w:r>
-          </w:p>
-        </w:tc>
-        <w:tc>
-          <w:tcPr>
-            <w:tcW w:w="1594" w:type="dxa"/>
+            <w:tcW w:w="1800" w:type="dxa"/>
           </w:tcPr>
           <w:p>
             <w:pPr>
@@ -16107,7 +16168,7 @@
       <w:tr>
         <w:tc>
           <w:tcPr>
-            <w:tcW w:w="3198" w:type="dxa"/>
+            <w:tcW w:w="2782" w:type="dxa"/>
           </w:tcPr>
           <w:p>
             <w:pPr>
@@ -16122,7 +16183,22 @@
         </w:tc>
         <w:tc>
           <w:tcPr>
-            <w:tcW w:w="2330" w:type="dxa"/>
+            <w:tcW w:w="2700" w:type="dxa"/>
+          </w:tcPr>
+          <w:p>
+            <w:pPr>
+              <w:pStyle w:val="Compact"/>
+              <w:spacing w:before="20" w:after="20" w:line="240" w:lineRule="auto"/>
+              <w:jc w:val="left"/>
+            </w:pPr>
+            <w:r>
+              <w:t>Nhân viên điều phối đơn hàng (OMS)</w:t>
+            </w:r>
+          </w:p>
+        </w:tc>
+        <w:tc>
+          <w:tcPr>
+            <w:tcW w:w="1800" w:type="dxa"/>
           </w:tcPr>
           <w:p>
             <w:pPr>
@@ -16137,22 +16213,7 @@
         </w:tc>
         <w:tc>
           <w:tcPr>
-            <w:tcW w:w="1949" w:type="dxa"/>
-          </w:tcPr>
-          <w:p>
-            <w:pPr>
-              <w:pStyle w:val="Compact"/>
-              <w:spacing w:before="20" w:after="20" w:line="240" w:lineRule="auto"/>
-              <w:jc w:val="left"/>
-            </w:pPr>
-            <w:r>
-              <w:t>900</w:t>
-            </w:r>
-          </w:p>
-        </w:tc>
-        <w:tc>
-          <w:tcPr>
-            <w:tcW w:w="1594" w:type="dxa"/>
+            <w:tcW w:w="1800" w:type="dxa"/>
           </w:tcPr>
           <w:p>
             <w:pPr>
@@ -16169,7 +16230,7 @@
       <w:tr>
         <w:tc>
           <w:tcPr>
-            <w:tcW w:w="3198" w:type="dxa"/>
+            <w:tcW w:w="2782" w:type="dxa"/>
           </w:tcPr>
           <w:p>
             <w:pPr>
@@ -16184,7 +16245,22 @@
         </w:tc>
         <w:tc>
           <w:tcPr>
-            <w:tcW w:w="2330" w:type="dxa"/>
+            <w:tcW w:w="2700" w:type="dxa"/>
+          </w:tcPr>
+          <w:p>
+            <w:pPr>
+              <w:pStyle w:val="Compact"/>
+              <w:spacing w:before="20" w:after="20" w:line="240" w:lineRule="auto"/>
+              <w:jc w:val="left"/>
+            </w:pPr>
+            <w:r>
+              <w:t>Nhân viên POS/ERP &amp; Chăm sóc khách hàng</w:t>
+            </w:r>
+          </w:p>
+        </w:tc>
+        <w:tc>
+          <w:tcPr>
+            <w:tcW w:w="1800" w:type="dxa"/>
           </w:tcPr>
           <w:p>
             <w:pPr>
@@ -16199,22 +16275,7 @@
         </w:tc>
         <w:tc>
           <w:tcPr>
-            <w:tcW w:w="1949" w:type="dxa"/>
-          </w:tcPr>
-          <w:p>
-            <w:pPr>
-              <w:pStyle w:val="Compact"/>
-              <w:spacing w:before="20" w:after="20" w:line="240" w:lineRule="auto"/>
-              <w:jc w:val="left"/>
-            </w:pPr>
-            <w:r>
-              <w:t>700</w:t>
-            </w:r>
-          </w:p>
-        </w:tc>
-        <w:tc>
-          <w:tcPr>
-            <w:tcW w:w="1594" w:type="dxa"/>
+            <w:tcW w:w="1800" w:type="dxa"/>
           </w:tcPr>
           <w:p>
             <w:pPr>
@@ -16231,22 +16292,38 @@
       <w:tr>
         <w:tc>
           <w:tcPr>
-            <w:tcW w:w="3198" w:type="dxa"/>
-          </w:tcPr>
-          <w:p>
-            <w:pPr>
-              <w:pStyle w:val="Compact"/>
-              <w:spacing w:before="20" w:after="20" w:line="240" w:lineRule="auto"/>
-              <w:jc w:val="left"/>
-            </w:pPr>
-            <w:r>
+            <w:tcW w:w="2782" w:type="dxa"/>
+          </w:tcPr>
+          <w:p>
+            <w:pPr>
+              <w:pStyle w:val="Compact"/>
+              <w:spacing w:before="20" w:after="20" w:line="240" w:lineRule="auto"/>
+              <w:jc w:val="left"/>
+            </w:pPr>
+            <w:r>
+              <w:lastRenderedPageBreak/>
               <w:t>Cập nhật trạng thái và trừ tồn kho</w:t>
             </w:r>
           </w:p>
         </w:tc>
         <w:tc>
           <w:tcPr>
-            <w:tcW w:w="2330" w:type="dxa"/>
+            <w:tcW w:w="2700" w:type="dxa"/>
+          </w:tcPr>
+          <w:p>
+            <w:pPr>
+              <w:pStyle w:val="Compact"/>
+              <w:spacing w:before="20" w:after="20" w:line="240" w:lineRule="auto"/>
+              <w:jc w:val="left"/>
+            </w:pPr>
+            <w:r>
+              <w:t>Nhân viên POS/ERP &amp; Chăm sóc khách hàng</w:t>
+            </w:r>
+          </w:p>
+        </w:tc>
+        <w:tc>
+          <w:tcPr>
+            <w:tcW w:w="1800" w:type="dxa"/>
           </w:tcPr>
           <w:p>
             <w:pPr>
@@ -16261,22 +16338,7 @@
         </w:tc>
         <w:tc>
           <w:tcPr>
-            <w:tcW w:w="1949" w:type="dxa"/>
-          </w:tcPr>
-          <w:p>
-            <w:pPr>
-              <w:pStyle w:val="Compact"/>
-              <w:spacing w:before="20" w:after="20" w:line="240" w:lineRule="auto"/>
-              <w:jc w:val="left"/>
-            </w:pPr>
-            <w:r>
-              <w:t>700</w:t>
-            </w:r>
-          </w:p>
-        </w:tc>
-        <w:tc>
-          <w:tcPr>
-            <w:tcW w:w="1594" w:type="dxa"/>
+            <w:tcW w:w="1800" w:type="dxa"/>
           </w:tcPr>
           <w:p>
             <w:pPr>
@@ -16293,7 +16355,7 @@
       <w:tr>
         <w:tc>
           <w:tcPr>
-            <w:tcW w:w="3198" w:type="dxa"/>
+            <w:tcW w:w="2782" w:type="dxa"/>
           </w:tcPr>
           <w:p>
             <w:pPr>
@@ -16308,7 +16370,22 @@
         </w:tc>
         <w:tc>
           <w:tcPr>
-            <w:tcW w:w="2330" w:type="dxa"/>
+            <w:tcW w:w="2700" w:type="dxa"/>
+          </w:tcPr>
+          <w:p>
+            <w:pPr>
+              <w:pStyle w:val="Compact"/>
+              <w:spacing w:before="20" w:after="20" w:line="240" w:lineRule="auto"/>
+              <w:jc w:val="left"/>
+            </w:pPr>
+            <w:r>
+              <w:t>Nhân viên POS/ERP &amp; Chăm sóc khách hàng</w:t>
+            </w:r>
+          </w:p>
+        </w:tc>
+        <w:tc>
+          <w:tcPr>
+            <w:tcW w:w="1800" w:type="dxa"/>
           </w:tcPr>
           <w:p>
             <w:pPr>
@@ -16323,22 +16400,7 @@
         </w:tc>
         <w:tc>
           <w:tcPr>
-            <w:tcW w:w="1949" w:type="dxa"/>
-          </w:tcPr>
-          <w:p>
-            <w:pPr>
-              <w:pStyle w:val="Compact"/>
-              <w:spacing w:before="20" w:after="20" w:line="240" w:lineRule="auto"/>
-              <w:jc w:val="left"/>
-            </w:pPr>
-            <w:r>
-              <w:t>700</w:t>
-            </w:r>
-          </w:p>
-        </w:tc>
-        <w:tc>
-          <w:tcPr>
-            <w:tcW w:w="1594" w:type="dxa"/>
+            <w:tcW w:w="1800" w:type="dxa"/>
           </w:tcPr>
           <w:p>
             <w:pPr>
@@ -16355,23 +16417,37 @@
       <w:tr>
         <w:tc>
           <w:tcPr>
-            <w:tcW w:w="3198" w:type="dxa"/>
-          </w:tcPr>
-          <w:p>
-            <w:pPr>
-              <w:pStyle w:val="Compact"/>
-              <w:spacing w:before="20" w:after="20" w:line="240" w:lineRule="auto"/>
-              <w:jc w:val="left"/>
-            </w:pPr>
-            <w:r>
-              <w:lastRenderedPageBreak/>
+            <w:tcW w:w="2782" w:type="dxa"/>
+          </w:tcPr>
+          <w:p>
+            <w:pPr>
+              <w:pStyle w:val="Compact"/>
+              <w:spacing w:before="20" w:after="20" w:line="240" w:lineRule="auto"/>
+              <w:jc w:val="left"/>
+            </w:pPr>
+            <w:r>
               <w:t>Thu thập đánh giá khách hàng</w:t>
             </w:r>
           </w:p>
         </w:tc>
         <w:tc>
           <w:tcPr>
-            <w:tcW w:w="2330" w:type="dxa"/>
+            <w:tcW w:w="2700" w:type="dxa"/>
+          </w:tcPr>
+          <w:p>
+            <w:pPr>
+              <w:pStyle w:val="Compact"/>
+              <w:spacing w:before="20" w:after="20" w:line="240" w:lineRule="auto"/>
+              <w:jc w:val="left"/>
+            </w:pPr>
+            <w:r>
+              <w:t>Nhân viên POS/ERP &amp; Chăm sóc khách hàng</w:t>
+            </w:r>
+          </w:p>
+        </w:tc>
+        <w:tc>
+          <w:tcPr>
+            <w:tcW w:w="1800" w:type="dxa"/>
           </w:tcPr>
           <w:p>
             <w:pPr>
@@ -16386,22 +16462,7 @@
         </w:tc>
         <w:tc>
           <w:tcPr>
-            <w:tcW w:w="1949" w:type="dxa"/>
-          </w:tcPr>
-          <w:p>
-            <w:pPr>
-              <w:pStyle w:val="Compact"/>
-              <w:spacing w:before="20" w:after="20" w:line="240" w:lineRule="auto"/>
-              <w:jc w:val="left"/>
-            </w:pPr>
-            <w:r>
-              <w:t>700</w:t>
-            </w:r>
-          </w:p>
-        </w:tc>
-        <w:tc>
-          <w:tcPr>
-            <w:tcW w:w="1594" w:type="dxa"/>
+            <w:tcW w:w="1800" w:type="dxa"/>
           </w:tcPr>
           <w:p>
             <w:pPr>
@@ -16418,13 +16479,14 @@
       <w:tr>
         <w:tc>
           <w:tcPr>
-            <w:tcW w:w="3198" w:type="dxa"/>
-          </w:tcPr>
-          <w:p>
-            <w:pPr>
-              <w:pStyle w:val="Compact"/>
-              <w:spacing w:before="20" w:after="20" w:line="240" w:lineRule="auto"/>
-              <w:jc w:val="left"/>
+            <w:tcW w:w="7282" w:type="dxa"/>
+            <w:gridSpan w:val="3"/>
+          </w:tcPr>
+          <w:p>
+            <w:pPr>
+              <w:pStyle w:val="Compact"/>
+              <w:spacing w:before="20" w:after="20" w:line="240" w:lineRule="auto"/>
+              <w:jc w:val="center"/>
             </w:pPr>
             <w:r>
               <w:t>Tổng</w:t>
@@ -16433,21 +16495,32 @@
         </w:tc>
         <w:tc>
           <w:tcPr>
-            <w:tcW w:w="5873" w:type="dxa"/>
-            <w:gridSpan w:val="3"/>
-          </w:tcPr>
-          <w:p>
-            <w:pPr>
-              <w:pStyle w:val="Compact"/>
-              <w:spacing w:before="20" w:after="20" w:line="240" w:lineRule="auto"/>
-              <w:jc w:val="left"/>
-            </w:pPr>
-            <w:r>
+            <w:tcW w:w="1800" w:type="dxa"/>
+          </w:tcPr>
+          <w:p>
+            <w:pPr>
+              <w:pStyle w:val="Compact"/>
+              <w:spacing w:before="20" w:after="20" w:line="240" w:lineRule="auto"/>
+              <w:jc w:val="left"/>
               <w:rPr>
                 <w:b/>
                 <w:bCs/>
               </w:rPr>
-              <w:t>= 23.179 VNĐ</w:t>
+            </w:pPr>
+            <w:r>
+              <w:rPr>
+                <w:b/>
+                <w:bCs/>
+                <w:lang w:val="en-GB"/>
+              </w:rPr>
+              <w:t>23.179</w:t>
+            </w:r>
+            <w:r>
+              <w:rPr>
+                <w:b/>
+                <w:bCs/>
+              </w:rPr>
+              <w:t xml:space="preserve"> VNĐ</w:t>
             </w:r>
           </w:p>
         </w:tc>
@@ -16462,6 +16535,14 @@
           <w:szCs w:val="26"/>
         </w:rPr>
       </w:pPr>
+      <w:r>
+        <w:rPr>
+          <w:rFonts w:ascii="Times New Roman" w:hAnsi="Times New Roman" w:cs="Times New Roman"/>
+          <w:sz w:val="26"/>
+          <w:szCs w:val="26"/>
+        </w:rPr>
+        <w:br w:type="textWrapping" w:clear="all"/>
+      </w:r>
       <w:r>
         <w:rPr>
           <w:rFonts w:ascii="Times New Roman" w:hAnsi="Times New Roman" w:cs="Times New Roman"/>
@@ -16843,7 +16924,7 @@
             <w:pPr>
               <w:pStyle w:val="Compact"/>
               <w:spacing w:before="20" w:after="20" w:line="240" w:lineRule="auto"/>
-              <w:jc w:val="left"/>
+              <w:jc w:val="center"/>
             </w:pPr>
             <w:r>
               <w:t>Tổng</w:t>
@@ -16939,14 +17020,7 @@
           <w:b/>
           <w:bCs/>
         </w:rPr>
-        <w:t xml:space="preserve">Tổng chi phí </w:t>
-      </w:r>
-      <w:r>
-        <w:rPr>
-          <w:b/>
-          <w:bCs/>
-        </w:rPr>
-        <w:t>= 23.179 + 31.296 = 54.475 VNĐ ≈ 54.500 VNĐ/đơn hàng</w:t>
+        <w:t>Tổng chi phí = 23.179 + 31.296 = 54.475 VNĐ ≈ 54.500 VNĐ/đơn hàng</w:t>
       </w:r>
     </w:p>
     <w:p>
@@ -17002,6 +17076,7 @@
           <w:sz w:val="26"/>
           <w:szCs w:val="26"/>
         </w:rPr>
+        <w:lastRenderedPageBreak/>
         <w:t>Chi phí không tạo giá trị hoặc chỉ tạo giá trị nội bộ (BVA/NVA):</w:t>
       </w:r>
     </w:p>
@@ -17074,7 +17149,6 @@
           <w:bCs/>
           <w:szCs w:val="26"/>
         </w:rPr>
-        <w:lastRenderedPageBreak/>
         <w:t>Khắc</w:t>
       </w:r>
       <w:r>
@@ -17119,7 +17193,13 @@
         <w:t>Rút ngắn “Xác nhận đơn và kiểm tra tồn kho thực tế”</w:t>
       </w:r>
       <w:r>
-        <w:t xml:space="preserve"> từ 3,33 xuống 1,02 phút sau khi nâng độ chính xác dữ liệu tồn kho, tiết kiệm 2.313 VNĐ mỗi đơn. Đây là khoản tiết kiệm lớn nhất trong khối nhân công.</w:t>
+        <w:t xml:space="preserve"> từ 3,33</w:t>
+      </w:r>
+      <w:r>
+        <w:t xml:space="preserve"> phút</w:t>
+      </w:r>
+      <w:r>
+        <w:t xml:space="preserve"> xuống 1,02 phút sau khi nâng độ chính xác dữ liệu tồn kho, tiết kiệm 2.313 VNĐ mỗi đơn. Đây là khoản tiết kiệm lớn nhất trong khối nhân công.</w:t>
       </w:r>
     </w:p>
     <w:p>
@@ -17450,6 +17530,7 @@
         <w:ind w:left="1440"/>
       </w:pPr>
       <w:r>
+        <w:lastRenderedPageBreak/>
         <w:t>Phát sinh tâm lý lo lắng khi đơn hàng vượt quá thời gian cam kết mà không nhận được thông báo chủ động từ hệ thống.</w:t>
       </w:r>
     </w:p>
@@ -17476,7 +17557,6 @@
         <w:ind w:left="1440"/>
       </w:pPr>
       <w:r>
-        <w:lastRenderedPageBreak/>
         <w:t>Thiếu kênh phản hồi tức thời khi phát hiện hàng giao sai hoặc thiếu ngay tại thời điểm nhận.</w:t>
       </w:r>
     </w:p>
@@ -17729,6 +17809,7 @@
         <w:ind w:left="1440"/>
       </w:pPr>
       <w:r>
+        <w:lastRenderedPageBreak/>
         <w:t>Thiếu công cụ dự báo tải để bố trí nguồn lực trước, dẫn đến việc xử lý mang tính bị động.</w:t>
       </w:r>
     </w:p>
@@ -17777,7 +17858,6 @@
         <w:ind w:left="1440"/>
       </w:pPr>
       <w:r>
-        <w:lastRenderedPageBreak/>
         <w:t>Sự cân bằng nguồn lực giữa việc phục vụ khách mua trực tiếp tại quầy và xử lý đơn hàng trực tuyến.</w:t>
       </w:r>
     </w:p>
@@ -18021,6 +18101,7 @@
           <w:iCs w:val="0"/>
           <w:szCs w:val="26"/>
         </w:rPr>
+        <w:lastRenderedPageBreak/>
         <w:t>Đăng ký phát hành (Issue register)</w:t>
       </w:r>
       <w:bookmarkEnd w:id="27"/>
@@ -18048,14 +18129,6 @@
           <w:szCs w:val="26"/>
         </w:rPr>
         <w:t>Bảng đăng ký phát hành</w:t>
-      </w:r>
-    </w:p>
-    <w:p>
-      <w:pPr>
-        <w:pStyle w:val="FirstParagraph"/>
-      </w:pPr>
-      <w:r>
-        <w:t>Các vấn đề dưới đây được nhận diện trực tiếp từ định mức thời gian và tỷ lệ phân nhánh trên sơ đồ BPMN, với giả định sản lượng 8.000 đơn hàng mỗi tháng.</w:t>
       </w:r>
     </w:p>
     <w:tbl>
@@ -18165,11 +18238,7 @@
               <w:jc w:val="left"/>
             </w:pPr>
             <w:r>
-              <w:t xml:space="preserve">“Đến nhà thuốc nhận </w:t>
-            </w:r>
-            <w:r>
-              <w:lastRenderedPageBreak/>
-              <w:t>hàng” (10 phút) thực hiện tuần tự sau khi đóng gói</w:t>
+              <w:t>“Đến nhà thuốc nhận hàng” (10 phút) thực hiện tuần tự sau khi đóng gói</w:t>
             </w:r>
           </w:p>
         </w:tc>
@@ -18184,12 +18253,7 @@
               <w:jc w:val="left"/>
             </w:pPr>
             <w:r>
-              <w:lastRenderedPageBreak/>
-              <w:t xml:space="preserve">Lệnh gọi tài xế chỉ được phát </w:t>
-            </w:r>
-            <w:r>
-              <w:lastRenderedPageBreak/>
-              <w:t>sau “Bấm nút Sẵn sàng giao”, nên toàn bộ thời gian di chuyển của tài xế nằm ngoài thời gian soạn hàng.</w:t>
+              <w:t>Lệnh gọi tài xế chỉ được phát sau “Bấm nút Sẵn sàng giao”, nên toàn bộ thời gian di chuyển của tài xế nằm ngoài thời gian soạn hàng.</w:t>
             </w:r>
           </w:p>
         </w:tc>
@@ -18204,18 +18268,13 @@
               <w:jc w:val="left"/>
             </w:pPr>
             <w:r>
-              <w:lastRenderedPageBreak/>
               <w:t xml:space="preserve">Đây là </w:t>
             </w:r>
             <w:r>
               <w:t xml:space="preserve">hoạt động </w:t>
             </w:r>
             <w:r>
-              <w:t xml:space="preserve">không tạo giá trị </w:t>
-            </w:r>
-            <w:r>
-              <w:lastRenderedPageBreak/>
-              <w:t>lớn nhất của quy trình: nguồn lực tài xế bị chiếm dụng, đồng thời làm hẹp mức đệm thời gian trong khung giờ cao điểm.</w:t>
+              <w:t>không tạo giá trị lớn nhất của quy trình: nguồn lực tài xế bị chiếm dụng, đồng thời làm hẹp mức đệm thời gian trong khung giờ cao điểm.</w:t>
             </w:r>
           </w:p>
         </w:tc>
@@ -18230,12 +18289,7 @@
               <w:jc w:val="left"/>
             </w:pPr>
             <w:r>
-              <w:lastRenderedPageBreak/>
-              <w:t xml:space="preserve">8.000 đơn × 10 phút × 750 </w:t>
-            </w:r>
-            <w:r>
-              <w:lastRenderedPageBreak/>
-              <w:t xml:space="preserve">VNĐ/phút = </w:t>
+              <w:t xml:space="preserve">8.000 đơn × 10 phút × 750 VNĐ/phút = </w:t>
             </w:r>
             <w:r>
               <w:rPr>
@@ -18260,12 +18314,7 @@
               <w:jc w:val="left"/>
             </w:pPr>
             <w:r>
-              <w:lastRenderedPageBreak/>
-              <w:t xml:space="preserve">Chuyển “Gọi tài xế tự động” lên </w:t>
-            </w:r>
-            <w:r>
-              <w:lastRenderedPageBreak/>
-              <w:t>thực hiện song song với Task “Soạn hàng và quét mã vạch sản phẩm”, đưa thời gian chờ về khoảng 2 phút.</w:t>
+              <w:t>Chuyển “Gọi tài xế tự động” lên thực hiện song song với Task “Soạn hàng và quét mã vạch sản phẩm”, đưa thời gian chờ về khoảng 2 phút.</w:t>
             </w:r>
           </w:p>
         </w:tc>
@@ -18549,11 +18598,8 @@
               <w:jc w:val="left"/>
             </w:pPr>
             <w:r>
-              <w:t xml:space="preserve">Vòng lặp tại cổng “Đạt chất lượng?” </w:t>
-            </w:r>
-            <w:r>
               <w:lastRenderedPageBreak/>
-              <w:t>với tỷ lệ không đạt 5%</w:t>
+              <w:t>Vòng lặp tại cổng “Đạt chất lượng?” với tỷ lệ không đạt 5%</w:t>
             </w:r>
           </w:p>
         </w:tc>
@@ -18568,12 +18614,7 @@
               <w:jc w:val="left"/>
             </w:pPr>
             <w:r>
-              <w:lastRenderedPageBreak/>
-              <w:t xml:space="preserve">Việc kiểm tra hạn dùng và tình trạng bao bì được thực hiện </w:t>
-            </w:r>
-            <w:r>
-              <w:lastRenderedPageBreak/>
-              <w:t>tách rời khỏi thao tác quét mã sản phẩm.</w:t>
+              <w:t>Việc kiểm tra hạn dùng và tình trạng bao bì được thực hiện tách rời khỏi thao tác quét mã sản phẩm.</w:t>
             </w:r>
           </w:p>
         </w:tc>
@@ -18588,12 +18629,7 @@
               <w:jc w:val="left"/>
             </w:pPr>
             <w:r>
-              <w:lastRenderedPageBreak/>
-              <w:t xml:space="preserve">Phải soạn lại đơn và đề xuất thuốc thay thế; trong ngành dược, mỗi </w:t>
-            </w:r>
-            <w:r>
-              <w:lastRenderedPageBreak/>
-              <w:t>lần làm lại đều tiềm ẩn rủi ro về an toàn dùng thuốc.</w:t>
+              <w:t>Phải soạn lại đơn và đề xuất thuốc thay thế; trong ngành dược, mỗi lần làm lại đều tiềm ẩn rủi ro về an toàn dùng thuốc.</w:t>
             </w:r>
           </w:p>
         </w:tc>
@@ -18608,7 +18644,6 @@
               <w:jc w:val="left"/>
             </w:pPr>
             <w:r>
-              <w:lastRenderedPageBreak/>
               <w:t xml:space="preserve">400 đơn × 8 phút × 1.000 VNĐ/phút = </w:t>
             </w:r>
             <w:r>
@@ -18616,7 +18651,6 @@
                 <w:b/>
                 <w:bCs/>
               </w:rPr>
-              <w:lastRenderedPageBreak/>
               <w:t>3,20 triệu đồng/tháng</w:t>
             </w:r>
             <w:r>
@@ -18635,12 +18669,7 @@
               <w:jc w:val="left"/>
             </w:pPr>
             <w:r>
-              <w:lastRenderedPageBreak/>
-              <w:t xml:space="preserve">Áp dụng mã vạch chuẩn GS1 chứa số lô và hạn dùng để </w:t>
-            </w:r>
-            <w:r>
-              <w:lastRenderedPageBreak/>
-              <w:t>kiểm tra tự động ngay khi quét sản phẩm.</w:t>
+              <w:t>Áp dụng mã vạch chuẩn GS1 chứa số lô và hạn dùng để kiểm tra tự động ngay khi quét sản phẩm.</w:t>
             </w:r>
           </w:p>
         </w:tc>
@@ -18986,7 +19015,7 @@
               <w:jc w:val="left"/>
             </w:pPr>
             <w:r>
-              <w:t>Task “Đến nhà thuốc nhận hàng” thực hiện tuần tự</w:t>
+              <w:t>“Đến nhà thuốc nhận hàng” thực hiện tuần tự</w:t>
             </w:r>
           </w:p>
         </w:tc>
@@ -19125,6 +19154,7 @@
               <w:jc w:val="left"/>
             </w:pPr>
             <w:r>
+              <w:lastRenderedPageBreak/>
               <w:t>3</w:t>
             </w:r>
           </w:p>
@@ -19279,7 +19309,6 @@
               <w:jc w:val="left"/>
             </w:pPr>
             <w:r>
-              <w:lastRenderedPageBreak/>
               <w:t>5</w:t>
             </w:r>
           </w:p>
@@ -19617,10 +19646,10 @@
           <w14:ligatures w14:val="standardContextual"/>
         </w:rPr>
         <w:drawing>
-          <wp:inline distT="0" distB="0" distL="0" distR="0" wp14:anchorId="6506CB13" wp14:editId="72A49FEE">
-            <wp:extent cx="5943600" cy="2776220"/>
-            <wp:effectExtent l="19050" t="19050" r="19050" b="24130"/>
-            <wp:docPr id="323981206" name="Picture 1"/>
+          <wp:inline distT="0" distB="0" distL="0" distR="0" wp14:anchorId="0113538A" wp14:editId="2311DD8B">
+            <wp:extent cx="5943600" cy="2778760"/>
+            <wp:effectExtent l="19050" t="19050" r="19050" b="21590"/>
+            <wp:docPr id="846795968" name="Picture 2"/>
             <wp:cNvGraphicFramePr>
               <a:graphicFrameLocks xmlns:a="http://schemas.openxmlformats.org/drawingml/2006/main" noChangeAspect="1"/>
             </wp:cNvGraphicFramePr>
@@ -19628,7 +19657,7 @@
               <a:graphicData uri="http://schemas.openxmlformats.org/drawingml/2006/picture">
                 <pic:pic xmlns:pic="http://schemas.openxmlformats.org/drawingml/2006/picture">
                   <pic:nvPicPr>
-                    <pic:cNvPr id="323981206" name="Picture 323981206"/>
+                    <pic:cNvPr id="846795968" name="Picture 846795968"/>
                     <pic:cNvPicPr/>
                   </pic:nvPicPr>
                   <pic:blipFill>
@@ -19646,7 +19675,7 @@
                   <pic:spPr>
                     <a:xfrm>
                       <a:off x="0" y="0"/>
-                      <a:ext cx="5943600" cy="2776220"/>
+                      <a:ext cx="5943600" cy="2778760"/>
                     </a:xfrm>
                     <a:prstGeom prst="rect">
                       <a:avLst/>
@@ -19681,109 +19710,13 @@
         </w:rPr>
         <w:t>Hình. Biểu đồ Pareto quy trình vận hành đơn hàng online</w:t>
       </w:r>
-    </w:p>
-    <w:p>
-      <w:pPr>
-        <w:pStyle w:val="BodyText"/>
-        <w:rPr>
-          <w:rFonts w:ascii="Times New Roman" w:hAnsi="Times New Roman" w:cs="Times New Roman"/>
-          <w:sz w:val="26"/>
-          <w:szCs w:val="26"/>
-        </w:rPr>
-      </w:pPr>
-      <w:r>
-        <w:rPr>
-          <w:rFonts w:ascii="Times New Roman" w:hAnsi="Times New Roman" w:cs="Times New Roman"/>
-          <w:sz w:val="26"/>
-          <w:szCs w:val="26"/>
-        </w:rPr>
-        <w:t xml:space="preserve">Kết quả phân tích Pareto cho thấy </w:t>
-      </w:r>
-      <w:r>
-        <w:rPr>
-          <w:rFonts w:ascii="Times New Roman" w:hAnsi="Times New Roman" w:cs="Times New Roman"/>
-          <w:b/>
-          <w:bCs/>
-          <w:sz w:val="26"/>
-          <w:szCs w:val="26"/>
-        </w:rPr>
-        <w:t>chỉ 2 trên 7 vấn đề (28,6%) đã gây ra 82,0% tổng tác động tài chính</w:t>
-      </w:r>
-      <w:r>
-        <w:rPr>
-          <w:rFonts w:ascii="Times New Roman" w:hAnsi="Times New Roman" w:cs="Times New Roman"/>
-          <w:sz w:val="26"/>
-          <w:szCs w:val="26"/>
-        </w:rPr>
-        <w:t xml:space="preserve">. Mức độ tập trung này cao hơn cả quy tắc 80/20 thông thường, và cả hai vấn đề dẫn đầu đều bắt nguồn từ </w:t>
-      </w:r>
-      <w:r>
-        <w:rPr>
-          <w:rFonts w:ascii="Times New Roman" w:hAnsi="Times New Roman" w:cs="Times New Roman"/>
-          <w:b/>
-          <w:bCs/>
-          <w:sz w:val="26"/>
-          <w:szCs w:val="26"/>
-        </w:rPr>
-        <w:t>cách bố trí trình tự trên sơ đồ</w:t>
-      </w:r>
-      <w:r>
-        <w:rPr>
-          <w:rFonts w:ascii="Times New Roman" w:hAnsi="Times New Roman" w:cs="Times New Roman"/>
-          <w:sz w:val="26"/>
-          <w:szCs w:val="26"/>
-        </w:rPr>
-        <w:t xml:space="preserve"> chứ không phải từ năng lực con người: một </w:t>
-      </w:r>
-      <w:r>
-        <w:rPr>
-          <w:rFonts w:ascii="Times New Roman" w:hAnsi="Times New Roman" w:cs="Times New Roman"/>
-          <w:sz w:val="26"/>
-          <w:szCs w:val="26"/>
-        </w:rPr>
-        <w:t>hoạt động</w:t>
-      </w:r>
-      <w:r>
-        <w:rPr>
-          <w:rFonts w:ascii="Times New Roman" w:hAnsi="Times New Roman" w:cs="Times New Roman"/>
-          <w:sz w:val="26"/>
-          <w:szCs w:val="26"/>
-        </w:rPr>
-        <w:t xml:space="preserve"> được đặt tuần tự thay vì song song, và một </w:t>
-      </w:r>
-      <w:r>
-        <w:rPr>
-          <w:rFonts w:ascii="Times New Roman" w:hAnsi="Times New Roman" w:cs="Times New Roman"/>
-          <w:sz w:val="26"/>
-          <w:szCs w:val="26"/>
-        </w:rPr>
-        <w:t>hoạt động</w:t>
-      </w:r>
-      <w:r>
-        <w:rPr>
-          <w:rFonts w:ascii="Times New Roman" w:hAnsi="Times New Roman" w:cs="Times New Roman"/>
-          <w:sz w:val="26"/>
-          <w:szCs w:val="26"/>
-        </w:rPr>
-        <w:t xml:space="preserve"> kiểm tra lặp lại thông tin mà hệ thống đã có. Vì vậy hướng cải tiến ưu tiên là </w:t>
-      </w:r>
-      <w:r>
-        <w:rPr>
-          <w:rFonts w:ascii="Times New Roman" w:hAnsi="Times New Roman" w:cs="Times New Roman"/>
-          <w:b/>
-          <w:bCs/>
-          <w:sz w:val="26"/>
-          <w:szCs w:val="26"/>
-        </w:rPr>
-        <w:t>thiết kế lại luồng điều khiển của quy trình</w:t>
-      </w:r>
-      <w:r>
-        <w:rPr>
-          <w:rFonts w:ascii="Times New Roman" w:hAnsi="Times New Roman" w:cs="Times New Roman"/>
-          <w:sz w:val="26"/>
-          <w:szCs w:val="26"/>
-        </w:rPr>
-        <w:t>, không phải tăng cường nhân lực.</w:t>
+      <w:r>
+        <w:rPr>
+          <w:rFonts w:ascii="Times New Roman" w:hAnsi="Times New Roman" w:cs="Times New Roman"/>
+          <w:sz w:val="26"/>
+          <w:szCs w:val="26"/>
+        </w:rPr>
+        <w:t xml:space="preserve"> và giao hàng nhanh</w:t>
       </w:r>
       <w:bookmarkEnd w:id="18"/>
       <w:bookmarkEnd w:id="28"/>
@@ -23969,6 +23902,7 @@
   <w:style w:type="character" w:default="1" w:styleId="DefaultParagraphFont">
     <w:name w:val="Default Paragraph Font"/>
     <w:uiPriority w:val="1"/>
+    <w:semiHidden/>
     <w:unhideWhenUsed/>
   </w:style>
   <w:style w:type="table" w:default="1" w:styleId="TableNormal">

--- a/25410329_Tuyen/25410329_rubik.docx
+++ b/25410329_Tuyen/25410329_rubik.docx
@@ -1554,7 +1554,7 @@
           <w:sz w:val="26"/>
           <w:szCs w:val="26"/>
         </w:rPr>
-        <w:t>Dược sĩ, nhân viên soạn thuốc.</w:t>
+        <w:t>Dược sĩ tại nhà thuốc.</w:t>
       </w:r>
     </w:p>
     <w:p>
@@ -6215,31 +6215,10 @@
         <w:jc w:val="left"/>
       </w:pPr>
       <w:r>
-        <w:t xml:space="preserve">Bảng </w:t>
-      </w:r>
-      <w:r>
-        <w:fldChar w:fldCharType="begin"/>
-      </w:r>
-      <w:r>
-        <w:instrText xml:space="preserve"> STYLEREF 1 \s </w:instrText>
-      </w:r>
-      <w:r>
-        <w:fldChar w:fldCharType="separate"/>
-      </w:r>
-      <w:r>
-        <w:t>2</w:t>
-      </w:r>
-      <w:r>
-        <w:fldChar w:fldCharType="end"/>
-      </w:r>
-      <w:r>
-        <w:t>.1. Rủi ro và giải pháp của quy trình xử lý đơn thuốc và bàn hàng tại</w:t>
-      </w:r>
-      <w:r>
-        <w:t xml:space="preserve"> </w:t>
-      </w:r>
-      <w:r>
-        <w:t>quầy</w:t>
+        <w:t>Bảng 4.1. Rủi ro và giải pháp của quy trình</w:t>
+      </w:r>
+      <w:r>
+        <w:t xml:space="preserve"> bán hàng online và giao hàng nhanh</w:t>
       </w:r>
     </w:p>
     <w:p>
@@ -6882,7 +6861,27 @@
           <w:sz w:val="26"/>
           <w:szCs w:val="26"/>
         </w:rPr>
-        <w:t>Bảng 2.2. Thuật ngữ và sổ tay của quy trình vận hành đơn hàng online và giao hàng nhanh</w:t>
+        <w:t xml:space="preserve">Bảng </w:t>
+      </w:r>
+      <w:r>
+        <w:rPr>
+          <w:rFonts w:ascii="Times New Roman" w:hAnsi="Times New Roman" w:cs="Times New Roman"/>
+          <w:i/>
+          <w:iCs/>
+          <w:sz w:val="26"/>
+          <w:szCs w:val="26"/>
+        </w:rPr>
+        <w:t>4</w:t>
+      </w:r>
+      <w:r>
+        <w:rPr>
+          <w:rFonts w:ascii="Times New Roman" w:hAnsi="Times New Roman" w:cs="Times New Roman"/>
+          <w:i/>
+          <w:iCs/>
+          <w:sz w:val="26"/>
+          <w:szCs w:val="26"/>
+        </w:rPr>
+        <w:t>.2. Thuật ngữ và sổ tay của quy trình vận hành đơn hàng online và giao hàng nhanh</w:t>
       </w:r>
     </w:p>
     <w:p>
@@ -7159,7 +7158,23 @@
           <w:sz w:val="26"/>
           <w:szCs w:val="26"/>
         </w:rPr>
-        <w:t>Bảng 2.</w:t>
+        <w:t xml:space="preserve">Bảng </w:t>
+      </w:r>
+      <w:r>
+        <w:rPr>
+          <w:rFonts w:ascii="Times New Roman" w:hAnsi="Times New Roman" w:cs="Times New Roman"/>
+          <w:sz w:val="26"/>
+          <w:szCs w:val="26"/>
+        </w:rPr>
+        <w:t>4</w:t>
+      </w:r>
+      <w:r>
+        <w:rPr>
+          <w:rFonts w:ascii="Times New Roman" w:hAnsi="Times New Roman" w:cs="Times New Roman"/>
+          <w:sz w:val="26"/>
+          <w:szCs w:val="26"/>
+        </w:rPr>
+        <w:t>.</w:t>
       </w:r>
       <w:r>
         <w:rPr>
@@ -7448,7 +7463,23 @@
           <w:sz w:val="26"/>
           <w:szCs w:val="26"/>
         </w:rPr>
-        <w:t>Bảng 2.</w:t>
+        <w:t xml:space="preserve">Bảng </w:t>
+      </w:r>
+      <w:r>
+        <w:rPr>
+          <w:rFonts w:ascii="Times New Roman" w:hAnsi="Times New Roman" w:cs="Times New Roman"/>
+          <w:sz w:val="26"/>
+          <w:szCs w:val="26"/>
+        </w:rPr>
+        <w:t>4</w:t>
+      </w:r>
+      <w:r>
+        <w:rPr>
+          <w:rFonts w:ascii="Times New Roman" w:hAnsi="Times New Roman" w:cs="Times New Roman"/>
+          <w:sz w:val="26"/>
+          <w:szCs w:val="26"/>
+        </w:rPr>
+        <w:t>.</w:t>
       </w:r>
       <w:r>
         <w:rPr>
@@ -7763,7 +7794,23 @@
           <w:sz w:val="26"/>
           <w:szCs w:val="26"/>
         </w:rPr>
-        <w:t>Bảng 2.</w:t>
+        <w:t xml:space="preserve">Bảng </w:t>
+      </w:r>
+      <w:r>
+        <w:rPr>
+          <w:rFonts w:ascii="Times New Roman" w:hAnsi="Times New Roman" w:cs="Times New Roman"/>
+          <w:sz w:val="26"/>
+          <w:szCs w:val="26"/>
+        </w:rPr>
+        <w:t>5</w:t>
+      </w:r>
+      <w:r>
+        <w:rPr>
+          <w:rFonts w:ascii="Times New Roman" w:hAnsi="Times New Roman" w:cs="Times New Roman"/>
+          <w:sz w:val="26"/>
+          <w:szCs w:val="26"/>
+        </w:rPr>
+        <w:t>.</w:t>
       </w:r>
       <w:r>
         <w:rPr>
@@ -8050,7 +8097,23 @@
           <w:sz w:val="26"/>
           <w:szCs w:val="26"/>
         </w:rPr>
-        <w:t>Bảng 2.6. Biểu mẫu biên bản bàn giao hàng cho tài xế</w:t>
+        <w:t xml:space="preserve">Bảng </w:t>
+      </w:r>
+      <w:r>
+        <w:rPr>
+          <w:rFonts w:ascii="Times New Roman" w:hAnsi="Times New Roman" w:cs="Times New Roman"/>
+          <w:sz w:val="26"/>
+          <w:szCs w:val="26"/>
+        </w:rPr>
+        <w:t>4</w:t>
+      </w:r>
+      <w:r>
+        <w:rPr>
+          <w:rFonts w:ascii="Times New Roman" w:hAnsi="Times New Roman" w:cs="Times New Roman"/>
+          <w:sz w:val="26"/>
+          <w:szCs w:val="26"/>
+        </w:rPr>
+        <w:t>.6. Biểu mẫu biên bản bàn giao hàng cho tài xế</w:t>
       </w:r>
     </w:p>
     <w:p>
@@ -8354,7 +8417,23 @@
           <w:sz w:val="26"/>
           <w:szCs w:val="26"/>
         </w:rPr>
-        <w:t>Bảng 2.</w:t>
+        <w:t xml:space="preserve">Bảng </w:t>
+      </w:r>
+      <w:r>
+        <w:rPr>
+          <w:rFonts w:ascii="Times New Roman" w:hAnsi="Times New Roman" w:cs="Times New Roman"/>
+          <w:sz w:val="26"/>
+          <w:szCs w:val="26"/>
+        </w:rPr>
+        <w:t>4</w:t>
+      </w:r>
+      <w:r>
+        <w:rPr>
+          <w:rFonts w:ascii="Times New Roman" w:hAnsi="Times New Roman" w:cs="Times New Roman"/>
+          <w:sz w:val="26"/>
+          <w:szCs w:val="26"/>
+        </w:rPr>
+        <w:t>.</w:t>
       </w:r>
       <w:r>
         <w:rPr>
@@ -8642,7 +8721,23 @@
           <w:sz w:val="26"/>
           <w:szCs w:val="26"/>
         </w:rPr>
-        <w:t>Bảng 2.</w:t>
+        <w:t xml:space="preserve">Bảng </w:t>
+      </w:r>
+      <w:r>
+        <w:rPr>
+          <w:rFonts w:ascii="Times New Roman" w:hAnsi="Times New Roman" w:cs="Times New Roman"/>
+          <w:sz w:val="26"/>
+          <w:szCs w:val="26"/>
+        </w:rPr>
+        <w:t>4</w:t>
+      </w:r>
+      <w:r>
+        <w:rPr>
+          <w:rFonts w:ascii="Times New Roman" w:hAnsi="Times New Roman" w:cs="Times New Roman"/>
+          <w:sz w:val="26"/>
+          <w:szCs w:val="26"/>
+        </w:rPr>
+        <w:t>.</w:t>
       </w:r>
       <w:r>
         <w:rPr>
@@ -9624,7 +9719,23 @@
           <w:sz w:val="26"/>
           <w:szCs w:val="26"/>
         </w:rPr>
-        <w:t>Bảng. Câu hỏi phỏng vấn định tính của quy trình vận hành đơn hàng online</w:t>
+        <w:t>Bảng</w:t>
+      </w:r>
+      <w:r>
+        <w:rPr>
+          <w:rFonts w:ascii="Times New Roman" w:hAnsi="Times New Roman" w:cs="Times New Roman"/>
+          <w:sz w:val="26"/>
+          <w:szCs w:val="26"/>
+        </w:rPr>
+        <w:t xml:space="preserve"> 4.9</w:t>
+      </w:r>
+      <w:r>
+        <w:rPr>
+          <w:rFonts w:ascii="Times New Roman" w:hAnsi="Times New Roman" w:cs="Times New Roman"/>
+          <w:sz w:val="26"/>
+          <w:szCs w:val="26"/>
+        </w:rPr>
+        <w:t>. Câu hỏi phỏng vấn định tính của quy trình vận hành đơn hàng online</w:t>
       </w:r>
     </w:p>
     <w:p>
@@ -10695,7 +10806,23 @@
           <w:sz w:val="26"/>
           <w:szCs w:val="26"/>
         </w:rPr>
-        <w:t>Bảng. Câu hỏi phỏng vấn định lượng của quy trình vận hành đơn hàng online</w:t>
+        <w:t>Bảng</w:t>
+      </w:r>
+      <w:r>
+        <w:rPr>
+          <w:rFonts w:ascii="Times New Roman" w:hAnsi="Times New Roman" w:cs="Times New Roman"/>
+          <w:sz w:val="26"/>
+          <w:szCs w:val="26"/>
+        </w:rPr>
+        <w:t xml:space="preserve"> 4.10</w:t>
+      </w:r>
+      <w:r>
+        <w:rPr>
+          <w:rFonts w:ascii="Times New Roman" w:hAnsi="Times New Roman" w:cs="Times New Roman"/>
+          <w:sz w:val="26"/>
+          <w:szCs w:val="26"/>
+        </w:rPr>
+        <w:t>. Câu hỏi phỏng vấn định lượng của quy trình vận hành đơn hàng online</w:t>
       </w:r>
     </w:p>
     <w:p>
@@ -12742,6 +12869,22 @@
           <w:sz w:val="26"/>
           <w:szCs w:val="26"/>
         </w:rPr>
+        <w:t xml:space="preserve"> </w:t>
+      </w:r>
+      <w:r>
+        <w:rPr>
+          <w:rFonts w:ascii="Times New Roman" w:hAnsi="Times New Roman" w:cs="Times New Roman"/>
+          <w:sz w:val="26"/>
+          <w:szCs w:val="26"/>
+        </w:rPr>
+        <w:t>5.1</w:t>
+      </w:r>
+      <w:r>
+        <w:rPr>
+          <w:rFonts w:ascii="Times New Roman" w:hAnsi="Times New Roman" w:cs="Times New Roman"/>
+          <w:sz w:val="26"/>
+          <w:szCs w:val="26"/>
+        </w:rPr>
         <w:t>. Phân loại hoạt động quy trình vận hành đơn hàng online theo giá trị gia tăng</w:t>
       </w:r>
     </w:p>
@@ -13163,7 +13306,23 @@
           <w:szCs w:val="26"/>
         </w:rPr>
         <w:lastRenderedPageBreak/>
-        <w:t>Bảng. Phân tích sự lãng phí của quy trình vận hành đơn hàng online</w:t>
+        <w:t>Bảng</w:t>
+      </w:r>
+      <w:r>
+        <w:rPr>
+          <w:rFonts w:ascii="Times New Roman" w:hAnsi="Times New Roman" w:cs="Times New Roman"/>
+          <w:sz w:val="26"/>
+          <w:szCs w:val="26"/>
+        </w:rPr>
+        <w:t xml:space="preserve"> 5.1</w:t>
+      </w:r>
+      <w:r>
+        <w:rPr>
+          <w:rFonts w:ascii="Times New Roman" w:hAnsi="Times New Roman" w:cs="Times New Roman"/>
+          <w:sz w:val="26"/>
+          <w:szCs w:val="26"/>
+        </w:rPr>
+        <w:t>. Phân tích sự lãng phí của quy trình vận hành đơn hàng online</w:t>
       </w:r>
     </w:p>
     <w:p>
@@ -13265,7 +13424,23 @@
           <w:sz w:val="26"/>
           <w:szCs w:val="26"/>
         </w:rPr>
-        <w:t xml:space="preserve">Hình. Thời gian thực hiện quy trình vận hành đơn hàng online </w:t>
+        <w:t>Hình</w:t>
+      </w:r>
+      <w:r>
+        <w:rPr>
+          <w:rFonts w:ascii="Times New Roman" w:hAnsi="Times New Roman" w:cs="Times New Roman"/>
+          <w:sz w:val="26"/>
+          <w:szCs w:val="26"/>
+        </w:rPr>
+        <w:t xml:space="preserve"> 1.1</w:t>
+      </w:r>
+      <w:r>
+        <w:rPr>
+          <w:rFonts w:ascii="Times New Roman" w:hAnsi="Times New Roman" w:cs="Times New Roman"/>
+          <w:sz w:val="26"/>
+          <w:szCs w:val="26"/>
+        </w:rPr>
+        <w:t xml:space="preserve">. Thời gian thực hiện quy trình vận hành đơn hàng online </w:t>
       </w:r>
       <w:r>
         <w:rPr>
@@ -14090,7 +14265,23 @@
           <w:sz w:val="26"/>
           <w:szCs w:val="26"/>
         </w:rPr>
-        <w:t>Bảng 3.12. Thời gian thực hiện các hoạt động trong quy trình vận hành đơn hàng online</w:t>
+        <w:t xml:space="preserve">Bảng </w:t>
+      </w:r>
+      <w:r>
+        <w:rPr>
+          <w:rFonts w:ascii="Times New Roman" w:hAnsi="Times New Roman" w:cs="Times New Roman"/>
+          <w:sz w:val="26"/>
+          <w:szCs w:val="26"/>
+        </w:rPr>
+        <w:t>5.3</w:t>
+      </w:r>
+      <w:r>
+        <w:rPr>
+          <w:rFonts w:ascii="Times New Roman" w:hAnsi="Times New Roman" w:cs="Times New Roman"/>
+          <w:sz w:val="26"/>
+          <w:szCs w:val="26"/>
+        </w:rPr>
+        <w:t>. Thời gian thực hiện các hoạt động trong quy trình vận hành đơn hàng online</w:t>
       </w:r>
     </w:p>
     <w:p>
@@ -14926,7 +15117,23 @@
           <w:sz w:val="26"/>
           <w:szCs w:val="26"/>
         </w:rPr>
-        <w:t>Bảng. Các chỉ tiêu đánh giá chất lượng quy trình vận hành đơn hàng online</w:t>
+        <w:t>Bảng</w:t>
+      </w:r>
+      <w:r>
+        <w:rPr>
+          <w:rFonts w:ascii="Times New Roman" w:hAnsi="Times New Roman" w:cs="Times New Roman"/>
+          <w:sz w:val="26"/>
+          <w:szCs w:val="26"/>
+        </w:rPr>
+        <w:t xml:space="preserve"> 5.4</w:t>
+      </w:r>
+      <w:r>
+        <w:rPr>
+          <w:rFonts w:ascii="Times New Roman" w:hAnsi="Times New Roman" w:cs="Times New Roman"/>
+          <w:sz w:val="26"/>
+          <w:szCs w:val="26"/>
+        </w:rPr>
+        <w:t>. Các chỉ tiêu đánh giá chất lượng quy trình vận hành đơn hàng online</w:t>
       </w:r>
     </w:p>
     <w:p>
@@ -15505,7 +15712,23 @@
           <w:sz w:val="26"/>
           <w:szCs w:val="26"/>
         </w:rPr>
-        <w:t>Bảng. Giả định mức lương theo vị trí</w:t>
+        <w:t>Bảng</w:t>
+      </w:r>
+      <w:r>
+        <w:rPr>
+          <w:rFonts w:ascii="Times New Roman" w:hAnsi="Times New Roman" w:cs="Times New Roman"/>
+          <w:sz w:val="26"/>
+          <w:szCs w:val="26"/>
+        </w:rPr>
+        <w:t xml:space="preserve"> 5.5</w:t>
+      </w:r>
+      <w:r>
+        <w:rPr>
+          <w:rFonts w:ascii="Times New Roman" w:hAnsi="Times New Roman" w:cs="Times New Roman"/>
+          <w:sz w:val="26"/>
+          <w:szCs w:val="26"/>
+        </w:rPr>
+        <w:t>. Giả định mức lương theo vị trí</w:t>
       </w:r>
     </w:p>
     <w:p>
@@ -16549,7 +16772,23 @@
           <w:sz w:val="26"/>
           <w:szCs w:val="26"/>
         </w:rPr>
-        <w:t>Bảng. Chi phí nhân công theo từng Task của quy trình vận hành đơn hàng online</w:t>
+        <w:t>Bảng</w:t>
+      </w:r>
+      <w:r>
+        <w:rPr>
+          <w:rFonts w:ascii="Times New Roman" w:hAnsi="Times New Roman" w:cs="Times New Roman"/>
+          <w:sz w:val="26"/>
+          <w:szCs w:val="26"/>
+        </w:rPr>
+        <w:t xml:space="preserve"> 5.6</w:t>
+      </w:r>
+      <w:r>
+        <w:rPr>
+          <w:rFonts w:ascii="Times New Roman" w:hAnsi="Times New Roman" w:cs="Times New Roman"/>
+          <w:sz w:val="26"/>
+          <w:szCs w:val="26"/>
+        </w:rPr>
+        <w:t>. Chi phí nhân công theo từng Task của quy trình vận hành đơn hàng online</w:t>
       </w:r>
     </w:p>
     <w:p>
@@ -16968,7 +17207,23 @@
           <w:sz w:val="26"/>
           <w:szCs w:val="26"/>
         </w:rPr>
-        <w:t>Bảng. Phân tích chi phí khác (không nhân công)</w:t>
+        <w:t>Bảng</w:t>
+      </w:r>
+      <w:r>
+        <w:rPr>
+          <w:rFonts w:ascii="Times New Roman" w:hAnsi="Times New Roman" w:cs="Times New Roman"/>
+          <w:sz w:val="26"/>
+          <w:szCs w:val="26"/>
+        </w:rPr>
+        <w:t xml:space="preserve"> 5.7</w:t>
+      </w:r>
+      <w:r>
+        <w:rPr>
+          <w:rFonts w:ascii="Times New Roman" w:hAnsi="Times New Roman" w:cs="Times New Roman"/>
+          <w:sz w:val="26"/>
+          <w:szCs w:val="26"/>
+        </w:rPr>
+        <w:t>. Phân tích chi phí khác (không nhân công)</w:t>
       </w:r>
     </w:p>
     <w:p>
@@ -18864,7 +19119,23 @@
           <w:sz w:val="26"/>
           <w:szCs w:val="26"/>
         </w:rPr>
-        <w:t>Bảng. Đăng ký phát hành của quy trình vận hành đơn hàng online</w:t>
+        <w:t>Bảng</w:t>
+      </w:r>
+      <w:r>
+        <w:rPr>
+          <w:rFonts w:ascii="Times New Roman" w:hAnsi="Times New Roman" w:cs="Times New Roman"/>
+          <w:sz w:val="26"/>
+          <w:szCs w:val="26"/>
+        </w:rPr>
+        <w:t xml:space="preserve"> 5.8</w:t>
+      </w:r>
+      <w:r>
+        <w:rPr>
+          <w:rFonts w:ascii="Times New Roman" w:hAnsi="Times New Roman" w:cs="Times New Roman"/>
+          <w:sz w:val="26"/>
+          <w:szCs w:val="26"/>
+        </w:rPr>
+        <w:t>. Đăng ký phát hành của quy trình vận hành đơn hàng online</w:t>
       </w:r>
     </w:p>
     <w:p>
@@ -19045,7 +19316,7 @@
               <w:jc w:val="left"/>
             </w:pPr>
             <w:r>
-              <w:t>56,8%</w:t>
+              <w:t>58,4%</w:t>
             </w:r>
           </w:p>
         </w:tc>
@@ -19060,7 +19331,7 @@
               <w:jc w:val="left"/>
             </w:pPr>
             <w:r>
-              <w:t>56,8%</w:t>
+              <w:t>58,4%</w:t>
             </w:r>
           </w:p>
         </w:tc>
@@ -19122,7 +19393,7 @@
               <w:jc w:val="left"/>
             </w:pPr>
             <w:r>
-              <w:t>25,2%</w:t>
+              <w:t>25,9%</w:t>
             </w:r>
           </w:p>
         </w:tc>
@@ -19137,7 +19408,7 @@
               <w:jc w:val="left"/>
             </w:pPr>
             <w:r>
-              <w:t>82,0%</w:t>
+              <w:t>84,3%</w:t>
             </w:r>
           </w:p>
         </w:tc>
@@ -19200,7 +19471,7 @@
               <w:jc w:val="left"/>
             </w:pPr>
             <w:r>
-              <w:t>7,6%</w:t>
+              <w:t>7,8%</w:t>
             </w:r>
           </w:p>
         </w:tc>
@@ -19215,7 +19486,7 @@
               <w:jc w:val="left"/>
             </w:pPr>
             <w:r>
-              <w:t>89,6%</w:t>
+              <w:t>92,1%</w:t>
             </w:r>
           </w:p>
         </w:tc>
@@ -19277,7 +19548,7 @@
               <w:jc w:val="left"/>
             </w:pPr>
             <w:r>
-              <w:t>3,6%</w:t>
+              <w:t>3,7%</w:t>
             </w:r>
           </w:p>
         </w:tc>
@@ -19292,7 +19563,7 @@
               <w:jc w:val="left"/>
             </w:pPr>
             <w:r>
-              <w:t>93,2%</w:t>
+              <w:t>95,8%</w:t>
             </w:r>
           </w:p>
         </w:tc>
@@ -19354,7 +19625,7 @@
               <w:jc w:val="left"/>
             </w:pPr>
             <w:r>
-              <w:t>3,0%</w:t>
+              <w:t>3,1%</w:t>
             </w:r>
           </w:p>
         </w:tc>
@@ -19369,7 +19640,7 @@
               <w:jc w:val="left"/>
             </w:pPr>
             <w:r>
-              <w:t>96,3%</w:t>
+              <w:t>98,9%</w:t>
             </w:r>
           </w:p>
         </w:tc>
@@ -19401,7 +19672,7 @@
               <w:jc w:val="left"/>
             </w:pPr>
             <w:r>
-              <w:t>Tỷ lệ cổng “Cần tư vấn?” không thống nhất giữa hai Pool</w:t>
+              <w:t>Đơn hàng bị hủy tại cổng “Đơn hợp lệ?”</w:t>
             </w:r>
           </w:p>
         </w:tc>
@@ -19416,7 +19687,7 @@
               <w:jc w:val="left"/>
             </w:pPr>
             <w:r>
-              <w:t>2,88</w:t>
+              <w:t>1,08</w:t>
             </w:r>
           </w:p>
         </w:tc>
@@ -19431,84 +19702,7 @@
               <w:jc w:val="left"/>
             </w:pPr>
             <w:r>
-              <w:t>2,7%</w:t>
-            </w:r>
-          </w:p>
-        </w:tc>
-        <w:tc>
-          <w:tcPr>
-            <w:tcW w:w="936" w:type="dxa"/>
-          </w:tcPr>
-          <w:p>
-            <w:pPr>
-              <w:pStyle w:val="Compact"/>
-              <w:spacing w:before="20" w:after="20" w:line="240" w:lineRule="auto"/>
-              <w:jc w:val="left"/>
-            </w:pPr>
-            <w:r>
-              <w:t>99,0%</w:t>
-            </w:r>
-          </w:p>
-        </w:tc>
-      </w:tr>
-      <w:tr>
-        <w:tc>
-          <w:tcPr>
-            <w:tcW w:w="937" w:type="dxa"/>
-          </w:tcPr>
-          <w:p>
-            <w:pPr>
-              <w:pStyle w:val="Compact"/>
-              <w:spacing w:before="20" w:after="20" w:line="240" w:lineRule="auto"/>
-              <w:jc w:val="left"/>
-            </w:pPr>
-            <w:r>
-              <w:t>7</w:t>
-            </w:r>
-          </w:p>
-        </w:tc>
-        <w:tc>
-          <w:tcPr>
-            <w:tcW w:w="3699" w:type="dxa"/>
-          </w:tcPr>
-          <w:p>
-            <w:pPr>
-              <w:pStyle w:val="Compact"/>
-              <w:spacing w:before="20" w:after="20" w:line="240" w:lineRule="auto"/>
-              <w:jc w:val="left"/>
-            </w:pPr>
-            <w:r>
-              <w:t>Đơn hàng bị hủy tại cổng “Đơn hợp lệ?”</w:t>
-            </w:r>
-          </w:p>
-        </w:tc>
-        <w:tc>
-          <w:tcPr>
-            <w:tcW w:w="2380" w:type="dxa"/>
-          </w:tcPr>
-          <w:p>
-            <w:pPr>
-              <w:pStyle w:val="Compact"/>
-              <w:spacing w:before="20" w:after="20" w:line="240" w:lineRule="auto"/>
-              <w:jc w:val="left"/>
-            </w:pPr>
-            <w:r>
-              <w:t>1,08</w:t>
-            </w:r>
-          </w:p>
-        </w:tc>
-        <w:tc>
-          <w:tcPr>
-            <w:tcW w:w="1119" w:type="dxa"/>
-          </w:tcPr>
-          <w:p>
-            <w:pPr>
-              <w:pStyle w:val="Compact"/>
-              <w:spacing w:before="20" w:after="20" w:line="240" w:lineRule="auto"/>
-              <w:jc w:val="left"/>
-            </w:pPr>
-            <w:r>
-              <w:t>1,0%</w:t>
+              <w:t>1,1%</w:t>
             </w:r>
           </w:p>
         </w:tc>
@@ -19574,7 +19768,7 @@
                 <w:b/>
                 <w:bCs/>
               </w:rPr>
-              <w:t>105,62</w:t>
+              <w:t>102,74</w:t>
             </w:r>
           </w:p>
         </w:tc>
@@ -19625,7 +19819,31 @@
           <w:sz w:val="26"/>
           <w:szCs w:val="26"/>
         </w:rPr>
-        <w:t>Bảng 3.21. Dữ liệu xây dựng biểu đồ Pareto của quy trình vận hành đơn hàng online</w:t>
+        <w:t xml:space="preserve">Bảng </w:t>
+      </w:r>
+      <w:r>
+        <w:rPr>
+          <w:rFonts w:ascii="Times New Roman" w:hAnsi="Times New Roman" w:cs="Times New Roman"/>
+          <w:sz w:val="26"/>
+          <w:szCs w:val="26"/>
+        </w:rPr>
+        <w:t>5.9</w:t>
+      </w:r>
+      <w:r>
+        <w:rPr>
+          <w:rFonts w:ascii="Times New Roman" w:hAnsi="Times New Roman" w:cs="Times New Roman"/>
+          <w:sz w:val="26"/>
+          <w:szCs w:val="26"/>
+        </w:rPr>
+        <w:t>. Dữ liệu xây dựng biểu đồ Pareto của quy trình vận hành đơn hàng online</w:t>
+      </w:r>
+      <w:r>
+        <w:rPr>
+          <w:rFonts w:ascii="Times New Roman" w:hAnsi="Times New Roman" w:cs="Times New Roman"/>
+          <w:sz w:val="26"/>
+          <w:szCs w:val="26"/>
+        </w:rPr>
+        <w:t xml:space="preserve"> và giao hàng nhanh</w:t>
       </w:r>
     </w:p>
     <w:p>
@@ -19708,7 +19926,31 @@
           <w:sz w:val="26"/>
           <w:szCs w:val="26"/>
         </w:rPr>
-        <w:t>Hình. Biểu đồ Pareto quy trình vận hành đơn hàng online</w:t>
+        <w:t>Hình</w:t>
+      </w:r>
+      <w:r>
+        <w:rPr>
+          <w:rFonts w:ascii="Times New Roman" w:hAnsi="Times New Roman" w:cs="Times New Roman"/>
+          <w:sz w:val="26"/>
+          <w:szCs w:val="26"/>
+        </w:rPr>
+        <w:t xml:space="preserve"> 5.</w:t>
+      </w:r>
+      <w:r>
+        <w:rPr>
+          <w:rFonts w:ascii="Times New Roman" w:hAnsi="Times New Roman" w:cs="Times New Roman"/>
+          <w:sz w:val="26"/>
+          <w:szCs w:val="26"/>
+        </w:rPr>
+        <w:t>2</w:t>
+      </w:r>
+      <w:r>
+        <w:rPr>
+          <w:rFonts w:ascii="Times New Roman" w:hAnsi="Times New Roman" w:cs="Times New Roman"/>
+          <w:sz w:val="26"/>
+          <w:szCs w:val="26"/>
+        </w:rPr>
+        <w:t>. Biểu đồ Pareto quy trình vận hành đơn hàng online</w:t>
       </w:r>
       <w:r>
         <w:rPr>
